--- a/downloads/workbook/ai-1-week-06.docx
+++ b/downloads/workbook/ai-1-week-06.docx
@@ -1282,6 +1282,178 @@
         <w:t>Project connection: Record the sorter’s sampling interval and retain relevant sequences when a decision depends on changes over time.</w:t>
       </w:r>
     </w:p>
+    <w:p>
+      <w:pPr>
+        <w:pStyle w:val="Heading1"/>
+      </w:pPr>
+      <w:r>
+        <w:t>19. Project portfolio milestone</w:t>
+      </w:r>
+    </w:p>
+    <w:p>
+      <w:r>
+        <w:t>Project: Helpful Classroom Sorter</w:t>
+      </w:r>
+    </w:p>
+    <w:p>
+      <w:r>
+        <w:t>Current milestone: Frame the need. Name the user, the problem, allowed inputs and a safe simple starting method.</w:t>
+      </w:r>
+    </w:p>
+    <w:p>
+      <w:r>
+        <w:t>Record the sorter’s sampling interval and retain relevant sequences when a decision depends on changes over time.</w:t>
+      </w:r>
+    </w:p>
+    <w:tbl>
+      <w:tblPr>
+        <w:tblStyle w:val="LightShading-Accent1"/>
+        <w:tblW w:type="auto" w:w="0"/>
+        <w:tblLook w:firstColumn="1" w:firstRow="1" w:lastColumn="0" w:lastRow="0" w:noHBand="0" w:noVBand="1" w:val="04A0"/>
+      </w:tblPr>
+      <w:tblGrid>
+        <w:gridCol w:w="5112"/>
+        <w:gridCol w:w="5112"/>
+      </w:tblGrid>
+      <w:tr>
+        <w:trPr>
+          <w:tblHeader/>
+        </w:trPr>
+        <w:tc>
+          <w:tcPr>
+            <w:tcW w:type="dxa" w:w="5112"/>
+          </w:tcPr>
+          <w:p>
+            <w:r>
+              <w:t>Evidence to keep</w:t>
+            </w:r>
+          </w:p>
+        </w:tc>
+        <w:tc>
+          <w:tcPr>
+            <w:tcW w:type="dxa" w:w="5112"/>
+          </w:tcPr>
+          <w:p>
+            <w:r>
+              <w:t>My record</w:t>
+            </w:r>
+          </w:p>
+        </w:tc>
+      </w:tr>
+      <w:tr>
+        <w:tc>
+          <w:tcPr>
+            <w:tcW w:type="dxa" w:w="5112"/>
+          </w:tcPr>
+          <w:p>
+            <w:r>
+              <w:t>This week’s input and deciding step</w:t>
+            </w:r>
+          </w:p>
+        </w:tc>
+        <w:tc>
+          <w:tcPr>
+            <w:tcW w:type="dxa" w:w="5112"/>
+          </w:tcPr>
+          <w:p>
+            <w:r/>
+          </w:p>
+        </w:tc>
+      </w:tr>
+      <w:tr>
+        <w:tc>
+          <w:tcPr>
+            <w:tcW w:type="dxa" w:w="5112"/>
+          </w:tcPr>
+          <w:p>
+            <w:r>
+              <w:t>Prediction and actual result (or labelled paper trace)</w:t>
+            </w:r>
+          </w:p>
+        </w:tc>
+        <w:tc>
+          <w:tcPr>
+            <w:tcW w:type="dxa" w:w="5112"/>
+          </w:tcPr>
+          <w:p>
+            <w:r/>
+          </w:p>
+        </w:tc>
+      </w:tr>
+      <w:tr>
+        <w:tc>
+          <w:tcPr>
+            <w:tcW w:type="dxa" w:w="5112"/>
+          </w:tcPr>
+          <w:p>
+            <w:r>
+              <w:t>One change since the previous checkpoint and why</w:t>
+            </w:r>
+          </w:p>
+        </w:tc>
+        <w:tc>
+          <w:tcPr>
+            <w:tcW w:type="dxa" w:w="5112"/>
+          </w:tcPr>
+          <w:p>
+            <w:r/>
+          </w:p>
+        </w:tc>
+      </w:tr>
+      <w:tr>
+        <w:tc>
+          <w:tcPr>
+            <w:tcW w:type="dxa" w:w="5112"/>
+          </w:tcPr>
+          <w:p>
+            <w:r>
+              <w:t>One error or limit and the next test</w:t>
+            </w:r>
+          </w:p>
+        </w:tc>
+        <w:tc>
+          <w:tcPr>
+            <w:tcW w:type="dxa" w:w="5112"/>
+          </w:tcPr>
+          <w:p>
+            <w:r/>
+          </w:p>
+        </w:tc>
+      </w:tr>
+    </w:tbl>
+    <w:p>
+      <w:pPr>
+        <w:pStyle w:val="Heading3"/>
+      </w:pPr>
+      <w:r>
+        <w:t>Explain what this week adds to your project. Reuse last week’s record rather than starting again.</w:t>
+      </w:r>
+    </w:p>
+    <w:p>
+      <w:r>
+        <w:t>________________________________________________________________</w:t>
+      </w:r>
+    </w:p>
+    <w:p>
+      <w:r>
+        <w:t>________________________________________________________________</w:t>
+      </w:r>
+    </w:p>
+    <w:p>
+      <w:r>
+        <w:t>________________________________________________________________</w:t>
+      </w:r>
+    </w:p>
+    <w:p>
+      <w:r>
+        <w:t>________________________________________________________________</w:t>
+      </w:r>
+    </w:p>
+    <w:p>
+      <w:r>
+        <w:t>________________________________________________________________</w:t>
+      </w:r>
+    </w:p>
     <w:sectPr>
       <w:pgSz w:w="12240" w:h="15840"/>
       <w:pgMar w:top="936" w:right="1008" w:bottom="936" w:left="1008" w:header="720" w:footer="720" w:gutter="0"/>

--- a/downloads/workbook/ai-1-week-06.docx
+++ b/downloads/workbook/ai-1-week-06.docx
@@ -1454,6 +1454,235 @@
         <w:t>________________________________________________________________</w:t>
       </w:r>
     </w:p>
+    <w:p>
+      <w:pPr>
+        <w:pStyle w:val="Heading1"/>
+      </w:pPr>
+      <w:r>
+        <w:t>20. Supported practice and learning evidence</w:t>
+      </w:r>
+    </w:p>
+    <w:p>
+      <w:r>
+        <w:t>Use this supported practice once, in the browser or on paper. Keep the reserved independent assessment for a separate first attempt before teacher feedback.</w:t>
+      </w:r>
+    </w:p>
+    <w:p>
+      <w:r>
+        <w:t>A fictional microphone display records five samples during a short classroom tap.</w:t>
+      </w:r>
+    </w:p>
+    <w:p>
+      <w:pPr>
+        <w:pStyle w:val="Heading3"/>
+      </w:pPr>
+      <w:r>
+        <w:t>Practice 1: explain the deciding evidence</w:t>
+      </w:r>
+    </w:p>
+    <w:p>
+      <w:r>
+        <w:t>Which labelled step matches this detail? Both maxima are 3, but the strongest recorded tap arrives at different times.</w:t>
+      </w:r>
+    </w:p>
+    <w:p>
+      <w:r>
+        <w:t>1. Signal A</w:t>
+      </w:r>
+    </w:p>
+    <w:p>
+      <w:r>
+        <w:t>2. Signal B</w:t>
+      </w:r>
+    </w:p>
+    <w:p>
+      <w:r>
+        <w:t>3. Maximum summary</w:t>
+      </w:r>
+    </w:p>
+    <w:p>
+      <w:r>
+        <w:t>4. Timed sampling</w:t>
+      </w:r>
+    </w:p>
+    <w:p>
+      <w:pPr>
+        <w:pStyle w:val="Heading3"/>
+      </w:pPr>
+      <w:r>
+        <w:t>My selected conclusion, deciding fact and explanation</w:t>
+      </w:r>
+    </w:p>
+    <w:p>
+      <w:r>
+        <w:t>________________________________________________________________</w:t>
+      </w:r>
+    </w:p>
+    <w:p>
+      <w:r>
+        <w:t>________________________________________________________________</w:t>
+      </w:r>
+    </w:p>
+    <w:p>
+      <w:r>
+        <w:t>________________________________________________________________</w:t>
+      </w:r>
+    </w:p>
+    <w:p>
+      <w:r>
+        <w:t>________________________________________________________________</w:t>
+      </w:r>
+    </w:p>
+    <w:p>
+      <w:r>
+        <w:t>________________________________________________________________</w:t>
+      </w:r>
+    </w:p>
+    <w:p>
+      <w:r>
+        <w:t>Hint if needed: Read the steps in the pictorial case. Match the supplied detail to the stage that performs or records it.</w:t>
+      </w:r>
+    </w:p>
+    <w:p>
+      <w:r>
+        <w:t>After your attempt, compare with the supported explanation: Maximum summary Both maxima are 3, but the strongest recorded tap arrives at different times. The sequences contain the same values in different orders. Keeping the maximum preserves peak recorded value while losing its timing. A graph should keep time on the horizontal axis; shuffling samples changes the recorded signal even if its maximum stays fixed.</w:t>
+      </w:r>
+    </w:p>
+    <w:p>
+      <w:pPr>
+        <w:pStyle w:val="Heading3"/>
+      </w:pPr>
+      <w:r>
+        <w:t>Practice 2: explain the deciding evidence</w:t>
+      </w:r>
+    </w:p>
+    <w:p>
+      <w:r>
+        <w:t>Changed-case practice: Retain only samples at 0,2,4 ms. Which conclusion is supported by the supplied facts?</w:t>
+      </w:r>
+    </w:p>
+    <w:p>
+      <w:r>
+        <w:t>1. This one example guarantees correct results for every future input.</w:t>
+      </w:r>
+    </w:p>
+    <w:p>
+      <w:r>
+        <w:t>2. We can decide the result without examining the changed input or the procedure.</w:t>
+      </w:r>
+    </w:p>
+    <w:p>
+      <w:r>
+        <w:t>3. Both retained sequences are 0,0,0.</w:t>
+      </w:r>
+    </w:p>
+    <w:p>
+      <w:pPr>
+        <w:pStyle w:val="Heading3"/>
+      </w:pPr>
+      <w:r>
+        <w:t>My selected conclusion, deciding fact and explanation</w:t>
+      </w:r>
+    </w:p>
+    <w:p>
+      <w:r>
+        <w:t>________________________________________________________________</w:t>
+      </w:r>
+    </w:p>
+    <w:p>
+      <w:r>
+        <w:t>________________________________________________________________</w:t>
+      </w:r>
+    </w:p>
+    <w:p>
+      <w:r>
+        <w:t>________________________________________________________________</w:t>
+      </w:r>
+    </w:p>
+    <w:p>
+      <w:r>
+        <w:t>________________________________________________________________</w:t>
+      </w:r>
+    </w:p>
+    <w:p>
+      <w:r>
+        <w:t>________________________________________________________________</w:t>
+      </w:r>
+    </w:p>
+    <w:p>
+      <w:r>
+        <w:t>Hint if needed: Use the changed condition and the deciding step in the pictorial trace. The answer must say what follows from those facts.</w:t>
+      </w:r>
+    </w:p>
+    <w:p>
+      <w:r>
+        <w:t>After your attempt, compare with the supported explanation: Both retained sequences are 0,0,0. The selected times omit both nonzero samples from each signal.</w:t>
+      </w:r>
+    </w:p>
+    <w:p>
+      <w:pPr>
+        <w:pStyle w:val="Heading3"/>
+      </w:pPr>
+      <w:r>
+        <w:t>Repair a missing building block</w:t>
+      </w:r>
+    </w:p>
+    <w:p>
+      <w:r>
+        <w:t>Review Pictures Become Numbers (ai-1/5). Goal: Encode and reconstruct a small image using an explicit grid convention. Short practice: Find a position where the original badges differ, then read the changed A back as a picture.. Return to this week and explain what you changed.</w:t>
+      </w:r>
+    </w:p>
+    <w:p>
+      <w:r>
+        <w:t>Review Sensors Are Messengers (ai-1/3). Goal: Describe a measurement using its quantity, value, unit and conditions. Short practice: Why can we calculate the earlier gap but not predict an exact new B reading?. Return to this week and explain what you changed.</w:t>
+      </w:r>
+    </w:p>
+    <w:p>
+      <w:pPr>
+        <w:pStyle w:val="Heading3"/>
+      </w:pPr>
+      <w:r>
+        <w:t>Keep your completed work</w:t>
+      </w:r>
+    </w:p>
+    <w:p>
+      <w:r>
+        <w:t>Use Download completed work in the hosted lesson to export your answers, reflections, practice feedback and code-run evidence. Open the HTML copy to read or print it. Drafts stay in this browser when storage is available; clear drafts on a shared device.</w:t>
+      </w:r>
+    </w:p>
+    <w:p>
+      <w:pPr>
+        <w:pStyle w:val="Heading3"/>
+      </w:pPr>
+      <w:r>
+        <w:t>What I repaired, the evidence I kept and the next test</w:t>
+      </w:r>
+    </w:p>
+    <w:p>
+      <w:r>
+        <w:t>________________________________________________________________</w:t>
+      </w:r>
+    </w:p>
+    <w:p>
+      <w:r>
+        <w:t>________________________________________________________________</w:t>
+      </w:r>
+    </w:p>
+    <w:p>
+      <w:r>
+        <w:t>________________________________________________________________</w:t>
+      </w:r>
+    </w:p>
+    <w:p>
+      <w:r>
+        <w:t>________________________________________________________________</w:t>
+      </w:r>
+    </w:p>
+    <w:p>
+      <w:r>
+        <w:t>________________________________________________________________</w:t>
+      </w:r>
+    </w:p>
     <w:sectPr>
       <w:pgSz w:w="12240" w:h="15840"/>
       <w:pgMar w:top="936" w:right="1008" w:bottom="936" w:left="1008" w:header="720" w:footer="720" w:gutter="0"/>

--- a/downloads/workbook/ai-1-week-06.docx
+++ b/downloads/workbook/ai-1-week-06.docx
@@ -30,6 +30,17 @@
     </w:p>
     <w:p>
       <w:r>
+        <w:t>Record your starting explanation for Sound Becomes a Signal before opening notes. Show any later correction separately.</w:t>
+      </w:r>
+    </w:p>
+    <w:p>
+      <w:pPr>
+        <w:spacing w:line="336" w:lineRule="auto" w:after="180"/>
+      </w:pPr>
+      <w:r>
+        <w:rPr>
+          <w:b w:val="0"/>
+        </w:rPr>
         <w:t>Try the recall before opening notes. Then use a different colour or a labelled second line to correct your explanation.</w:t>
       </w:r>
     </w:p>
@@ -42,7 +53,13 @@
       </w:r>
     </w:p>
     <w:p>
-      <w:r>
+      <w:pPr>
+        <w:spacing w:line="336" w:lineRule="auto" w:after="180"/>
+      </w:pPr>
+      <w:r>
+        <w:rPr>
+          <w:b w:val="0"/>
+        </w:rPr>
         <w:t>Without opening the old lesson, explain one key idea from Pictures Become Numbers. Give an example and a mistake that the idea helps you avoid.</w:t>
       </w:r>
     </w:p>
@@ -78,7 +95,13 @@
       </w:r>
     </w:p>
     <w:p>
-      <w:r>
+      <w:pPr>
+        <w:spacing w:line="336" w:lineRule="auto" w:after="180"/>
+      </w:pPr>
+      <w:r>
+        <w:rPr>
+          <w:b w:val="0"/>
+        </w:rPr>
         <w:t>Without opening the old lesson, explain one key idea from Sensors Are Messengers. Give an example and a mistake that the idea helps you avoid.</w:t>
       </w:r>
     </w:p>
@@ -115,7 +138,30 @@
     </w:p>
     <w:p>
       <w:r>
-        <w:t>Use W2: Inspect what was discarded for Sound as sampled information. Record the answer once; the lesson and workbook refer to the same attempt.</w:t>
+        <w:t>Complete the supported Sound Becomes a Signal trace and record the first step you can explain without help.</w:t>
+      </w:r>
+    </w:p>
+    <w:p>
+      <w:pPr>
+        <w:spacing w:line="336" w:lineRule="auto" w:after="180"/>
+      </w:pPr>
+      <w:r>
+        <w:rPr>
+          <w:b w:val="0"/>
+        </w:rPr>
+        <w:t xml:space="preserve">Use W2: Inspect what was discarded for Sound as </w:t>
+      </w:r>
+      <w:r>
+        <w:rPr>
+          <w:b/>
+        </w:rPr>
+        <w:t>sample</w:t>
+      </w:r>
+      <w:r>
+        <w:rPr>
+          <w:b w:val="0"/>
+        </w:rPr>
+        <w:t>d information. Record the answer once; the lesson and workbook refer to the same attempt.</w:t>
       </w:r>
     </w:p>
     <w:tbl>
@@ -243,7 +289,53 @@
     </w:p>
     <w:p>
       <w:r>
-        <w:t>Use the worked case for Sound as sampled information. Proposed explanation: “Five samples make five gaps”. Decide whether this explanation is supported. Point to the step or supplied fact that decides; explain your repair if needed.</w:t>
+        <w:t>Check the proposed Sound Becomes a Signal explanation against the supplied facts before discussing it.</w:t>
+      </w:r>
+    </w:p>
+    <w:p>
+      <w:pPr>
+        <w:spacing w:line="336" w:lineRule="auto" w:after="180"/>
+      </w:pPr>
+      <w:r>
+        <w:rPr>
+          <w:b w:val="0"/>
+        </w:rPr>
+        <w:t xml:space="preserve">Use the worked case for Sound as </w:t>
+      </w:r>
+      <w:r>
+        <w:rPr>
+          <w:b/>
+        </w:rPr>
+        <w:t>sample</w:t>
+      </w:r>
+      <w:r>
+        <w:rPr>
+          <w:b w:val="0"/>
+        </w:rPr>
+        <w:t xml:space="preserve">d information. Proposed explanation: “Five </w:t>
+      </w:r>
+      <w:r>
+        <w:rPr>
+          <w:b/>
+        </w:rPr>
+        <w:t>sample</w:t>
+      </w:r>
+      <w:r>
+        <w:rPr>
+          <w:b w:val="0"/>
+        </w:rPr>
+        <w:t>s make five gaps”. Decide whether this explanation is supported.</w:t>
+      </w:r>
+    </w:p>
+    <w:p>
+      <w:pPr>
+        <w:spacing w:line="336" w:lineRule="auto" w:after="180"/>
+      </w:pPr>
+      <w:r>
+        <w:rPr>
+          <w:b w:val="0"/>
+        </w:rPr>
+        <w:t>Point to the step or supplied fact that decides; explain your repair if needed.</w:t>
       </w:r>
     </w:p>
     <w:p>
@@ -283,6 +375,11 @@
       </w:r>
     </w:p>
     <w:p>
+      <w:r>
+        <w:t>Write one first attempt at the reserved independent case before feedback. Repeated copies of that case refer to the same recorded attempt.</w:t>
+      </w:r>
+    </w:p>
+    <w:p>
       <w:pPr>
         <w:pStyle w:val="Heading3"/>
       </w:pPr>
@@ -291,8 +388,37 @@
       </w:r>
     </w:p>
     <w:p>
-      <w:r>
-        <w:t>A record keeps values 0 at times 0,3,6 milliseconds. Construct two seven-sample sequences for every whole-millisecond time from 0 through 6 that agree with those retained values but differ at omitted times. Explain why the retained record cannot prove that nothing changed between measurements.</w:t>
+      <w:pPr>
+        <w:spacing w:line="336" w:lineRule="auto" w:after="180"/>
+      </w:pPr>
+      <w:r>
+        <w:rPr>
+          <w:b w:val="0"/>
+        </w:rPr>
+        <w:t>A record keeps values 0 at times 0,3,6 milliseconds. Construct two seven-</w:t>
+      </w:r>
+      <w:r>
+        <w:rPr>
+          <w:b/>
+        </w:rPr>
+        <w:t>sample</w:t>
+      </w:r>
+      <w:r>
+        <w:rPr>
+          <w:b w:val="0"/>
+        </w:rPr>
+        <w:t xml:space="preserve"> sequences for every whole-millisecond time from 0 through 6 that agree with those retained values but differ at omitted times.</w:t>
+      </w:r>
+    </w:p>
+    <w:p>
+      <w:pPr>
+        <w:spacing w:line="336" w:lineRule="auto" w:after="180"/>
+      </w:pPr>
+      <w:r>
+        <w:rPr>
+          <w:b w:val="0"/>
+        </w:rPr>
+        <w:t>Explain why the retained record cannot prove that nothing changed between measurements.</w:t>
       </w:r>
     </w:p>
     <w:p>
@@ -339,7 +465,13 @@
       </w:r>
     </w:p>
     <w:p>
-      <w:r>
+      <w:pPr>
+        <w:spacing w:line="336" w:lineRule="auto" w:after="180"/>
+      </w:pPr>
+      <w:r>
+        <w:rPr>
+          <w:b w:val="0"/>
+        </w:rPr>
         <w:t>Attempt this case before feedback. Record any help. Earlier examples below are further practice; a case already practised with feedback cannot establish fresh transfer.</w:t>
       </w:r>
     </w:p>
@@ -353,7 +485,42 @@
     </w:p>
     <w:p>
       <w:r>
-        <w:t>A whisper recorded close to a microphone has larger sample amplitudes than a shout recorded far away. Does the recording prove the whisper was louder at its source? Propose one controlled follow-up.</w:t>
+        <w:t>Connect the Sound Becomes a Signal target to a trace and a justified conclusion.</w:t>
+      </w:r>
+    </w:p>
+    <w:p>
+      <w:pPr>
+        <w:spacing w:line="336" w:lineRule="auto" w:after="180"/>
+      </w:pPr>
+      <w:r>
+        <w:rPr>
+          <w:b w:val="0"/>
+        </w:rPr>
+        <w:t xml:space="preserve">A whisper recorded close to a microphone has larger </w:t>
+      </w:r>
+      <w:r>
+        <w:rPr>
+          <w:b/>
+        </w:rPr>
+        <w:t>sample</w:t>
+      </w:r>
+      <w:r>
+        <w:rPr>
+          <w:b w:val="0"/>
+        </w:rPr>
+        <w:t xml:space="preserve"> </w:t>
+      </w:r>
+      <w:r>
+        <w:rPr>
+          <w:b/>
+        </w:rPr>
+        <w:t>amplitude</w:t>
+      </w:r>
+      <w:r>
+        <w:rPr>
+          <w:b w:val="0"/>
+        </w:rPr>
+        <w:t>s than a shout recorded far away. Does the recording prove the whisper was louder at its source? Propose one controlled follow-up.</w:t>
       </w:r>
     </w:p>
     <w:p>
@@ -366,17 +533,59 @@
     </w:p>
     <w:p>
       <w:r>
+        <w:t>Solve the supplied Sound Becomes a Signal case and show the deciding evidence.</w:t>
+      </w:r>
+    </w:p>
+    <w:p>
+      <w:pPr>
+        <w:spacing w:line="336" w:lineRule="auto" w:after="180"/>
+      </w:pPr>
+      <w:r>
+        <w:rPr>
+          <w:b w:val="0"/>
+        </w:rPr>
         <w:t>A microphone records quiet and loud claps at the same distance and settings.</w:t>
       </w:r>
     </w:p>
     <w:p>
-      <w:r>
-        <w:t>What waveform difference is expected? Does it reveal a spoken word?</w:t>
-      </w:r>
-    </w:p>
-    <w:p>
-      <w:r>
-        <w:t>Show your trace, calculation or evidence</w:t>
+      <w:pPr>
+        <w:spacing w:line="336" w:lineRule="auto" w:after="180"/>
+        <w:shd w:fill="F5F1FB"/>
+      </w:pPr>
+      <w:r>
+        <w:rPr>
+          <w:b w:val="0"/>
+        </w:rPr>
+        <w:t xml:space="preserve">What </w:t>
+      </w:r>
+      <w:r>
+        <w:rPr>
+          <w:b/>
+        </w:rPr>
+        <w:t>waveform</w:t>
+      </w:r>
+      <w:r>
+        <w:rPr>
+          <w:b w:val="0"/>
+        </w:rPr>
+        <w:t xml:space="preserve"> difference is expected? Does it reveal a spoken word?</w:t>
+      </w:r>
+    </w:p>
+    <w:p>
+      <w:pPr>
+        <w:spacing w:line="336" w:lineRule="auto" w:after="180"/>
+      </w:pPr>
+      <w:r>
+        <w:rPr>
+          <w:b w:val="0"/>
+        </w:rPr>
+        <w:t xml:space="preserve">Show your trace, calculation or </w:t>
+      </w:r>
+      <w:r>
+        <w:rPr>
+          <w:b/>
+        </w:rPr>
+        <w:t>evidence</w:t>
       </w:r>
     </w:p>
     <w:p>
@@ -422,11 +631,28 @@
     </w:p>
     <w:p>
       <w:r>
+        <w:t>Apply the procedure to the changed case and record why the conclusion follows.</w:t>
+      </w:r>
+    </w:p>
+    <w:p>
+      <w:pPr>
+        <w:spacing w:line="336" w:lineRule="auto" w:after="180"/>
+      </w:pPr>
+      <w:r>
+        <w:rPr>
+          <w:b w:val="0"/>
+        </w:rPr>
         <w:t>Two recordings contain the same word: one quiet and one loud. Which device receives the sound? Does a larger wave automatically mean a different word? Explain.</w:t>
       </w:r>
     </w:p>
     <w:p>
-      <w:r>
+      <w:pPr>
+        <w:spacing w:line="336" w:lineRule="auto" w:after="180"/>
+      </w:pPr>
+      <w:r>
+        <w:rPr>
+          <w:b w:val="0"/>
+        </w:rPr>
         <w:t>My independent answer and reason</w:t>
       </w:r>
     </w:p>
@@ -481,7 +707,30 @@
     </w:p>
     <w:p>
       <w:r>
-        <w:t>Create a changed input, boundary case or missing-information case. Write the expected answer or safe response before testing.</w:t>
+        <w:t>Specify a changed input, expected result and observation separately.</w:t>
+      </w:r>
+    </w:p>
+    <w:p>
+      <w:pPr>
+        <w:spacing w:line="336" w:lineRule="auto" w:after="180"/>
+      </w:pPr>
+      <w:r>
+        <w:rPr>
+          <w:b w:val="0"/>
+        </w:rPr>
+        <w:t xml:space="preserve">Create a changed </w:t>
+      </w:r>
+      <w:r>
+        <w:rPr>
+          <w:b/>
+        </w:rPr>
+        <w:t>input</w:t>
+      </w:r>
+      <w:r>
+        <w:rPr>
+          <w:b w:val="0"/>
+        </w:rPr>
+        <w:t>, boundary case or missing-information case. Write the expected answer or safe response before testing.</w:t>
       </w:r>
     </w:p>
     <w:tbl>
@@ -610,12 +859,65 @@
     </w:p>
     <w:p>
       <w:r>
-        <w:t>If the sorter uses sound, specify the exact sound pattern needed and test whether classroom noise makes that input unreliable.</w:t>
-      </w:r>
-    </w:p>
-    <w:p>
-      <w:r>
-        <w:t>The project change and evidence I will keep</w:t>
+        <w:t>Justify what Sound Becomes a Signal adds to Helpful Classroom Sorter and keep the evidence.</w:t>
+      </w:r>
+    </w:p>
+    <w:p>
+      <w:pPr>
+        <w:spacing w:line="336" w:lineRule="auto" w:after="180"/>
+      </w:pPr>
+      <w:r>
+        <w:rPr>
+          <w:b w:val="0"/>
+        </w:rPr>
+        <w:t xml:space="preserve">If the sorter uses sound, specify the exact sound pattern needed and test whether classroom </w:t>
+      </w:r>
+      <w:r>
+        <w:rPr>
+          <w:b/>
+        </w:rPr>
+        <w:t>noise</w:t>
+      </w:r>
+      <w:r>
+        <w:rPr>
+          <w:b w:val="0"/>
+        </w:rPr>
+        <w:t xml:space="preserve"> makes that </w:t>
+      </w:r>
+      <w:r>
+        <w:rPr>
+          <w:b/>
+        </w:rPr>
+        <w:t>input</w:t>
+      </w:r>
+      <w:r>
+        <w:rPr>
+          <w:b w:val="0"/>
+        </w:rPr>
+        <w:t xml:space="preserve"> unreliable.</w:t>
+      </w:r>
+    </w:p>
+    <w:p>
+      <w:pPr>
+        <w:spacing w:line="336" w:lineRule="auto" w:after="180"/>
+      </w:pPr>
+      <w:r>
+        <w:rPr>
+          <w:b w:val="0"/>
+        </w:rPr>
+        <w:t xml:space="preserve">The project change and </w:t>
+      </w:r>
+      <w:r>
+        <w:rPr>
+          <w:b/>
+        </w:rPr>
+        <w:t>evidence</w:t>
+      </w:r>
+      <w:r>
+        <w:rPr>
+          <w:b w:val="0"/>
+        </w:rPr>
+        <w:t xml:space="preserve"> I will keep</w:t>
       </w:r>
     </w:p>
     <w:p>
@@ -661,11 +963,54 @@
     </w:p>
     <w:p>
       <w:r>
-        <w:t>I can explain the mechanism. I can show evidence. I can handle a changed case. I can name a limit. Mark each as not yet, with help or independently, and attach supporting work.</w:t>
-      </w:r>
-    </w:p>
-    <w:p>
-      <w:r>
+        <w:t>Judge explanation, evidence, transfer and limits separately; attach the work behind your judgement.</w:t>
+      </w:r>
+    </w:p>
+    <w:p>
+      <w:pPr>
+        <w:pStyle w:val="ListBullet"/>
+      </w:pPr>
+      <w:r>
+        <w:t>I can explain the mechanism.</w:t>
+      </w:r>
+    </w:p>
+    <w:p>
+      <w:pPr>
+        <w:pStyle w:val="ListBullet"/>
+      </w:pPr>
+      <w:r>
+        <w:t>I can show evidence.</w:t>
+      </w:r>
+    </w:p>
+    <w:p>
+      <w:pPr>
+        <w:pStyle w:val="ListBullet"/>
+      </w:pPr>
+      <w:r>
+        <w:t>I can handle a changed case.</w:t>
+      </w:r>
+    </w:p>
+    <w:p>
+      <w:pPr>
+        <w:pStyle w:val="ListBullet"/>
+      </w:pPr>
+      <w:r>
+        <w:t>I can name a limit.</w:t>
+      </w:r>
+    </w:p>
+    <w:p>
+      <w:r>
+        <w:t>Mark each as not yet, with help or independently, and attach supporting work.</w:t>
+      </w:r>
+    </w:p>
+    <w:p>
+      <w:pPr>
+        <w:spacing w:line="336" w:lineRule="auto" w:after="180"/>
+      </w:pPr>
+      <w:r>
+        <w:rPr>
+          <w:b w:val="0"/>
+        </w:rPr>
         <w:t>Teacher review ____________________  Next step ____________________</w:t>
       </w:r>
     </w:p>
@@ -679,7 +1024,42 @@
     </w:p>
     <w:p>
       <w:r>
-        <w:t>A whisper recorded close to a microphone has larger sample amplitudes than a shout recorded far away. Does the recording prove the whisper was louder at its source? Propose one controlled follow-up.</w:t>
+        <w:t>Use this earlier case as transfer practice. A case already discussed with feedback is not fresh assessment evidence.</w:t>
+      </w:r>
+    </w:p>
+    <w:p>
+      <w:pPr>
+        <w:spacing w:line="336" w:lineRule="auto" w:after="180"/>
+      </w:pPr>
+      <w:r>
+        <w:rPr>
+          <w:b w:val="0"/>
+        </w:rPr>
+        <w:t xml:space="preserve">A whisper recorded close to a microphone has larger </w:t>
+      </w:r>
+      <w:r>
+        <w:rPr>
+          <w:b/>
+        </w:rPr>
+        <w:t>sample</w:t>
+      </w:r>
+      <w:r>
+        <w:rPr>
+          <w:b w:val="0"/>
+        </w:rPr>
+        <w:t xml:space="preserve"> </w:t>
+      </w:r>
+      <w:r>
+        <w:rPr>
+          <w:b/>
+        </w:rPr>
+        <w:t>amplitude</w:t>
+      </w:r>
+      <w:r>
+        <w:rPr>
+          <w:b w:val="0"/>
+        </w:rPr>
+        <w:t>s than a shout recorded far away. Does the recording prove the whisper was louder at its source? Propose one controlled follow-up.</w:t>
       </w:r>
     </w:p>
     <w:p>
@@ -726,7 +1106,13 @@
       </w:r>
     </w:p>
     <w:p>
-      <w:r>
+      <w:pPr>
+        <w:spacing w:line="336" w:lineRule="auto" w:after="180"/>
+      </w:pPr>
+      <w:r>
+        <w:rPr>
+          <w:b w:val="0"/>
+        </w:rPr>
         <w:t>Record support used: none, hint or teacher explanation.</w:t>
       </w:r>
     </w:p>
@@ -740,7 +1126,42 @@
     </w:p>
     <w:p>
       <w:r>
-        <w:t>Five samples have values 0,3,0,1,0 at times 0,2,4,6,8 milliseconds. State the sample count, interval and elapsed time from first to last. Explain why there are four gaps.</w:t>
+        <w:t>Read samples and gaps. Apply the supplied Sound Becomes a Signal facts and keep your reasoning.</w:t>
+      </w:r>
+    </w:p>
+    <w:p>
+      <w:pPr>
+        <w:spacing w:line="336" w:lineRule="auto" w:after="180"/>
+      </w:pPr>
+      <w:r>
+        <w:rPr>
+          <w:b w:val="0"/>
+        </w:rPr>
+        <w:t xml:space="preserve">Five </w:t>
+      </w:r>
+      <w:r>
+        <w:rPr>
+          <w:b/>
+        </w:rPr>
+        <w:t>sample</w:t>
+      </w:r>
+      <w:r>
+        <w:rPr>
+          <w:b w:val="0"/>
+        </w:rPr>
+        <w:t xml:space="preserve">s have values 0,3,0,1,0 at times 0,2,4,6,8 milliseconds. State the </w:t>
+      </w:r>
+      <w:r>
+        <w:rPr>
+          <w:b/>
+        </w:rPr>
+        <w:t>sample</w:t>
+      </w:r>
+      <w:r>
+        <w:rPr>
+          <w:b w:val="0"/>
+        </w:rPr>
+        <w:t xml:space="preserve"> count, interval and elapsed time from first to last. Explain why there are four gaps.</w:t>
       </w:r>
     </w:p>
     <w:p>
@@ -786,7 +1207,30 @@
     </w:p>
     <w:p>
       <w:r>
-        <w:t>Retain only times 0,4,8 from W1. Write the retained values. Give one claim about the original signal that these retained values do not justify.</w:t>
+        <w:t>Inspect what was discarded. Apply the supplied Sound Becomes a Signal facts and keep your reasoning.</w:t>
+      </w:r>
+    </w:p>
+    <w:p>
+      <w:pPr>
+        <w:spacing w:line="336" w:lineRule="auto" w:after="180"/>
+      </w:pPr>
+      <w:r>
+        <w:rPr>
+          <w:b w:val="0"/>
+        </w:rPr>
+        <w:t xml:space="preserve">Retain only times 0,4,8 from W1. Write the retained values. Give one claim about the original </w:t>
+      </w:r>
+      <w:r>
+        <w:rPr>
+          <w:b/>
+        </w:rPr>
+        <w:t>signal</w:t>
+      </w:r>
+      <w:r>
+        <w:rPr>
+          <w:b w:val="0"/>
+        </w:rPr>
+        <w:t xml:space="preserve"> that these retained values do not justify.</w:t>
       </w:r>
     </w:p>
     <w:p>
@@ -832,6 +1276,17 @@
     </w:p>
     <w:p>
       <w:r>
+        <w:t>Compare equal summaries. Apply the supplied Sound Becomes a Signal facts and keep your reasoning.</w:t>
+      </w:r>
+    </w:p>
+    <w:p>
+      <w:pPr>
+        <w:spacing w:line="336" w:lineRule="auto" w:after="180"/>
+      </w:pPr>
+      <w:r>
+        <w:rPr>
+          <w:b w:val="0"/>
+        </w:rPr>
         <w:t>Sequences A=0,2,0,2,0 and B=0,0,2,0,0 use the same time interval. State their maximum values and one difference the maximum discards. Name information that would preserve that difference.</w:t>
       </w:r>
     </w:p>
@@ -883,7 +1338,41 @@
     </w:p>
     <w:p>
       <w:r>
-        <w:t>A record keeps values 0 at times 0,3,6 milliseconds. Construct two seven-sample sequences for every whole-millisecond time from 0 through 6 that agree with those retained values but differ at omitted times. Explain why the retained record cannot prove that nothing changed between measurements.</w:t>
+        <w:t>Attempt before feedback. If this repeats the selected independent case, reuse that first attempt; otherwise keep a separate record. Construct a new hidden change. Apply the supplied Sound Becomes a Signal facts and keep your reasoning.</w:t>
+      </w:r>
+    </w:p>
+    <w:p>
+      <w:pPr>
+        <w:spacing w:line="336" w:lineRule="auto" w:after="180"/>
+      </w:pPr>
+      <w:r>
+        <w:rPr>
+          <w:b w:val="0"/>
+        </w:rPr>
+        <w:t>A record keeps values 0 at times 0,3,6 milliseconds. Construct two seven-</w:t>
+      </w:r>
+      <w:r>
+        <w:rPr>
+          <w:b/>
+        </w:rPr>
+        <w:t>sample</w:t>
+      </w:r>
+      <w:r>
+        <w:rPr>
+          <w:b w:val="0"/>
+        </w:rPr>
+        <w:t xml:space="preserve"> sequences for every whole-millisecond time from 0 through 6 that agree with those retained values but differ at omitted times.</w:t>
+      </w:r>
+    </w:p>
+    <w:p>
+      <w:pPr>
+        <w:spacing w:line="336" w:lineRule="auto" w:after="180"/>
+      </w:pPr>
+      <w:r>
+        <w:rPr>
+          <w:b w:val="0"/>
+        </w:rPr>
+        <w:t>Explain why the retained record cannot prove that nothing changed between measurements.</w:t>
       </w:r>
     </w:p>
     <w:p>
@@ -944,7 +1433,53 @@
     </w:p>
     <w:p>
       <w:r>
-        <w:t>A recording says Set the timer for fourteen minutes. A transcript says forty minutes and the timer is set to 40. Name the first mismatch, propose a confirmation step and explain why the transcript cannot be treated as a complete copy of the recording.</w:t>
+        <w:t>Check a speech pipeline. Apply the supplied Sound Becomes a Signal facts and keep your reasoning.</w:t>
+      </w:r>
+    </w:p>
+    <w:p>
+      <w:pPr>
+        <w:spacing w:line="336" w:lineRule="auto" w:after="180"/>
+      </w:pPr>
+      <w:r>
+        <w:rPr>
+          <w:b w:val="0"/>
+        </w:rPr>
+        <w:t xml:space="preserve">A recording says Set the timer for fourteen minutes. A </w:t>
+      </w:r>
+      <w:r>
+        <w:rPr>
+          <w:b/>
+        </w:rPr>
+        <w:t>transcript</w:t>
+      </w:r>
+      <w:r>
+        <w:rPr>
+          <w:b w:val="0"/>
+        </w:rPr>
+        <w:t xml:space="preserve"> says forty minutes and the timer is set to 40.</w:t>
+      </w:r>
+    </w:p>
+    <w:p>
+      <w:pPr>
+        <w:spacing w:line="336" w:lineRule="auto" w:after="180"/>
+      </w:pPr>
+      <w:r>
+        <w:rPr>
+          <w:b w:val="0"/>
+        </w:rPr>
+        <w:t xml:space="preserve">Name the first mismatch, propose a confirmation step and explain why the </w:t>
+      </w:r>
+      <w:r>
+        <w:rPr>
+          <w:b/>
+        </w:rPr>
+        <w:t>transcript</w:t>
+      </w:r>
+      <w:r>
+        <w:rPr>
+          <w:b w:val="0"/>
+        </w:rPr>
+        <w:t xml:space="preserve"> cannot be treated as a complete copy of the recording.</w:t>
       </w:r>
     </w:p>
     <w:p>
@@ -991,6 +1526,11 @@
       </w:pPr>
       <w:r>
         <w:t>17. Feedback, return check and learning record</w:t>
+      </w:r>
+    </w:p>
+    <w:p>
+      <w:r>
+        <w:t>Record the first repaired step and a different case to revisit after a delay.</w:t>
       </w:r>
     </w:p>
     <w:tbl>
@@ -1130,7 +1670,13 @@
       </w:tr>
     </w:tbl>
     <w:p>
-      <w:r>
+      <w:pPr>
+        <w:spacing w:line="336" w:lineRule="auto" w:after="180"/>
+      </w:pPr>
+      <w:r>
+        <w:rPr>
+          <w:b w:val="0"/>
+        </w:rPr>
         <w:t>Revisit this idea with your teacher after a delay. Familiarity is different from explaining and using it on a changed case.</w:t>
       </w:r>
     </w:p>
@@ -1144,17 +1690,70 @@
     </w:p>
     <w:p>
       <w:r>
-        <w:t>A fictional microphone display records five samples during a short classroom tap.</w:t>
-      </w:r>
-    </w:p>
-    <w:p>
-      <w:r>
+        <w:t>A fictional microphone display records five samples during a short classroom tap. Explain the labelled step before checking the changed condition.</w:t>
+      </w:r>
+    </w:p>
+    <w:p>
+      <w:pPr>
+        <w:spacing w:line="336" w:lineRule="auto" w:after="180"/>
+      </w:pPr>
+      <w:r>
+        <w:rPr>
+          <w:b w:val="0"/>
+        </w:rPr>
+        <w:t xml:space="preserve">A fictional microphone display records five </w:t>
+      </w:r>
+      <w:r>
+        <w:rPr>
+          <w:b/>
+        </w:rPr>
+        <w:t>sample</w:t>
+      </w:r>
+      <w:r>
+        <w:rPr>
+          <w:b w:val="0"/>
+        </w:rPr>
+        <w:t>s during a short classroom tap.</w:t>
+      </w:r>
+    </w:p>
+    <w:p>
+      <w:pPr>
+        <w:spacing w:line="336" w:lineRule="auto" w:after="180"/>
+      </w:pPr>
+      <w:r>
+        <w:rPr>
+          <w:b w:val="0"/>
+        </w:rPr>
         <w:t>Times are 0,1,2,3,4 ms in order.</w:t>
       </w:r>
     </w:p>
     <w:p>
-      <w:r>
-        <w:t>Signal A: 0,3,0,1,0. Signal B: 0,1,0,3,0. Toy values are signed measurement units; these happen to be nonnegative.</w:t>
+      <w:pPr>
+        <w:spacing w:line="336" w:lineRule="auto" w:after="180"/>
+      </w:pPr>
+      <w:r>
+        <w:rPr>
+          <w:b/>
+        </w:rPr>
+        <w:t>Signal</w:t>
+      </w:r>
+      <w:r>
+        <w:rPr>
+          <w:b w:val="0"/>
+        </w:rPr>
+        <w:t xml:space="preserve"> A: 0,3,0,1,0. </w:t>
+      </w:r>
+      <w:r>
+        <w:rPr>
+          <w:b/>
+        </w:rPr>
+        <w:t>Signal</w:t>
+      </w:r>
+      <w:r>
+        <w:rPr>
+          <w:b w:val="0"/>
+        </w:rPr>
+        <w:t xml:space="preserve"> B: 0,1,0,3,0. Toy values are signed measurement units; these happen to be nonnegative.</w:t>
       </w:r>
     </w:p>
     <w:p>
@@ -1230,8 +1829,26 @@
       </w:r>
     </w:p>
     <w:p>
-      <w:r>
-        <w:t>Does the all-zero retained record prove the full signal was silent? Use the picture.</w:t>
+      <w:pPr>
+        <w:spacing w:line="336" w:lineRule="auto" w:after="180"/>
+      </w:pPr>
+      <w:r>
+        <w:rPr>
+          <w:b w:val="0"/>
+        </w:rPr>
+        <w:t xml:space="preserve">Does the all-zero retained record prove the full </w:t>
+      </w:r>
+      <w:r>
+        <w:rPr>
+          <w:b/>
+        </w:rPr>
+        <w:t>signal</w:t>
+      </w:r>
+      <w:r>
+        <w:rPr>
+          <w:b w:val="0"/>
+        </w:rPr>
+        <w:t xml:space="preserve"> was silent? Use the picture.</w:t>
       </w:r>
     </w:p>
     <w:p>
@@ -1273,13 +1890,58 @@
       </w:r>
     </w:p>
     <w:p>
-      <w:r>
-        <w:t>Support used: alone / hint / worked example. This record is practice evidence.</w:t>
-      </w:r>
-    </w:p>
-    <w:p>
-      <w:r>
-        <w:t>Project connection: Record the sorter’s sampling interval and retain relevant sequences when a decision depends on changes over time.</w:t>
+      <w:pPr>
+        <w:pStyle w:val="Heading3"/>
+      </w:pPr>
+      <w:r>
+        <w:t>Record the help used</w:t>
+      </w:r>
+    </w:p>
+    <w:p>
+      <w:pPr>
+        <w:spacing w:line="336" w:lineRule="auto" w:after="180"/>
+        <w:shd w:fill="F1F6F8"/>
+      </w:pPr>
+      <w:r>
+        <w:rPr>
+          <w:b w:val="0"/>
+        </w:rPr>
+        <w:t xml:space="preserve">Support used: alone / hint / worked example. This record is practice </w:t>
+      </w:r>
+      <w:r>
+        <w:rPr>
+          <w:b/>
+        </w:rPr>
+        <w:t>evidence</w:t>
+      </w:r>
+      <w:r>
+        <w:rPr>
+          <w:b w:val="0"/>
+        </w:rPr>
+        <w:t>.</w:t>
+      </w:r>
+    </w:p>
+    <w:p>
+      <w:pPr>
+        <w:spacing w:line="336" w:lineRule="auto" w:after="180"/>
+      </w:pPr>
+      <w:r>
+        <w:rPr>
+          <w:b w:val="0"/>
+        </w:rPr>
+        <w:t xml:space="preserve">Project connection: Record the sorter’s </w:t>
+      </w:r>
+      <w:r>
+        <w:rPr>
+          <w:b/>
+        </w:rPr>
+        <w:t>sampling interval</w:t>
+      </w:r>
+      <w:r>
+        <w:rPr>
+          <w:b w:val="0"/>
+        </w:rPr>
+        <w:t xml:space="preserve"> and retain relevant sequences when a decision depends on changes over time.</w:t>
       </w:r>
     </w:p>
     <w:p>
@@ -1292,17 +1954,64 @@
     </w:p>
     <w:p>
       <w:r>
+        <w:t>Keep this week’s input, deciding step, result and limit together in the Helpful Classroom Sorter record.</w:t>
+      </w:r>
+    </w:p>
+    <w:p>
+      <w:pPr>
+        <w:spacing w:line="336" w:lineRule="auto" w:after="180"/>
+      </w:pPr>
+      <w:r>
+        <w:rPr>
+          <w:b w:val="0"/>
+        </w:rPr>
         <w:t>Project: Helpful Classroom Sorter</w:t>
       </w:r>
     </w:p>
     <w:p>
-      <w:r>
-        <w:t>Current milestone: Frame the need. Name the user, the problem, allowed inputs and a safe simple starting method.</w:t>
-      </w:r>
-    </w:p>
-    <w:p>
-      <w:r>
-        <w:t>Record the sorter’s sampling interval and retain relevant sequences when a decision depends on changes over time.</w:t>
+      <w:pPr>
+        <w:spacing w:line="336" w:lineRule="auto" w:after="180"/>
+      </w:pPr>
+      <w:r>
+        <w:rPr>
+          <w:b w:val="0"/>
+        </w:rPr>
+        <w:t xml:space="preserve">Current milestone: Frame the need. Name the user, the problem, allowed </w:t>
+      </w:r>
+      <w:r>
+        <w:rPr>
+          <w:b/>
+        </w:rPr>
+        <w:t>input</w:t>
+      </w:r>
+      <w:r>
+        <w:rPr>
+          <w:b w:val="0"/>
+        </w:rPr>
+        <w:t>s and a safe simple starting method.</w:t>
+      </w:r>
+    </w:p>
+    <w:p>
+      <w:pPr>
+        <w:spacing w:line="336" w:lineRule="auto" w:after="180"/>
+      </w:pPr>
+      <w:r>
+        <w:rPr>
+          <w:b w:val="0"/>
+        </w:rPr>
+        <w:t xml:space="preserve">Record the sorter’s </w:t>
+      </w:r>
+      <w:r>
+        <w:rPr>
+          <w:b/>
+        </w:rPr>
+        <w:t>sampling interval</w:t>
+      </w:r>
+      <w:r>
+        <w:rPr>
+          <w:b w:val="0"/>
+        </w:rPr>
+        <w:t xml:space="preserve"> and retain relevant sequences when a decision depends on changes over time.</w:t>
       </w:r>
     </w:p>
     <w:tbl>
@@ -1464,12 +2173,41 @@
     </w:p>
     <w:p>
       <w:r>
+        <w:t>Try the supported questions before comparing with hints and feedback. Record what you repaired and the evidence you retained.</w:t>
+      </w:r>
+    </w:p>
+    <w:p>
+      <w:pPr>
+        <w:spacing w:line="336" w:lineRule="auto" w:after="180"/>
+      </w:pPr>
+      <w:r>
+        <w:rPr>
+          <w:b w:val="0"/>
+        </w:rPr>
         <w:t>Use this supported practice once, in the browser or on paper. Keep the reserved independent assessment for a separate first attempt before teacher feedback.</w:t>
       </w:r>
     </w:p>
     <w:p>
-      <w:r>
-        <w:t>A fictional microphone display records five samples during a short classroom tap.</w:t>
+      <w:pPr>
+        <w:spacing w:line="336" w:lineRule="auto" w:after="180"/>
+      </w:pPr>
+      <w:r>
+        <w:rPr>
+          <w:b w:val="0"/>
+        </w:rPr>
+        <w:t xml:space="preserve">A fictional microphone display records five </w:t>
+      </w:r>
+      <w:r>
+        <w:rPr>
+          <w:b/>
+        </w:rPr>
+        <w:t>sample</w:t>
+      </w:r>
+      <w:r>
+        <w:rPr>
+          <w:b w:val="0"/>
+        </w:rPr>
+        <w:t>s during a short classroom tap.</w:t>
       </w:r>
     </w:p>
     <w:p>
@@ -1481,27 +2219,85 @@
       </w:r>
     </w:p>
     <w:p>
-      <w:r>
+      <w:pPr>
+        <w:spacing w:line="336" w:lineRule="auto" w:after="180"/>
+      </w:pPr>
+      <w:r>
+        <w:rPr>
+          <w:b w:val="0"/>
+        </w:rPr>
         <w:t>Which labelled step matches this detail? Both maxima are 3, but the strongest recorded tap arrives at different times.</w:t>
       </w:r>
     </w:p>
     <w:p>
-      <w:r>
-        <w:t>1. Signal A</w:t>
-      </w:r>
-    </w:p>
-    <w:p>
-      <w:r>
-        <w:t>2. Signal B</w:t>
-      </w:r>
-    </w:p>
-    <w:p>
-      <w:r>
+      <w:pPr>
+        <w:spacing w:line="336" w:lineRule="auto" w:after="180"/>
+        <w:shd w:fill="F4F9FC"/>
+      </w:pPr>
+      <w:r>
+        <w:rPr>
+          <w:b w:val="0"/>
+        </w:rPr>
+        <w:t xml:space="preserve">1. </w:t>
+      </w:r>
+      <w:r>
+        <w:rPr>
+          <w:b/>
+        </w:rPr>
+        <w:t>Signal</w:t>
+      </w:r>
+      <w:r>
+        <w:rPr>
+          <w:b w:val="0"/>
+        </w:rPr>
+        <w:t xml:space="preserve"> A</w:t>
+      </w:r>
+    </w:p>
+    <w:p>
+      <w:pPr>
+        <w:spacing w:line="336" w:lineRule="auto" w:after="180"/>
+        <w:shd w:fill="F4F9FC"/>
+      </w:pPr>
+      <w:r>
+        <w:rPr>
+          <w:b w:val="0"/>
+        </w:rPr>
+        <w:t xml:space="preserve">2. </w:t>
+      </w:r>
+      <w:r>
+        <w:rPr>
+          <w:b/>
+        </w:rPr>
+        <w:t>Signal</w:t>
+      </w:r>
+      <w:r>
+        <w:rPr>
+          <w:b w:val="0"/>
+        </w:rPr>
+        <w:t xml:space="preserve"> B</w:t>
+      </w:r>
+    </w:p>
+    <w:p>
+      <w:pPr>
+        <w:spacing w:line="336" w:lineRule="auto" w:after="180"/>
+        <w:shd w:fill="F4F9FC"/>
+      </w:pPr>
+      <w:r>
+        <w:rPr>
+          <w:b w:val="0"/>
+        </w:rPr>
         <w:t>3. Maximum summary</w:t>
       </w:r>
     </w:p>
     <w:p>
-      <w:r>
+      <w:pPr>
+        <w:spacing w:line="336" w:lineRule="auto" w:after="180"/>
+        <w:shd w:fill="F4F9FC"/>
+      </w:pPr>
+      <w:r>
+        <w:rPr>
+          <w:b w:val="0"/>
+        </w:rPr>
         <w:t>4. Timed sampling</w:t>
       </w:r>
     </w:p>
@@ -1539,40 +2335,178 @@
       </w:r>
     </w:p>
     <w:p>
-      <w:r>
+      <w:pPr>
+        <w:pStyle w:val="Heading3"/>
+      </w:pPr>
+      <w:r>
+        <w:t>Hint · try first</w:t>
+      </w:r>
+    </w:p>
+    <w:p>
+      <w:pPr>
+        <w:spacing w:line="336" w:lineRule="auto" w:after="180"/>
+        <w:shd w:fill="F1F6F8"/>
+      </w:pPr>
+      <w:r>
+        <w:rPr>
+          <w:b w:val="0"/>
+        </w:rPr>
         <w:t>Hint if needed: Read the steps in the pictorial case. Match the supplied detail to the stage that performs or records it.</w:t>
       </w:r>
     </w:p>
     <w:p>
-      <w:r>
-        <w:t>After your attempt, compare with the supported explanation: Maximum summary Both maxima are 3, but the strongest recorded tap arrives at different times. The sequences contain the same values in different orders. Keeping the maximum preserves peak recorded value while losing its timing. A graph should keep time on the horizontal axis; shuffling samples changes the recorded signal even if its maximum stays fixed.</w:t>
-      </w:r>
-    </w:p>
-    <w:p>
       <w:pPr>
         <w:pStyle w:val="Heading3"/>
       </w:pPr>
       <w:r>
+        <w:t>Feedback · compare after trying</w:t>
+      </w:r>
+    </w:p>
+    <w:p>
+      <w:pPr>
+        <w:spacing w:line="336" w:lineRule="auto" w:after="180"/>
+        <w:shd w:fill="F1F6FC"/>
+      </w:pPr>
+      <w:r>
+        <w:rPr>
+          <w:b w:val="0"/>
+        </w:rPr>
+        <w:t>After your attempt, compare with the supported explanation: Maximum summary Both maxima are 3, but the strongest recorded tap arrives at different times. The sequences contain the same values in different orders.</w:t>
+      </w:r>
+    </w:p>
+    <w:p>
+      <w:pPr>
+        <w:spacing w:line="336" w:lineRule="auto" w:after="180"/>
+        <w:shd w:fill="F1F6FC"/>
+      </w:pPr>
+      <w:r>
+        <w:rPr>
+          <w:b w:val="0"/>
+        </w:rPr>
+        <w:t xml:space="preserve">Keeping the maximum preserves peak recorded value while losing its timing. A graph should keep time on the horizontal axis; shuffling </w:t>
+      </w:r>
+      <w:r>
+        <w:rPr>
+          <w:b/>
+        </w:rPr>
+        <w:t>sample</w:t>
+      </w:r>
+      <w:r>
+        <w:rPr>
+          <w:b w:val="0"/>
+        </w:rPr>
+        <w:t xml:space="preserve">s changes the recorded </w:t>
+      </w:r>
+      <w:r>
+        <w:rPr>
+          <w:b/>
+        </w:rPr>
+        <w:t>signal</w:t>
+      </w:r>
+      <w:r>
+        <w:rPr>
+          <w:b w:val="0"/>
+        </w:rPr>
+        <w:t xml:space="preserve"> even if its maximum stays fixed.</w:t>
+      </w:r>
+    </w:p>
+    <w:p>
+      <w:pPr>
+        <w:pStyle w:val="Heading3"/>
+      </w:pPr>
+      <w:r>
         <w:t>Practice 2: explain the deciding evidence</w:t>
       </w:r>
     </w:p>
     <w:p>
-      <w:r>
-        <w:t>Changed-case practice: Retain only samples at 0,2,4 ms. Which conclusion is supported by the supplied facts?</w:t>
-      </w:r>
-    </w:p>
-    <w:p>
-      <w:r>
-        <w:t>1. This one example guarantees correct results for every future input.</w:t>
-      </w:r>
-    </w:p>
-    <w:p>
-      <w:r>
-        <w:t>2. We can decide the result without examining the changed input or the procedure.</w:t>
-      </w:r>
-    </w:p>
-    <w:p>
-      <w:r>
+      <w:pPr>
+        <w:pStyle w:val="Heading3"/>
+      </w:pPr>
+      <w:r>
+        <w:t>Changed case · predict first</w:t>
+      </w:r>
+    </w:p>
+    <w:p>
+      <w:pPr>
+        <w:spacing w:line="336" w:lineRule="auto" w:after="180"/>
+        <w:shd w:fill="F5F1FB"/>
+      </w:pPr>
+      <w:r>
+        <w:rPr>
+          <w:b w:val="0"/>
+        </w:rPr>
+        <w:t xml:space="preserve">Changed-case practice: Retain only </w:t>
+      </w:r>
+      <w:r>
+        <w:rPr>
+          <w:b/>
+        </w:rPr>
+        <w:t>sample</w:t>
+      </w:r>
+      <w:r>
+        <w:rPr>
+          <w:b w:val="0"/>
+        </w:rPr>
+        <w:t>s at 0,2,4 ms. Which conclusion is supported by the supplied facts?</w:t>
+      </w:r>
+    </w:p>
+    <w:p>
+      <w:pPr>
+        <w:spacing w:line="336" w:lineRule="auto" w:after="180"/>
+        <w:shd w:fill="F4F9FC"/>
+      </w:pPr>
+      <w:r>
+        <w:rPr>
+          <w:b w:val="0"/>
+        </w:rPr>
+        <w:t xml:space="preserve">1. This one example guarantees correct results for every future </w:t>
+      </w:r>
+      <w:r>
+        <w:rPr>
+          <w:b/>
+        </w:rPr>
+        <w:t>input</w:t>
+      </w:r>
+      <w:r>
+        <w:rPr>
+          <w:b w:val="0"/>
+        </w:rPr>
+        <w:t>.</w:t>
+      </w:r>
+    </w:p>
+    <w:p>
+      <w:pPr>
+        <w:spacing w:line="336" w:lineRule="auto" w:after="180"/>
+        <w:shd w:fill="F4F9FC"/>
+      </w:pPr>
+      <w:r>
+        <w:rPr>
+          <w:b w:val="0"/>
+        </w:rPr>
+        <w:t xml:space="preserve">2. We can decide the result without examining the changed </w:t>
+      </w:r>
+      <w:r>
+        <w:rPr>
+          <w:b/>
+        </w:rPr>
+        <w:t>input</w:t>
+      </w:r>
+      <w:r>
+        <w:rPr>
+          <w:b w:val="0"/>
+        </w:rPr>
+        <w:t xml:space="preserve"> or the procedure.</w:t>
+      </w:r>
+    </w:p>
+    <w:p>
+      <w:pPr>
+        <w:spacing w:line="336" w:lineRule="auto" w:after="180"/>
+        <w:shd w:fill="F4F9FC"/>
+      </w:pPr>
+      <w:r>
+        <w:rPr>
+          <w:b w:val="0"/>
+        </w:rPr>
         <w:t>3. Both retained sequences are 0,0,0.</w:t>
       </w:r>
     </w:p>
@@ -1610,31 +2544,119 @@
       </w:r>
     </w:p>
     <w:p>
-      <w:r>
+      <w:pPr>
+        <w:pStyle w:val="Heading3"/>
+      </w:pPr>
+      <w:r>
+        <w:t>Hint · try first</w:t>
+      </w:r>
+    </w:p>
+    <w:p>
+      <w:pPr>
+        <w:spacing w:line="336" w:lineRule="auto" w:after="180"/>
+        <w:shd w:fill="F1F6F8"/>
+      </w:pPr>
+      <w:r>
+        <w:rPr>
+          <w:b w:val="0"/>
+        </w:rPr>
         <w:t>Hint if needed: Use the changed condition and the deciding step in the pictorial trace. The answer must say what follows from those facts.</w:t>
       </w:r>
     </w:p>
     <w:p>
-      <w:r>
-        <w:t>After your attempt, compare with the supported explanation: Both retained sequences are 0,0,0. The selected times omit both nonzero samples from each signal.</w:t>
-      </w:r>
-    </w:p>
-    <w:p>
       <w:pPr>
         <w:pStyle w:val="Heading3"/>
       </w:pPr>
       <w:r>
+        <w:t>Feedback · compare after trying</w:t>
+      </w:r>
+    </w:p>
+    <w:p>
+      <w:pPr>
+        <w:spacing w:line="336" w:lineRule="auto" w:after="180"/>
+        <w:shd w:fill="F1F6FC"/>
+      </w:pPr>
+      <w:r>
+        <w:rPr>
+          <w:b w:val="0"/>
+        </w:rPr>
+        <w:t xml:space="preserve">After your attempt, compare with the supported explanation: Both retained sequences are 0,0,0. The selected times omit both nonzero </w:t>
+      </w:r>
+      <w:r>
+        <w:rPr>
+          <w:b/>
+        </w:rPr>
+        <w:t>sample</w:t>
+      </w:r>
+      <w:r>
+        <w:rPr>
+          <w:b w:val="0"/>
+        </w:rPr>
+        <w:t xml:space="preserve">s from each </w:t>
+      </w:r>
+      <w:r>
+        <w:rPr>
+          <w:b/>
+        </w:rPr>
+        <w:t>signal</w:t>
+      </w:r>
+      <w:r>
+        <w:rPr>
+          <w:b w:val="0"/>
+        </w:rPr>
+        <w:t>.</w:t>
+      </w:r>
+    </w:p>
+    <w:p>
+      <w:pPr>
+        <w:pStyle w:val="Heading3"/>
+      </w:pPr>
+      <w:r>
         <w:t>Repair a missing building block</w:t>
       </w:r>
     </w:p>
     <w:p>
-      <w:r>
-        <w:t>Review Pictures Become Numbers (ai-1/5). Goal: Encode and reconstruct a small image using an explicit grid convention. Short practice: Find a position where the original badges differ, then read the changed A back as a picture.. Return to this week and explain what you changed.</w:t>
-      </w:r>
-    </w:p>
-    <w:p>
-      <w:r>
-        <w:t>Review Sensors Are Messengers (ai-1/3). Goal: Describe a measurement using its quantity, value, unit and conditions. Short practice: Why can we calculate the earlier gap but not predict an exact new B reading?. Return to this week and explain what you changed.</w:t>
+      <w:pPr>
+        <w:spacing w:line="336" w:lineRule="auto" w:after="180"/>
+      </w:pPr>
+      <w:r>
+        <w:rPr>
+          <w:b w:val="0"/>
+        </w:rPr>
+        <w:t>Review Pictures Become Numbers (ai-1/5). Goal: Encode and reconstruct a small image using an explicit grid convention.</w:t>
+      </w:r>
+    </w:p>
+    <w:p>
+      <w:pPr>
+        <w:spacing w:line="336" w:lineRule="auto" w:after="180"/>
+      </w:pPr>
+      <w:r>
+        <w:rPr>
+          <w:b w:val="0"/>
+        </w:rPr>
+        <w:t>Short practice: Find a position where the original badges differ, then read the changed A back as a picture.. Return to this week and explain what you changed.</w:t>
+      </w:r>
+    </w:p>
+    <w:p>
+      <w:pPr>
+        <w:spacing w:line="336" w:lineRule="auto" w:after="180"/>
+      </w:pPr>
+      <w:r>
+        <w:rPr>
+          <w:b w:val="0"/>
+        </w:rPr>
+        <w:t>Review Sensors Are Messengers (ai-1/3). Goal: Describe a measurement using its quantity, value, unit and conditions. Short practice: Why can we calculate the earlier gap but not predict an exact new B reading?.</w:t>
+      </w:r>
+    </w:p>
+    <w:p>
+      <w:pPr>
+        <w:spacing w:line="336" w:lineRule="auto" w:after="180"/>
+      </w:pPr>
+      <w:r>
+        <w:rPr>
+          <w:b w:val="0"/>
+        </w:rPr>
+        <w:t>Return to this week and explain what you changed.</w:t>
       </w:r>
     </w:p>
     <w:p>
@@ -1646,8 +2668,37 @@
       </w:r>
     </w:p>
     <w:p>
-      <w:r>
-        <w:t>Use Download completed work in the hosted lesson to export your answers, reflections, practice feedback and code-run evidence. Open the HTML copy to read or print it. Drafts stay in this browser when storage is available; clear drafts on a shared device.</w:t>
+      <w:pPr>
+        <w:spacing w:line="336" w:lineRule="auto" w:after="180"/>
+      </w:pPr>
+      <w:r>
+        <w:rPr>
+          <w:b w:val="0"/>
+        </w:rPr>
+        <w:t xml:space="preserve">Use Download completed work in the hosted lesson to export your answers, reflections, practice feedback and code-run </w:t>
+      </w:r>
+      <w:r>
+        <w:rPr>
+          <w:b/>
+        </w:rPr>
+        <w:t>evidence</w:t>
+      </w:r>
+      <w:r>
+        <w:rPr>
+          <w:b w:val="0"/>
+        </w:rPr>
+        <w:t>. Open the HTML copy to read or print it.</w:t>
+      </w:r>
+    </w:p>
+    <w:p>
+      <w:pPr>
+        <w:spacing w:line="336" w:lineRule="auto" w:after="180"/>
+      </w:pPr>
+      <w:r>
+        <w:rPr>
+          <w:b w:val="0"/>
+        </w:rPr>
+        <w:t>Drafts stay in this browser when storage is available; clear drafts on a shared device.</w:t>
       </w:r>
     </w:p>
     <w:p>
@@ -1661,6 +2712,884 @@
     <w:p>
       <w:r>
         <w:t>________________________________________________________________</w:t>
+      </w:r>
+    </w:p>
+    <w:p>
+      <w:r>
+        <w:t>________________________________________________________________</w:t>
+      </w:r>
+    </w:p>
+    <w:p>
+      <w:r>
+        <w:t>________________________________________________________________</w:t>
+      </w:r>
+    </w:p>
+    <w:p>
+      <w:r>
+        <w:t>________________________________________________________________</w:t>
+      </w:r>
+    </w:p>
+    <w:p>
+      <w:r>
+        <w:t>________________________________________________________________</w:t>
+      </w:r>
+    </w:p>
+    <w:p>
+      <w:pPr>
+        <w:pStyle w:val="Heading1"/>
+      </w:pPr>
+      <w:r>
+        <w:t>21. Visual concept journey</w:t>
+      </w:r>
+    </w:p>
+    <w:p>
+      <w:r>
+        <w:t>Explain each Sound Becomes a Signal picture from its labels, then record a relevant limit.</w:t>
+      </w:r>
+    </w:p>
+    <w:p>
+      <w:pPr>
+        <w:pStyle w:val="Heading3"/>
+      </w:pPr>
+      <w:r>
+        <w:t>01. Sound Becomes a Signal: the case</w:t>
+      </w:r>
+    </w:p>
+    <w:p>
+      <w:r>
+        <w:drawing>
+          <wp:inline xmlns:a="http://schemas.openxmlformats.org/drawingml/2006/main" xmlns:pic="http://schemas.openxmlformats.org/drawingml/2006/picture">
+            <wp:extent cx="5486400" cy="2834640"/>
+            <wp:docPr id="3" name="Picture 3" descr="A fictional microphone display records five samples during a short classroom tap. Supplied facts: Times are 0,1,2,3,4 ms in order. Signal A: 0,3,0,1,0. Signal B: 0,1,0,3,0. Toy values are signed measurement units; these happen to be nonnegative."/>
+            <wp:cNvGraphicFramePr>
+              <a:graphicFrameLocks noChangeAspect="1"/>
+            </wp:cNvGraphicFramePr>
+            <a:graphic>
+              <a:graphicData uri="http://schemas.openxmlformats.org/drawingml/2006/picture">
+                <pic:pic>
+                  <pic:nvPicPr>
+                    <pic:cNvPr id="0" name="academy-story-ai-1-6-01.png"/>
+                    <pic:cNvPicPr/>
+                  </pic:nvPicPr>
+                  <pic:blipFill>
+                    <a:blip r:embed="rId11"/>
+                    <a:stretch>
+                      <a:fillRect/>
+                    </a:stretch>
+                  </pic:blipFill>
+                  <pic:spPr>
+                    <a:xfrm>
+                      <a:off x="0" y="0"/>
+                      <a:ext cx="5486400" cy="2834640"/>
+                    </a:xfrm>
+                    <a:prstGeom prst="rect"/>
+                  </pic:spPr>
+                </pic:pic>
+              </a:graphicData>
+            </a:graphic>
+          </wp:inline>
+        </w:drawing>
+      </w:r>
+    </w:p>
+    <w:p>
+      <w:pPr>
+        <w:spacing w:line="336" w:lineRule="auto" w:after="180"/>
+      </w:pPr>
+      <w:r>
+        <w:rPr>
+          <w:b w:val="0"/>
+        </w:rPr>
+        <w:t xml:space="preserve">A fictional microphone display records five </w:t>
+      </w:r>
+      <w:r>
+        <w:rPr>
+          <w:b/>
+        </w:rPr>
+        <w:t>sample</w:t>
+      </w:r>
+      <w:r>
+        <w:rPr>
+          <w:b w:val="0"/>
+        </w:rPr>
+        <w:t xml:space="preserve">s during a short classroom tap. Supplied facts: Times are 0,1,2,3,4 ms in order. </w:t>
+      </w:r>
+      <w:r>
+        <w:rPr>
+          <w:b/>
+        </w:rPr>
+        <w:t>Signal</w:t>
+      </w:r>
+      <w:r>
+        <w:rPr>
+          <w:b w:val="0"/>
+        </w:rPr>
+        <w:t xml:space="preserve"> A: 0,3,0,1,0. </w:t>
+      </w:r>
+      <w:r>
+        <w:rPr>
+          <w:b/>
+        </w:rPr>
+        <w:t>Signal</w:t>
+      </w:r>
+      <w:r>
+        <w:rPr>
+          <w:b w:val="0"/>
+        </w:rPr>
+        <w:t xml:space="preserve"> B: 0,1,0,3,0.</w:t>
+      </w:r>
+    </w:p>
+    <w:p>
+      <w:pPr>
+        <w:spacing w:line="336" w:lineRule="auto" w:after="180"/>
+      </w:pPr>
+      <w:r>
+        <w:rPr>
+          <w:b w:val="0"/>
+        </w:rPr>
+        <w:t>Toy values are signed measurement units; these happen to be nonnegative.</w:t>
+      </w:r>
+    </w:p>
+    <w:p>
+      <w:pPr>
+        <w:spacing w:line="336" w:lineRule="auto" w:after="180"/>
+        <w:shd w:fill="F5F1FB"/>
+      </w:pPr>
+      <w:r>
+        <w:rPr>
+          <w:b w:val="0"/>
+        </w:rPr>
+        <w:t>Point to the given fact that matters most. Explain why it matters.</w:t>
+      </w:r>
+    </w:p>
+    <w:p>
+      <w:pPr>
+        <w:pStyle w:val="Heading3"/>
+      </w:pPr>
+      <w:r>
+        <w:t>My picture explanation, deciding evidence and one limit</w:t>
+      </w:r>
+    </w:p>
+    <w:p>
+      <w:r>
+        <w:t>________________________________________________________________</w:t>
+      </w:r>
+    </w:p>
+    <w:p>
+      <w:r>
+        <w:t>________________________________________________________________</w:t>
+      </w:r>
+    </w:p>
+    <w:p>
+      <w:r>
+        <w:t>________________________________________________________________</w:t>
+      </w:r>
+    </w:p>
+    <w:p>
+      <w:r>
+        <w:t>________________________________________________________________</w:t>
+      </w:r>
+    </w:p>
+    <w:p>
+      <w:pPr>
+        <w:pStyle w:val="Heading3"/>
+      </w:pPr>
+      <w:r>
+        <w:t>02. Follow the deciding steps</w:t>
+      </w:r>
+    </w:p>
+    <w:p>
+      <w:r>
+        <w:drawing>
+          <wp:inline xmlns:a="http://schemas.openxmlformats.org/drawingml/2006/main" xmlns:pic="http://schemas.openxmlformats.org/drawingml/2006/picture">
+            <wp:extent cx="5486400" cy="4005072"/>
+            <wp:docPr id="4" name="Picture 4" descr="Timed sampling: Associate every measurement with its sampling time. → Signal A: Its largest sample 3 occurs at 1 ms. → Signal B: Its largest sample 3 occurs at 3 ms. → Maximum summary: Both maxima are 3, but the strongest recorded tap arrives at different times."/>
+            <wp:cNvGraphicFramePr>
+              <a:graphicFrameLocks noChangeAspect="1"/>
+            </wp:cNvGraphicFramePr>
+            <a:graphic>
+              <a:graphicData uri="http://schemas.openxmlformats.org/drawingml/2006/picture">
+                <pic:pic>
+                  <pic:nvPicPr>
+                    <pic:cNvPr id="0" name="academy-story-ai-1-6-02.png"/>
+                    <pic:cNvPicPr/>
+                  </pic:nvPicPr>
+                  <pic:blipFill>
+                    <a:blip r:embed="rId12"/>
+                    <a:stretch>
+                      <a:fillRect/>
+                    </a:stretch>
+                  </pic:blipFill>
+                  <pic:spPr>
+                    <a:xfrm>
+                      <a:off x="0" y="0"/>
+                      <a:ext cx="5486400" cy="4005072"/>
+                    </a:xfrm>
+                    <a:prstGeom prst="rect"/>
+                  </pic:spPr>
+                </pic:pic>
+              </a:graphicData>
+            </a:graphic>
+          </wp:inline>
+        </w:drawing>
+      </w:r>
+    </w:p>
+    <w:p>
+      <w:pPr>
+        <w:spacing w:line="336" w:lineRule="auto" w:after="180"/>
+      </w:pPr>
+      <w:r>
+        <w:rPr>
+          <w:b w:val="0"/>
+        </w:rPr>
+        <w:t xml:space="preserve">Timed sampling: Associate every measurement with its sampling time. → </w:t>
+      </w:r>
+      <w:r>
+        <w:rPr>
+          <w:b/>
+        </w:rPr>
+        <w:t>Signal</w:t>
+      </w:r>
+      <w:r>
+        <w:rPr>
+          <w:b w:val="0"/>
+        </w:rPr>
+        <w:t xml:space="preserve"> A: Its largest </w:t>
+      </w:r>
+      <w:r>
+        <w:rPr>
+          <w:b/>
+        </w:rPr>
+        <w:t>sample</w:t>
+      </w:r>
+      <w:r>
+        <w:rPr>
+          <w:b w:val="0"/>
+        </w:rPr>
+        <w:t xml:space="preserve"> 3 occurs at 1 ms. → </w:t>
+      </w:r>
+      <w:r>
+        <w:rPr>
+          <w:b/>
+        </w:rPr>
+        <w:t>Signal</w:t>
+      </w:r>
+      <w:r>
+        <w:rPr>
+          <w:b w:val="0"/>
+        </w:rPr>
+        <w:t xml:space="preserve"> B: Its largest </w:t>
+      </w:r>
+      <w:r>
+        <w:rPr>
+          <w:b/>
+        </w:rPr>
+        <w:t>sample</w:t>
+      </w:r>
+      <w:r>
+        <w:rPr>
+          <w:b w:val="0"/>
+        </w:rPr>
+        <w:t xml:space="preserve"> 3 occurs at 3 ms. → Maximum summary: Both maxima are 3, but the strongest recorded tap arrives at different times.</w:t>
+      </w:r>
+    </w:p>
+    <w:p>
+      <w:pPr>
+        <w:spacing w:line="336" w:lineRule="auto" w:after="180"/>
+        <w:shd w:fill="F5F1FB"/>
+      </w:pPr>
+      <w:r>
+        <w:rPr>
+          <w:b w:val="0"/>
+        </w:rPr>
+        <w:t xml:space="preserve">Point to each numbered stage and explain which recorded </w:t>
+      </w:r>
+      <w:r>
+        <w:rPr>
+          <w:b/>
+        </w:rPr>
+        <w:t>input</w:t>
+      </w:r>
+      <w:r>
+        <w:rPr>
+          <w:b w:val="0"/>
+        </w:rPr>
+        <w:t xml:space="preserve"> it uses.</w:t>
+      </w:r>
+    </w:p>
+    <w:p>
+      <w:pPr>
+        <w:pStyle w:val="Heading3"/>
+      </w:pPr>
+      <w:r>
+        <w:t>My picture explanation, deciding evidence and one limit</w:t>
+      </w:r>
+    </w:p>
+    <w:p>
+      <w:r>
+        <w:t>________________________________________________________________</w:t>
+      </w:r>
+    </w:p>
+    <w:p>
+      <w:r>
+        <w:t>________________________________________________________________</w:t>
+      </w:r>
+    </w:p>
+    <w:p>
+      <w:r>
+        <w:t>________________________________________________________________</w:t>
+      </w:r>
+    </w:p>
+    <w:p>
+      <w:r>
+        <w:t>________________________________________________________________</w:t>
+      </w:r>
+    </w:p>
+    <w:p>
+      <w:pPr>
+        <w:pStyle w:val="Heading3"/>
+      </w:pPr>
+      <w:r>
+        <w:t>03. Same peak, different sample timing</w:t>
+      </w:r>
+    </w:p>
+    <w:p>
+      <w:r>
+        <w:drawing>
+          <wp:inline xmlns:a="http://schemas.openxmlformats.org/drawingml/2006/main" xmlns:pic="http://schemas.openxmlformats.org/drawingml/2006/picture">
+            <wp:extent cx="5486400" cy="3096768"/>
+            <wp:docPr id="5" name="Picture 5" descr="Same peak, different sample timing. Signal A: 0 ms = 0, 1 ms = 3, 2 ms = 0, 3 ms = 1, 4 ms = 0. Signal B: 0 ms = 0, 1 ms = 1, 2 ms = 0, 3 ms = 3, 4 ms = 0."/>
+            <wp:cNvGraphicFramePr>
+              <a:graphicFrameLocks noChangeAspect="1"/>
+            </wp:cNvGraphicFramePr>
+            <a:graphic>
+              <a:graphicData uri="http://schemas.openxmlformats.org/drawingml/2006/picture">
+                <pic:pic>
+                  <pic:nvPicPr>
+                    <pic:cNvPr id="0" name="academy-story-ai-1-6-03.png"/>
+                    <pic:cNvPicPr/>
+                  </pic:nvPicPr>
+                  <pic:blipFill>
+                    <a:blip r:embed="rId13"/>
+                    <a:stretch>
+                      <a:fillRect/>
+                    </a:stretch>
+                  </pic:blipFill>
+                  <pic:spPr>
+                    <a:xfrm>
+                      <a:off x="0" y="0"/>
+                      <a:ext cx="5486400" cy="3096768"/>
+                    </a:xfrm>
+                    <a:prstGeom prst="rect"/>
+                  </pic:spPr>
+                </pic:pic>
+              </a:graphicData>
+            </a:graphic>
+          </wp:inline>
+        </w:drawing>
+      </w:r>
+    </w:p>
+    <w:p>
+      <w:pPr>
+        <w:spacing w:line="336" w:lineRule="auto" w:after="180"/>
+      </w:pPr>
+      <w:r>
+        <w:rPr>
+          <w:b w:val="0"/>
+        </w:rPr>
+        <w:t xml:space="preserve">Same peak, different </w:t>
+      </w:r>
+      <w:r>
+        <w:rPr>
+          <w:b/>
+        </w:rPr>
+        <w:t>sample</w:t>
+      </w:r>
+      <w:r>
+        <w:rPr>
+          <w:b w:val="0"/>
+        </w:rPr>
+        <w:t xml:space="preserve"> timing. </w:t>
+      </w:r>
+      <w:r>
+        <w:rPr>
+          <w:b/>
+        </w:rPr>
+        <w:t>Signal</w:t>
+      </w:r>
+      <w:r>
+        <w:rPr>
+          <w:b w:val="0"/>
+        </w:rPr>
+        <w:t xml:space="preserve"> A: 0 ms = 0, 1 ms = 3, 2 ms = 0, 3 ms = 1, 4 ms = 0. </w:t>
+      </w:r>
+      <w:r>
+        <w:rPr>
+          <w:b/>
+        </w:rPr>
+        <w:t>Signal</w:t>
+      </w:r>
+      <w:r>
+        <w:rPr>
+          <w:b w:val="0"/>
+        </w:rPr>
+        <w:t xml:space="preserve"> B: 0 ms = 0, 1 ms = 1, 2 ms = 0, 3 ms = 3, 4 ms = 0.</w:t>
+      </w:r>
+    </w:p>
+    <w:p>
+      <w:pPr>
+        <w:spacing w:line="336" w:lineRule="auto" w:after="180"/>
+        <w:shd w:fill="F5F1FB"/>
+      </w:pPr>
+      <w:r>
+        <w:rPr>
+          <w:b w:val="0"/>
+        </w:rPr>
+        <w:t>Read the labels and values. Explain the relationship the model shows.</w:t>
+      </w:r>
+    </w:p>
+    <w:p>
+      <w:pPr>
+        <w:pStyle w:val="Heading3"/>
+      </w:pPr>
+      <w:r>
+        <w:t>My picture explanation, deciding evidence and one limit</w:t>
+      </w:r>
+    </w:p>
+    <w:p>
+      <w:r>
+        <w:t>________________________________________________________________</w:t>
+      </w:r>
+    </w:p>
+    <w:p>
+      <w:r>
+        <w:t>________________________________________________________________</w:t>
+      </w:r>
+    </w:p>
+    <w:p>
+      <w:r>
+        <w:t>________________________________________________________________</w:t>
+      </w:r>
+    </w:p>
+    <w:p>
+      <w:r>
+        <w:t>________________________________________________________________</w:t>
+      </w:r>
+    </w:p>
+    <w:p>
+      <w:pPr>
+        <w:pStyle w:val="Heading3"/>
+      </w:pPr>
+      <w:r>
+        <w:t>04. Change one thing. Trace what follows.</w:t>
+      </w:r>
+    </w:p>
+    <w:p>
+      <w:r>
+        <w:drawing>
+          <wp:inline xmlns:a="http://schemas.openxmlformats.org/drawingml/2006/main" xmlns:pic="http://schemas.openxmlformats.org/drawingml/2006/picture">
+            <wp:extent cx="5486400" cy="3026664"/>
+            <wp:docPr id="6" name="Picture 6" descr="Original case: Both maxima are 3, but the strongest recorded tap arrives at different times. Changed condition: Retain only samples at 0,2,4 ms. Expected result: Both retained sequences are 0,0,0. Reason: The selected times omit both nonzero samples from each signal."/>
+            <wp:cNvGraphicFramePr>
+              <a:graphicFrameLocks noChangeAspect="1"/>
+            </wp:cNvGraphicFramePr>
+            <a:graphic>
+              <a:graphicData uri="http://schemas.openxmlformats.org/drawingml/2006/picture">
+                <pic:pic>
+                  <pic:nvPicPr>
+                    <pic:cNvPr id="0" name="academy-story-ai-1-6-04.png"/>
+                    <pic:cNvPicPr/>
+                  </pic:nvPicPr>
+                  <pic:blipFill>
+                    <a:blip r:embed="rId14"/>
+                    <a:stretch>
+                      <a:fillRect/>
+                    </a:stretch>
+                  </pic:blipFill>
+                  <pic:spPr>
+                    <a:xfrm>
+                      <a:off x="0" y="0"/>
+                      <a:ext cx="5486400" cy="3026664"/>
+                    </a:xfrm>
+                    <a:prstGeom prst="rect"/>
+                  </pic:spPr>
+                </pic:pic>
+              </a:graphicData>
+            </a:graphic>
+          </wp:inline>
+        </w:drawing>
+      </w:r>
+    </w:p>
+    <w:p>
+      <w:pPr>
+        <w:spacing w:line="336" w:lineRule="auto" w:after="180"/>
+      </w:pPr>
+      <w:r>
+        <w:rPr>
+          <w:b w:val="0"/>
+        </w:rPr>
+        <w:t xml:space="preserve">Original case: Both maxima are 3, but the strongest recorded tap arrives at different times. Changed condition: Retain only </w:t>
+      </w:r>
+      <w:r>
+        <w:rPr>
+          <w:b/>
+        </w:rPr>
+        <w:t>sample</w:t>
+      </w:r>
+      <w:r>
+        <w:rPr>
+          <w:b w:val="0"/>
+        </w:rPr>
+        <w:t>s at 0,2,4 ms. Expected result: Both retained sequences are 0,0,0.</w:t>
+      </w:r>
+    </w:p>
+    <w:p>
+      <w:pPr>
+        <w:spacing w:line="336" w:lineRule="auto" w:after="180"/>
+      </w:pPr>
+      <w:r>
+        <w:rPr>
+          <w:b w:val="0"/>
+        </w:rPr>
+        <w:t xml:space="preserve">Reason: The selected times omit both nonzero </w:t>
+      </w:r>
+      <w:r>
+        <w:rPr>
+          <w:b/>
+        </w:rPr>
+        <w:t>sample</w:t>
+      </w:r>
+      <w:r>
+        <w:rPr>
+          <w:b w:val="0"/>
+        </w:rPr>
+        <w:t xml:space="preserve">s from each </w:t>
+      </w:r>
+      <w:r>
+        <w:rPr>
+          <w:b/>
+        </w:rPr>
+        <w:t>signal</w:t>
+      </w:r>
+      <w:r>
+        <w:rPr>
+          <w:b w:val="0"/>
+        </w:rPr>
+        <w:t>.</w:t>
+      </w:r>
+    </w:p>
+    <w:p>
+      <w:pPr>
+        <w:spacing w:line="336" w:lineRule="auto" w:after="180"/>
+        <w:shd w:fill="F5F1FB"/>
+      </w:pPr>
+      <w:r>
+        <w:rPr>
+          <w:b w:val="0"/>
+        </w:rPr>
+        <w:t>Predict before checking the worked changed-case result. Name what changed and what the supplied facts allow you to conclude.</w:t>
+      </w:r>
+    </w:p>
+    <w:p>
+      <w:pPr>
+        <w:pStyle w:val="Heading3"/>
+      </w:pPr>
+      <w:r>
+        <w:t>My picture explanation, deciding evidence and one limit</w:t>
+      </w:r>
+    </w:p>
+    <w:p>
+      <w:r>
+        <w:t>________________________________________________________________</w:t>
+      </w:r>
+    </w:p>
+    <w:p>
+      <w:r>
+        <w:t>________________________________________________________________</w:t>
+      </w:r>
+    </w:p>
+    <w:p>
+      <w:r>
+        <w:t>________________________________________________________________</w:t>
+      </w:r>
+    </w:p>
+    <w:p>
+      <w:r>
+        <w:t>________________________________________________________________</w:t>
+      </w:r>
+    </w:p>
+    <w:p>
+      <w:pPr>
+        <w:pStyle w:val="Heading3"/>
+      </w:pPr>
+      <w:r>
+        <w:t>05. Connect the explanation to its limit</w:t>
+      </w:r>
+    </w:p>
+    <w:p>
+      <w:r>
+        <w:drawing>
+          <wp:inline xmlns:a="http://schemas.openxmlformats.org/drawingml/2006/main" xmlns:pic="http://schemas.openxmlformats.org/drawingml/2006/picture">
+            <wp:extent cx="5486400" cy="2834640"/>
+            <wp:docPr id="7" name="Picture 7" descr="The sequences contain the same values in different orders. Keeping the maximum preserves peak recorded value while losing its timing. A graph should keep time on the horizontal axis; shuffling samples changes the recorded signal even if its maximum stays fixed. Limit: These sparse toy values cannot establish perceived loudness, pitch or what happened between sampling times."/>
+            <wp:cNvGraphicFramePr>
+              <a:graphicFrameLocks noChangeAspect="1"/>
+            </wp:cNvGraphicFramePr>
+            <a:graphic>
+              <a:graphicData uri="http://schemas.openxmlformats.org/drawingml/2006/picture">
+                <pic:pic>
+                  <pic:nvPicPr>
+                    <pic:cNvPr id="0" name="academy-story-ai-1-6-05.png"/>
+                    <pic:cNvPicPr/>
+                  </pic:nvPicPr>
+                  <pic:blipFill>
+                    <a:blip r:embed="rId15"/>
+                    <a:stretch>
+                      <a:fillRect/>
+                    </a:stretch>
+                  </pic:blipFill>
+                  <pic:spPr>
+                    <a:xfrm>
+                      <a:off x="0" y="0"/>
+                      <a:ext cx="5486400" cy="2834640"/>
+                    </a:xfrm>
+                    <a:prstGeom prst="rect"/>
+                  </pic:spPr>
+                </pic:pic>
+              </a:graphicData>
+            </a:graphic>
+          </wp:inline>
+        </w:drawing>
+      </w:r>
+    </w:p>
+    <w:p>
+      <w:pPr>
+        <w:spacing w:line="336" w:lineRule="auto" w:after="180"/>
+      </w:pPr>
+      <w:r>
+        <w:rPr>
+          <w:b w:val="0"/>
+        </w:rPr>
+        <w:t>The sequences contain the same values in different orders. Keeping the maximum preserves peak recorded value while losing its timing.</w:t>
+      </w:r>
+    </w:p>
+    <w:p>
+      <w:pPr>
+        <w:spacing w:line="336" w:lineRule="auto" w:after="180"/>
+      </w:pPr>
+      <w:r>
+        <w:rPr>
+          <w:b w:val="0"/>
+        </w:rPr>
+        <w:t xml:space="preserve">A graph should keep time on the horizontal axis; shuffling </w:t>
+      </w:r>
+      <w:r>
+        <w:rPr>
+          <w:b/>
+        </w:rPr>
+        <w:t>sample</w:t>
+      </w:r>
+      <w:r>
+        <w:rPr>
+          <w:b w:val="0"/>
+        </w:rPr>
+        <w:t xml:space="preserve">s changes the recorded </w:t>
+      </w:r>
+      <w:r>
+        <w:rPr>
+          <w:b/>
+        </w:rPr>
+        <w:t>signal</w:t>
+      </w:r>
+      <w:r>
+        <w:rPr>
+          <w:b w:val="0"/>
+        </w:rPr>
+        <w:t xml:space="preserve"> even if its maximum stays fixed.</w:t>
+      </w:r>
+    </w:p>
+    <w:p>
+      <w:pPr>
+        <w:spacing w:line="336" w:lineRule="auto" w:after="180"/>
+      </w:pPr>
+      <w:r>
+        <w:rPr>
+          <w:b w:val="0"/>
+        </w:rPr>
+        <w:t>Limit: These sparse toy values cannot establish perceived loudness, pitch or what happened between sampling times.</w:t>
+      </w:r>
+    </w:p>
+    <w:p>
+      <w:pPr>
+        <w:spacing w:line="336" w:lineRule="auto" w:after="180"/>
+        <w:shd w:fill="F5F1FB"/>
+      </w:pPr>
+      <w:r>
+        <w:rPr>
+          <w:b w:val="0"/>
+        </w:rPr>
+        <w:t>Explain the case, then point to a limit on the claim.</w:t>
+      </w:r>
+    </w:p>
+    <w:p>
+      <w:pPr>
+        <w:pStyle w:val="Heading3"/>
+      </w:pPr>
+      <w:r>
+        <w:t>My picture explanation, deciding evidence and one limit</w:t>
+      </w:r>
+    </w:p>
+    <w:p>
+      <w:r>
+        <w:t>________________________________________________________________</w:t>
+      </w:r>
+    </w:p>
+    <w:p>
+      <w:r>
+        <w:t>________________________________________________________________</w:t>
+      </w:r>
+    </w:p>
+    <w:p>
+      <w:r>
+        <w:t>________________________________________________________________</w:t>
+      </w:r>
+    </w:p>
+    <w:p>
+      <w:r>
+        <w:t>________________________________________________________________</w:t>
+      </w:r>
+    </w:p>
+    <w:p>
+      <w:pPr>
+        <w:pStyle w:val="Heading3"/>
+      </w:pPr>
+      <w:r>
+        <w:t>06. Make the idea visible in your project</w:t>
+      </w:r>
+    </w:p>
+    <w:p>
+      <w:r>
+        <w:drawing>
+          <wp:inline xmlns:a="http://schemas.openxmlformats.org/drawingml/2006/main" xmlns:pic="http://schemas.openxmlformats.org/drawingml/2006/picture">
+            <wp:extent cx="5486400" cy="3380232"/>
+            <wp:docPr id="8" name="Picture 8" descr="Record the sorter’s sampling interval and retain relevant sequences when a decision depends on changes over time. Draw your input, deciding step, result and limit. Supported question: Does the all-zero retained record prove the full signal was silent? Use the picture."/>
+            <wp:cNvGraphicFramePr>
+              <a:graphicFrameLocks noChangeAspect="1"/>
+            </wp:cNvGraphicFramePr>
+            <a:graphic>
+              <a:graphicData uri="http://schemas.openxmlformats.org/drawingml/2006/picture">
+                <pic:pic>
+                  <pic:nvPicPr>
+                    <pic:cNvPr id="0" name="academy-story-ai-1-6-06.png"/>
+                    <pic:cNvPicPr/>
+                  </pic:nvPicPr>
+                  <pic:blipFill>
+                    <a:blip r:embed="rId16"/>
+                    <a:stretch>
+                      <a:fillRect/>
+                    </a:stretch>
+                  </pic:blipFill>
+                  <pic:spPr>
+                    <a:xfrm>
+                      <a:off x="0" y="0"/>
+                      <a:ext cx="5486400" cy="3380232"/>
+                    </a:xfrm>
+                    <a:prstGeom prst="rect"/>
+                  </pic:spPr>
+                </pic:pic>
+              </a:graphicData>
+            </a:graphic>
+          </wp:inline>
+        </w:drawing>
+      </w:r>
+    </w:p>
+    <w:p>
+      <w:pPr>
+        <w:spacing w:line="336" w:lineRule="auto" w:after="180"/>
+      </w:pPr>
+      <w:r>
+        <w:rPr>
+          <w:b w:val="0"/>
+        </w:rPr>
+        <w:t xml:space="preserve">Record the sorter’s </w:t>
+      </w:r>
+      <w:r>
+        <w:rPr>
+          <w:b/>
+        </w:rPr>
+        <w:t>sampling interval</w:t>
+      </w:r>
+      <w:r>
+        <w:rPr>
+          <w:b w:val="0"/>
+        </w:rPr>
+        <w:t xml:space="preserve"> and retain relevant sequences when a decision depends on changes over time. Draw your </w:t>
+      </w:r>
+      <w:r>
+        <w:rPr>
+          <w:b/>
+        </w:rPr>
+        <w:t>input</w:t>
+      </w:r>
+      <w:r>
+        <w:rPr>
+          <w:b w:val="0"/>
+        </w:rPr>
+        <w:t>, deciding step, result and limit.</w:t>
+      </w:r>
+    </w:p>
+    <w:p>
+      <w:pPr>
+        <w:spacing w:line="336" w:lineRule="auto" w:after="180"/>
+      </w:pPr>
+      <w:r>
+        <w:rPr>
+          <w:b w:val="0"/>
+        </w:rPr>
+        <w:t xml:space="preserve">Supported question: Does the all-zero retained record prove the full </w:t>
+      </w:r>
+      <w:r>
+        <w:rPr>
+          <w:b/>
+        </w:rPr>
+        <w:t>signal</w:t>
+      </w:r>
+      <w:r>
+        <w:rPr>
+          <w:b w:val="0"/>
+        </w:rPr>
+        <w:t xml:space="preserve"> was silent? Use the picture.</w:t>
+      </w:r>
+    </w:p>
+    <w:p>
+      <w:pPr>
+        <w:spacing w:line="336" w:lineRule="auto" w:after="180"/>
+        <w:shd w:fill="F5F1FB"/>
+      </w:pPr>
+      <w:r>
+        <w:rPr>
+          <w:b w:val="0"/>
+        </w:rPr>
+        <w:t xml:space="preserve">Draw your project trace and justify the deciding step using </w:t>
+      </w:r>
+      <w:r>
+        <w:rPr>
+          <w:b/>
+        </w:rPr>
+        <w:t>evidence</w:t>
+      </w:r>
+      <w:r>
+        <w:rPr>
+          <w:b w:val="0"/>
+        </w:rPr>
+        <w:t>.</w:t>
+      </w:r>
+    </w:p>
+    <w:p>
+      <w:pPr>
+        <w:pStyle w:val="Heading3"/>
+      </w:pPr>
+      <w:r>
+        <w:t>My picture explanation, deciding evidence and one limit</w:t>
       </w:r>
     </w:p>
     <w:p>

--- a/downloads/workbook/ai-1-week-06.docx
+++ b/downloads/workbook/ai-1-week-06.docx
@@ -25,12 +25,411 @@
         <w:pStyle w:val="Heading1"/>
       </w:pPr>
       <w:r>
-        <w:t>01. Recall and choose your starting point</w:t>
-      </w:r>
-    </w:p>
-    <w:p>
-      <w:r>
-        <w:t>Record your starting explanation for Sound Becomes a Signal before opening notes. Show any later correction separately.</w:t>
+        <w:t>One connected sound-sample record.</w:t>
+      </w:r>
+    </w:p>
+    <w:p>
+      <w:r>
+        <w:t>Read timed values, inspect discarded positions, compare summaries and diagnose a speech pipeline.</w:t>
+      </w:r>
+    </w:p>
+    <w:p>
+      <w:r>
+        <w:t>Keep your original record, its timing and the reason for each conclusion.</w:t>
+      </w:r>
+    </w:p>
+    <w:p>
+      <w:pPr>
+        <w:pStyle w:val="Heading1"/>
+      </w:pPr>
+      <w:r>
+        <w:t>01. Recall: reconnect earlier ideas</w:t>
+      </w:r>
+    </w:p>
+    <w:p>
+      <w:r>
+        <w:t>Retrieve before opening notes.</w:t>
+      </w:r>
+    </w:p>
+    <w:p>
+      <w:pPr>
+        <w:pStyle w:val="Heading2"/>
+      </w:pPr>
+      <w:r>
+        <w:t>Retrieve and explain</w:t>
+      </w:r>
+    </w:p>
+    <w:p>
+      <w:pPr>
+        <w:pStyle w:val="ListBullet"/>
+      </w:pPr>
+      <w:r>
+        <w:t>Try the recall before opening notes. Then use a different colour or a labelled second line to correct your explanation.</w:t>
+      </w:r>
+    </w:p>
+    <w:p>
+      <w:pPr>
+        <w:pStyle w:val="ListBullet"/>
+      </w:pPr>
+      <w:r>
+        <w:t>Without opening the old lesson, explain one key idea from Pictures Become Numbers. Give an example and a mistake that the idea helps you avoid.</w:t>
+      </w:r>
+    </w:p>
+    <w:p>
+      <w:pPr>
+        <w:pStyle w:val="Heading3"/>
+      </w:pPr>
+      <w:r>
+        <w:t>My remembered idea, example and correction</w:t>
+      </w:r>
+    </w:p>
+    <w:p>
+      <w:r>
+        <w:t>________________________________________________________________</w:t>
+      </w:r>
+    </w:p>
+    <w:p>
+      <w:r>
+        <w:t>________________________________________________________________</w:t>
+      </w:r>
+    </w:p>
+    <w:p>
+      <w:r>
+        <w:t>________________________________________________________________</w:t>
+      </w:r>
+    </w:p>
+    <w:p>
+      <w:pPr>
+        <w:pStyle w:val="ListBullet"/>
+      </w:pPr>
+      <w:r>
+        <w:t>Without opening the old lesson, explain one key idea from Sensors Are Messengers. Give an example and a mistake that the idea helps you avoid.</w:t>
+      </w:r>
+    </w:p>
+    <w:p>
+      <w:pPr>
+        <w:pStyle w:val="Heading3"/>
+      </w:pPr>
+      <w:r>
+        <w:t>My remembered idea, example and correction</w:t>
+      </w:r>
+    </w:p>
+    <w:p>
+      <w:r>
+        <w:t>________________________________________________________________</w:t>
+      </w:r>
+    </w:p>
+    <w:p>
+      <w:r>
+        <w:t>________________________________________________________________</w:t>
+      </w:r>
+    </w:p>
+    <w:p>
+      <w:r>
+        <w:t>________________________________________________________________</w:t>
+      </w:r>
+    </w:p>
+    <w:p>
+      <w:pPr>
+        <w:pStyle w:val="Heading2"/>
+      </w:pPr>
+      <w:r>
+        <w:t>Earlier wording, alternatives and picture transcripts · reference / check after trying</w:t>
+      </w:r>
+    </w:p>
+    <w:p>
+      <w:pPr>
+        <w:pStyle w:val="Heading3"/>
+      </w:pPr>
+      <w:r>
+        <w:t>Pictures Become Numbers</w:t>
+      </w:r>
+    </w:p>
+    <w:p>
+      <w:pPr>
+        <w:pStyle w:val="Heading3"/>
+      </w:pPr>
+      <w:r>
+        <w:t>Sensors Are Messengers</w:t>
+      </w:r>
+    </w:p>
+    <w:p>
+      <w:pPr>
+        <w:pStyle w:val="Heading1"/>
+      </w:pPr>
+      <w:r>
+        <w:t>12. W1 · Read samples and gaps</w:t>
+      </w:r>
+    </w:p>
+    <w:p>
+      <w:r>
+        <w:t>Count the recorded positions and the spaces between them.</w:t>
+      </w:r>
+    </w:p>
+    <w:p>
+      <w:pPr>
+        <w:pStyle w:val="Heading2"/>
+      </w:pPr>
+      <w:r>
+        <w:t>Your evidence record</w:t>
+      </w:r>
+    </w:p>
+    <w:p>
+      <w:pPr>
+        <w:pStyle w:val="ListBullet"/>
+      </w:pPr>
+      <w:r>
+        <w:t>Five samples have values 0,3,0,1,0 at times 0,2,4,6,8 milliseconds. State the sample count, interval and elapsed time from first to last. Explain why there are four gaps.</w:t>
+      </w:r>
+    </w:p>
+    <w:p>
+      <w:pPr>
+        <w:pStyle w:val="Heading3"/>
+      </w:pPr>
+      <w:r>
+        <w:t>My reasoning and evidence</w:t>
+      </w:r>
+    </w:p>
+    <w:p>
+      <w:r>
+        <w:t>________________________________________________________________</w:t>
+      </w:r>
+    </w:p>
+    <w:p>
+      <w:r>
+        <w:t>________________________________________________________________</w:t>
+      </w:r>
+    </w:p>
+    <w:p>
+      <w:r>
+        <w:t>________________________________________________________________</w:t>
+      </w:r>
+    </w:p>
+    <w:p>
+      <w:r>
+        <w:t>________________________________________________________________</w:t>
+      </w:r>
+    </w:p>
+    <w:p>
+      <w:r>
+        <w:t>________________________________________________________________</w:t>
+      </w:r>
+    </w:p>
+    <w:p>
+      <w:pPr>
+        <w:pStyle w:val="Heading1"/>
+      </w:pPr>
+      <w:r>
+        <w:t>13. W2 · Inspect what was discarded</w:t>
+      </w:r>
+    </w:p>
+    <w:p>
+      <w:r>
+        <w:t>Use W1’s complete timed record before retaining a subset.</w:t>
+      </w:r>
+    </w:p>
+    <w:p>
+      <w:pPr>
+        <w:pStyle w:val="Heading2"/>
+      </w:pPr>
+      <w:r>
+        <w:t>Your evidence record</w:t>
+      </w:r>
+    </w:p>
+    <w:p>
+      <w:pPr>
+        <w:pStyle w:val="ListBullet"/>
+      </w:pPr>
+      <w:r>
+        <w:t>Retain only times 0,4,8 from W1. Write the retained values. Give one claim about the original signal that these retained values do not justify.</w:t>
+      </w:r>
+    </w:p>
+    <w:p>
+      <w:pPr>
+        <w:pStyle w:val="Heading3"/>
+      </w:pPr>
+      <w:r>
+        <w:t>My reasoning and evidence</w:t>
+      </w:r>
+    </w:p>
+    <w:p>
+      <w:r>
+        <w:t>________________________________________________________________</w:t>
+      </w:r>
+    </w:p>
+    <w:p>
+      <w:r>
+        <w:t>________________________________________________________________</w:t>
+      </w:r>
+    </w:p>
+    <w:p>
+      <w:r>
+        <w:t>________________________________________________________________</w:t>
+      </w:r>
+    </w:p>
+    <w:p>
+      <w:r>
+        <w:t>________________________________________________________________</w:t>
+      </w:r>
+    </w:p>
+    <w:p>
+      <w:r>
+        <w:t>________________________________________________________________</w:t>
+      </w:r>
+    </w:p>
+    <w:p>
+      <w:pPr>
+        <w:pStyle w:val="Heading1"/>
+      </w:pPr>
+      <w:r>
+        <w:t>14. W3 · Compare equal summaries</w:t>
+      </w:r>
+    </w:p>
+    <w:p>
+      <w:r>
+        <w:t>Explain the pattern information a maximum omits.</w:t>
+      </w:r>
+    </w:p>
+    <w:p>
+      <w:pPr>
+        <w:pStyle w:val="Heading2"/>
+      </w:pPr>
+      <w:r>
+        <w:t>Your evidence record</w:t>
+      </w:r>
+    </w:p>
+    <w:p>
+      <w:pPr>
+        <w:pStyle w:val="ListBullet"/>
+      </w:pPr>
+      <w:r>
+        <w:t>Sequences A=0,2,0,2,0 and B=0,0,2,0,0 use the same time interval. State their maximum values and one difference the maximum discards. Name information that would preserve that difference.</w:t>
+      </w:r>
+    </w:p>
+    <w:p>
+      <w:pPr>
+        <w:pStyle w:val="Heading3"/>
+      </w:pPr>
+      <w:r>
+        <w:t>My reasoning and evidence</w:t>
+      </w:r>
+    </w:p>
+    <w:p>
+      <w:r>
+        <w:t>________________________________________________________________</w:t>
+      </w:r>
+    </w:p>
+    <w:p>
+      <w:r>
+        <w:t>________________________________________________________________</w:t>
+      </w:r>
+    </w:p>
+    <w:p>
+      <w:r>
+        <w:t>________________________________________________________________</w:t>
+      </w:r>
+    </w:p>
+    <w:p>
+      <w:r>
+        <w:t>________________________________________________________________</w:t>
+      </w:r>
+    </w:p>
+    <w:p>
+      <w:r>
+        <w:t>________________________________________________________________</w:t>
+      </w:r>
+    </w:p>
+    <w:p>
+      <w:r>
+        <w:t>________________________________________________________________</w:t>
+      </w:r>
+    </w:p>
+    <w:p>
+      <w:pPr>
+        <w:pStyle w:val="Heading1"/>
+      </w:pPr>
+      <w:r>
+        <w:t>16. W5 · Check the speech pipeline</w:t>
+      </w:r>
+    </w:p>
+    <w:p>
+      <w:r>
+        <w:t>Find the first mismatch before a later action.</w:t>
+      </w:r>
+    </w:p>
+    <w:p>
+      <w:pPr>
+        <w:pStyle w:val="Heading2"/>
+      </w:pPr>
+      <w:r>
+        <w:t>Your evidence record</w:t>
+      </w:r>
+    </w:p>
+    <w:p>
+      <w:pPr>
+        <w:pStyle w:val="ListBullet"/>
+      </w:pPr>
+      <w:r>
+        <w:t>A recording says Set the timer for fourteen minutes. A transcript says forty minutes and the timer is set to 40. Name the first mismatch, propose a confirmation step and explain why the transcript cannot be treated as a complete copy of the recording.</w:t>
+      </w:r>
+    </w:p>
+    <w:p>
+      <w:pPr>
+        <w:pStyle w:val="Heading3"/>
+      </w:pPr>
+      <w:r>
+        <w:t>My reasoning and evidence</w:t>
+      </w:r>
+    </w:p>
+    <w:p>
+      <w:r>
+        <w:t>________________________________________________________________</w:t>
+      </w:r>
+    </w:p>
+    <w:p>
+      <w:r>
+        <w:t>________________________________________________________________</w:t>
+      </w:r>
+    </w:p>
+    <w:p>
+      <w:r>
+        <w:t>________________________________________________________________</w:t>
+      </w:r>
+    </w:p>
+    <w:p>
+      <w:r>
+        <w:t>________________________________________________________________</w:t>
+      </w:r>
+    </w:p>
+    <w:p>
+      <w:r>
+        <w:t>________________________________________________________________</w:t>
+      </w:r>
+    </w:p>
+    <w:p>
+      <w:r>
+        <w:t>________________________________________________________________</w:t>
+      </w:r>
+    </w:p>
+    <w:p>
+      <w:pPr>
+        <w:pStyle w:val="Heading1"/>
+      </w:pPr>
+      <w:r>
+        <w:t>04. W4 · Construct a new hidden change</w:t>
+      </w:r>
+    </w:p>
+    <w:p>
+      <w:r>
+        <w:t>Keep one first attempt before hints or feedback.</w:t>
+      </w:r>
+    </w:p>
+    <w:p>
+      <w:pPr>
+        <w:pStyle w:val="Heading2"/>
+      </w:pPr>
+      <w:r>
+        <w:t>Read and explain independently</w:t>
       </w:r>
     </w:p>
     <w:p>
@@ -41,115 +440,7 @@
         <w:rPr>
           <w:b w:val="0"/>
         </w:rPr>
-        <w:t>Try the recall before opening notes. Then use a different colour or a labelled second line to correct your explanation.</w:t>
-      </w:r>
-    </w:p>
-    <w:p>
-      <w:pPr>
-        <w:pStyle w:val="Heading3"/>
-      </w:pPr>
-      <w:r>
-        <w:t>Pictures Become Numbers</w:t>
-      </w:r>
-    </w:p>
-    <w:p>
-      <w:pPr>
-        <w:spacing w:line="336" w:lineRule="auto" w:after="180"/>
-      </w:pPr>
-      <w:r>
-        <w:rPr>
-          <w:b w:val="0"/>
-        </w:rPr>
-        <w:t>Without opening the old lesson, explain one key idea from Pictures Become Numbers. Give an example and a mistake that the idea helps you avoid.</w:t>
-      </w:r>
-    </w:p>
-    <w:p>
-      <w:pPr>
-        <w:pStyle w:val="Heading3"/>
-      </w:pPr>
-      <w:r>
-        <w:t>My remembered idea, example and correction</w:t>
-      </w:r>
-    </w:p>
-    <w:p>
-      <w:r>
-        <w:t>________________________________________________________________</w:t>
-      </w:r>
-    </w:p>
-    <w:p>
-      <w:r>
-        <w:t>________________________________________________________________</w:t>
-      </w:r>
-    </w:p>
-    <w:p>
-      <w:r>
-        <w:t>________________________________________________________________</w:t>
-      </w:r>
-    </w:p>
-    <w:p>
-      <w:pPr>
-        <w:pStyle w:val="Heading3"/>
-      </w:pPr>
-      <w:r>
-        <w:t>Sensors Are Messengers</w:t>
-      </w:r>
-    </w:p>
-    <w:p>
-      <w:pPr>
-        <w:spacing w:line="336" w:lineRule="auto" w:after="180"/>
-      </w:pPr>
-      <w:r>
-        <w:rPr>
-          <w:b w:val="0"/>
-        </w:rPr>
-        <w:t>Without opening the old lesson, explain one key idea from Sensors Are Messengers. Give an example and a mistake that the idea helps you avoid.</w:t>
-      </w:r>
-    </w:p>
-    <w:p>
-      <w:pPr>
-        <w:pStyle w:val="Heading3"/>
-      </w:pPr>
-      <w:r>
-        <w:t>My remembered idea, example and correction</w:t>
-      </w:r>
-    </w:p>
-    <w:p>
-      <w:r>
-        <w:t>________________________________________________________________</w:t>
-      </w:r>
-    </w:p>
-    <w:p>
-      <w:r>
-        <w:t>________________________________________________________________</w:t>
-      </w:r>
-    </w:p>
-    <w:p>
-      <w:r>
-        <w:t>________________________________________________________________</w:t>
-      </w:r>
-    </w:p>
-    <w:p>
-      <w:pPr>
-        <w:pStyle w:val="Heading1"/>
-      </w:pPr>
-      <w:r>
-        <w:t>02. Practise with fading help</w:t>
-      </w:r>
-    </w:p>
-    <w:p>
-      <w:r>
-        <w:t>Complete the supported Sound Becomes a Signal trace and record the first step you can explain without help.</w:t>
-      </w:r>
-    </w:p>
-    <w:p>
-      <w:pPr>
-        <w:spacing w:line="336" w:lineRule="auto" w:after="180"/>
-      </w:pPr>
-      <w:r>
-        <w:rPr>
-          <w:b w:val="0"/>
-        </w:rPr>
-        <w:t xml:space="preserve">Use W2: Inspect what was discarded for Sound as </w:t>
+        <w:t>A record keeps values 0 at times 0,3,6 milliseconds. Construct two seven-</w:t>
       </w:r>
       <w:r>
         <w:rPr>
@@ -161,252 +452,6 @@
         <w:rPr>
           <w:b w:val="0"/>
         </w:rPr>
-        <w:t>d information. Record the answer once; the lesson and workbook refer to the same attempt.</w:t>
-      </w:r>
-    </w:p>
-    <w:tbl>
-      <w:tblPr>
-        <w:tblStyle w:val="LightShading-Accent1"/>
-        <w:tblW w:type="auto" w:w="0"/>
-        <w:tblLook w:firstColumn="1" w:firstRow="1" w:lastColumn="0" w:lastRow="0" w:noHBand="0" w:noVBand="1" w:val="04A0"/>
-      </w:tblPr>
-      <w:tblGrid>
-        <w:gridCol w:w="2556"/>
-        <w:gridCol w:w="2556"/>
-        <w:gridCol w:w="2556"/>
-        <w:gridCol w:w="2556"/>
-      </w:tblGrid>
-      <w:tr>
-        <w:trPr>
-          <w:tblHeader/>
-        </w:trPr>
-        <w:tc>
-          <w:tcPr>
-            <w:tcW w:type="dxa" w:w="2556"/>
-          </w:tcPr>
-          <w:p>
-            <w:r>
-              <w:t>Given inputs</w:t>
-            </w:r>
-          </w:p>
-        </w:tc>
-        <w:tc>
-          <w:tcPr>
-            <w:tcW w:type="dxa" w:w="2556"/>
-          </w:tcPr>
-          <w:p>
-            <w:r>
-              <w:t>Procedure I chose</w:t>
-            </w:r>
-          </w:p>
-        </w:tc>
-        <w:tc>
-          <w:tcPr>
-            <w:tcW w:type="dxa" w:w="2556"/>
-          </w:tcPr>
-          <w:p>
-            <w:r>
-              <w:t>Middle steps</w:t>
-            </w:r>
-          </w:p>
-        </w:tc>
-        <w:tc>
-          <w:tcPr>
-            <w:tcW w:type="dxa" w:w="2556"/>
-          </w:tcPr>
-          <w:p>
-            <w:r>
-              <w:t>Result and check</w:t>
-            </w:r>
-          </w:p>
-        </w:tc>
-      </w:tr>
-      <w:tr>
-        <w:tc>
-          <w:tcPr>
-            <w:tcW w:type="dxa" w:w="2556"/>
-          </w:tcPr>
-          <w:p>
-            <w:r/>
-          </w:p>
-        </w:tc>
-        <w:tc>
-          <w:tcPr>
-            <w:tcW w:type="dxa" w:w="2556"/>
-          </w:tcPr>
-          <w:p>
-            <w:r/>
-          </w:p>
-        </w:tc>
-        <w:tc>
-          <w:tcPr>
-            <w:tcW w:type="dxa" w:w="2556"/>
-          </w:tcPr>
-          <w:p>
-            <w:r/>
-          </w:p>
-        </w:tc>
-        <w:tc>
-          <w:tcPr>
-            <w:tcW w:type="dxa" w:w="2556"/>
-          </w:tcPr>
-          <w:p>
-            <w:r/>
-          </w:p>
-        </w:tc>
-      </w:tr>
-    </w:tbl>
-    <w:p>
-      <w:pPr>
-        <w:pStyle w:val="Heading3"/>
-      </w:pPr>
-      <w:r>
-        <w:t>The step I completed without help, and the hint I needed</w:t>
-      </w:r>
-    </w:p>
-    <w:p>
-      <w:r>
-        <w:t>________________________________________________________________</w:t>
-      </w:r>
-    </w:p>
-    <w:p>
-      <w:r>
-        <w:t>________________________________________________________________</w:t>
-      </w:r>
-    </w:p>
-    <w:p>
-      <w:r>
-        <w:t>________________________________________________________________</w:t>
-      </w:r>
-    </w:p>
-    <w:p>
-      <w:pPr>
-        <w:pStyle w:val="Heading1"/>
-      </w:pPr>
-      <w:r>
-        <w:t>03. Individual reasoning check</w:t>
-      </w:r>
-    </w:p>
-    <w:p>
-      <w:r>
-        <w:t>Check the proposed Sound Becomes a Signal explanation against the supplied facts before discussing it.</w:t>
-      </w:r>
-    </w:p>
-    <w:p>
-      <w:pPr>
-        <w:spacing w:line="336" w:lineRule="auto" w:after="180"/>
-      </w:pPr>
-      <w:r>
-        <w:rPr>
-          <w:b w:val="0"/>
-        </w:rPr>
-        <w:t xml:space="preserve">Use the worked case for Sound as </w:t>
-      </w:r>
-      <w:r>
-        <w:rPr>
-          <w:b/>
-        </w:rPr>
-        <w:t>sample</w:t>
-      </w:r>
-      <w:r>
-        <w:rPr>
-          <w:b w:val="0"/>
-        </w:rPr>
-        <w:t xml:space="preserve">d information. Proposed explanation: “Five </w:t>
-      </w:r>
-      <w:r>
-        <w:rPr>
-          <w:b/>
-        </w:rPr>
-        <w:t>sample</w:t>
-      </w:r>
-      <w:r>
-        <w:rPr>
-          <w:b w:val="0"/>
-        </w:rPr>
-        <w:t>s make five gaps”. Decide whether this explanation is supported.</w:t>
-      </w:r>
-    </w:p>
-    <w:p>
-      <w:pPr>
-        <w:spacing w:line="336" w:lineRule="auto" w:after="180"/>
-      </w:pPr>
-      <w:r>
-        <w:rPr>
-          <w:b w:val="0"/>
-        </w:rPr>
-        <w:t>Point to the step or supplied fact that decides; explain your repair if needed.</w:t>
-      </w:r>
-    </w:p>
-    <w:p>
-      <w:pPr>
-        <w:pStyle w:val="Heading3"/>
-      </w:pPr>
-      <w:r>
-        <w:t>My explanation before partner discussion</w:t>
-      </w:r>
-    </w:p>
-    <w:p>
-      <w:r>
-        <w:t>________________________________________________________________</w:t>
-      </w:r>
-    </w:p>
-    <w:p>
-      <w:r>
-        <w:t>________________________________________________________________</w:t>
-      </w:r>
-    </w:p>
-    <w:p>
-      <w:r>
-        <w:t>________________________________________________________________</w:t>
-      </w:r>
-    </w:p>
-    <w:p>
-      <w:r>
-        <w:t>________________________________________________________________</w:t>
-      </w:r>
-    </w:p>
-    <w:p>
-      <w:pPr>
-        <w:pStyle w:val="Heading1"/>
-      </w:pPr>
-      <w:r>
-        <w:t>04. Independent transfer case</w:t>
-      </w:r>
-    </w:p>
-    <w:p>
-      <w:r>
-        <w:t>Write one first attempt at the reserved independent case before feedback. Repeated copies of that case refer to the same recorded attempt.</w:t>
-      </w:r>
-    </w:p>
-    <w:p>
-      <w:pPr>
-        <w:pStyle w:val="Heading3"/>
-      </w:pPr>
-      <w:r>
-        <w:t>Independent case: Construct a new hidden change</w:t>
-      </w:r>
-    </w:p>
-    <w:p>
-      <w:pPr>
-        <w:spacing w:line="336" w:lineRule="auto" w:after="180"/>
-      </w:pPr>
-      <w:r>
-        <w:rPr>
-          <w:b w:val="0"/>
-        </w:rPr>
-        <w:t>A record keeps values 0 at times 0,3,6 milliseconds. Construct two seven-</w:t>
-      </w:r>
-      <w:r>
-        <w:rPr>
-          <w:b/>
-        </w:rPr>
-        <w:t>sample</w:t>
-      </w:r>
-      <w:r>
-        <w:rPr>
-          <w:b w:val="0"/>
-        </w:rPr>
         <w:t xml:space="preserve"> sequences for every whole-millisecond time from 0 through 6 that agree with those retained values but differ at omitted times.</w:t>
       </w:r>
     </w:p>
@@ -466,6 +511,14 @@
     </w:p>
     <w:p>
       <w:pPr>
+        <w:pStyle w:val="Heading2"/>
+      </w:pPr>
+      <w:r>
+        <w:t>Keep a fair record</w:t>
+      </w:r>
+    </w:p>
+    <w:p>
+      <w:pPr>
         <w:spacing w:line="336" w:lineRule="auto" w:after="180"/>
       </w:pPr>
       <w:r>
@@ -477,15 +530,39 @@
     </w:p>
     <w:p>
       <w:pPr>
+        <w:pStyle w:val="Heading2"/>
+      </w:pPr>
+      <w:r>
+        <w:t>Earlier wording, alternatives and picture transcripts · reference / check after trying</w:t>
+      </w:r>
+    </w:p>
+    <w:p>
+      <w:pPr>
+        <w:pStyle w:val="Heading3"/>
+      </w:pPr>
+      <w:r>
+        <w:t>Independent case: Construct a new hidden change</w:t>
+      </w:r>
+    </w:p>
+    <w:p>
+      <w:pPr>
         <w:pStyle w:val="Heading1"/>
       </w:pPr>
       <w:r>
-        <w:t>05. Your learning target</w:t>
-      </w:r>
-    </w:p>
-    <w:p>
-      <w:r>
-        <w:t>Connect the Sound Becomes a Signal target to a trace and a justified conclusion.</w:t>
+        <w:t>09. Project · Keep the decision and its evidence</w:t>
+      </w:r>
+    </w:p>
+    <w:p>
+      <w:r>
+        <w:t>Add this week’s change to your existing project record.</w:t>
+      </w:r>
+    </w:p>
+    <w:p>
+      <w:pPr>
+        <w:pStyle w:val="Heading2"/>
+      </w:pPr>
+      <w:r>
+        <w:t>Your evidence record</w:t>
       </w:r>
     </w:p>
     <w:p>
@@ -496,44 +573,31 @@
         <w:rPr>
           <w:b w:val="0"/>
         </w:rPr>
-        <w:t xml:space="preserve">A whisper recorded close to a microphone has larger </w:t>
+        <w:t xml:space="preserve">If the sorter uses sound, specify the exact sound pattern needed and test whether classroom </w:t>
       </w:r>
       <w:r>
         <w:rPr>
           <w:b/>
         </w:rPr>
-        <w:t>sample</w:t>
+        <w:t>noise</w:t>
       </w:r>
       <w:r>
         <w:rPr>
           <w:b w:val="0"/>
         </w:rPr>
-        <w:t xml:space="preserve"> </w:t>
+        <w:t xml:space="preserve"> makes that </w:t>
       </w:r>
       <w:r>
         <w:rPr>
           <w:b/>
         </w:rPr>
-        <w:t>amplitude</w:t>
+        <w:t>input</w:t>
       </w:r>
       <w:r>
         <w:rPr>
           <w:b w:val="0"/>
         </w:rPr>
-        <w:t>s than a shout recorded far away. Does the recording prove the whisper was louder at its source? Propose one controlled follow-up.</w:t>
-      </w:r>
-    </w:p>
-    <w:p>
-      <w:pPr>
-        <w:pStyle w:val="Heading1"/>
-      </w:pPr>
-      <w:r>
-        <w:t>06. Solve the given case</w:t>
-      </w:r>
-    </w:p>
-    <w:p>
-      <w:r>
-        <w:t>Solve the supplied Sound Becomes a Signal case and show the deciding evidence.</w:t>
+        <w:t xml:space="preserve"> unreliable.</w:t>
       </w:r>
     </w:p>
     <w:p>
@@ -544,42 +608,7 @@
         <w:rPr>
           <w:b w:val="0"/>
         </w:rPr>
-        <w:t>A microphone records quiet and loud claps at the same distance and settings.</w:t>
-      </w:r>
-    </w:p>
-    <w:p>
-      <w:pPr>
-        <w:spacing w:line="336" w:lineRule="auto" w:after="180"/>
-        <w:shd w:fill="F5F1FB"/>
-      </w:pPr>
-      <w:r>
-        <w:rPr>
-          <w:b w:val="0"/>
-        </w:rPr>
-        <w:t xml:space="preserve">What </w:t>
-      </w:r>
-      <w:r>
-        <w:rPr>
-          <w:b/>
-        </w:rPr>
-        <w:t>waveform</w:t>
-      </w:r>
-      <w:r>
-        <w:rPr>
-          <w:b w:val="0"/>
-        </w:rPr>
-        <w:t xml:space="preserve"> difference is expected? Does it reveal a spoken word?</w:t>
-      </w:r>
-    </w:p>
-    <w:p>
-      <w:pPr>
-        <w:spacing w:line="336" w:lineRule="auto" w:after="180"/>
-      </w:pPr>
-      <w:r>
-        <w:rPr>
-          <w:b w:val="0"/>
-        </w:rPr>
-        <w:t xml:space="preserve">Show your trace, calculation or </w:t>
+        <w:t xml:space="preserve">The project change and </w:t>
       </w:r>
       <w:r>
         <w:rPr>
@@ -587,332 +616,6 @@
         </w:rPr>
         <w:t>evidence</w:t>
       </w:r>
-    </w:p>
-    <w:p>
-      <w:pPr>
-        <w:pStyle w:val="Heading3"/>
-      </w:pPr>
-      <w:r>
-        <w:t>Write or draw your reasoning and evidence.</w:t>
-      </w:r>
-    </w:p>
-    <w:p>
-      <w:r>
-        <w:t>________________________________________________________________</w:t>
-      </w:r>
-    </w:p>
-    <w:p>
-      <w:r>
-        <w:t>________________________________________________________________</w:t>
-      </w:r>
-    </w:p>
-    <w:p>
-      <w:r>
-        <w:t>________________________________________________________________</w:t>
-      </w:r>
-    </w:p>
-    <w:p>
-      <w:r>
-        <w:t>________________________________________________________________</w:t>
-      </w:r>
-    </w:p>
-    <w:p>
-      <w:r>
-        <w:t>________________________________________________________________</w:t>
-      </w:r>
-    </w:p>
-    <w:p>
-      <w:pPr>
-        <w:pStyle w:val="Heading1"/>
-      </w:pPr>
-      <w:r>
-        <w:t>07. Check a changed case</w:t>
-      </w:r>
-    </w:p>
-    <w:p>
-      <w:r>
-        <w:t>Apply the procedure to the changed case and record why the conclusion follows.</w:t>
-      </w:r>
-    </w:p>
-    <w:p>
-      <w:pPr>
-        <w:spacing w:line="336" w:lineRule="auto" w:after="180"/>
-      </w:pPr>
-      <w:r>
-        <w:rPr>
-          <w:b w:val="0"/>
-        </w:rPr>
-        <w:t>Two recordings contain the same word: one quiet and one loud. Which device receives the sound? Does a larger wave automatically mean a different word? Explain.</w:t>
-      </w:r>
-    </w:p>
-    <w:p>
-      <w:pPr>
-        <w:spacing w:line="336" w:lineRule="auto" w:after="180"/>
-      </w:pPr>
-      <w:r>
-        <w:rPr>
-          <w:b w:val="0"/>
-        </w:rPr>
-        <w:t>My independent answer and reason</w:t>
-      </w:r>
-    </w:p>
-    <w:p>
-      <w:pPr>
-        <w:pStyle w:val="Heading3"/>
-      </w:pPr>
-      <w:r>
-        <w:t>Write or draw your reasoning and evidence.</w:t>
-      </w:r>
-    </w:p>
-    <w:p>
-      <w:r>
-        <w:t>________________________________________________________________</w:t>
-      </w:r>
-    </w:p>
-    <w:p>
-      <w:r>
-        <w:t>________________________________________________________________</w:t>
-      </w:r>
-    </w:p>
-    <w:p>
-      <w:r>
-        <w:t>________________________________________________________________</w:t>
-      </w:r>
-    </w:p>
-    <w:p>
-      <w:r>
-        <w:t>________________________________________________________________</w:t>
-      </w:r>
-    </w:p>
-    <w:p>
-      <w:r>
-        <w:t>________________________________________________________________</w:t>
-      </w:r>
-    </w:p>
-    <w:p>
-      <w:pPr>
-        <w:pStyle w:val="Heading3"/>
-      </w:pPr>
-      <w:r>
-        <w:t>Week 6 Test and reflect</w:t>
-      </w:r>
-    </w:p>
-    <w:p>
-      <w:pPr>
-        <w:pStyle w:val="Heading1"/>
-      </w:pPr>
-      <w:r>
-        <w:t>08. Design a revealing test</w:t>
-      </w:r>
-    </w:p>
-    <w:p>
-      <w:r>
-        <w:t>Specify a changed input, expected result and observation separately.</w:t>
-      </w:r>
-    </w:p>
-    <w:p>
-      <w:pPr>
-        <w:spacing w:line="336" w:lineRule="auto" w:after="180"/>
-      </w:pPr>
-      <w:r>
-        <w:rPr>
-          <w:b w:val="0"/>
-        </w:rPr>
-        <w:t xml:space="preserve">Create a changed </w:t>
-      </w:r>
-      <w:r>
-        <w:rPr>
-          <w:b/>
-        </w:rPr>
-        <w:t>input</w:t>
-      </w:r>
-      <w:r>
-        <w:rPr>
-          <w:b w:val="0"/>
-        </w:rPr>
-        <w:t>, boundary case or missing-information case. Write the expected answer or safe response before testing.</w:t>
-      </w:r>
-    </w:p>
-    <w:tbl>
-      <w:tblPr>
-        <w:tblStyle w:val="LightShading-Accent1"/>
-        <w:tblW w:type="auto" w:w="0"/>
-        <w:tblLook w:firstColumn="1" w:firstRow="1" w:lastColumn="0" w:lastRow="0" w:noHBand="0" w:noVBand="1" w:val="04A0"/>
-      </w:tblPr>
-      <w:tblGrid>
-        <w:gridCol w:w="5112"/>
-        <w:gridCol w:w="5112"/>
-      </w:tblGrid>
-      <w:tr>
-        <w:trPr>
-          <w:tblHeader/>
-        </w:trPr>
-        <w:tc>
-          <w:tcPr>
-            <w:tcW w:type="dxa" w:w="5112"/>
-          </w:tcPr>
-          <w:p>
-            <w:r>
-              <w:t>Test record</w:t>
-            </w:r>
-          </w:p>
-        </w:tc>
-        <w:tc>
-          <w:tcPr>
-            <w:tcW w:type="dxa" w:w="5112"/>
-          </w:tcPr>
-          <w:p>
-            <w:r>
-              <w:t>My evidence</w:t>
-            </w:r>
-          </w:p>
-        </w:tc>
-      </w:tr>
-      <w:tr>
-        <w:tc>
-          <w:tcPr>
-            <w:tcW w:type="dxa" w:w="5112"/>
-          </w:tcPr>
-          <w:p>
-            <w:r>
-              <w:t>Changed input or condition</w:t>
-            </w:r>
-          </w:p>
-        </w:tc>
-        <w:tc>
-          <w:tcPr>
-            <w:tcW w:type="dxa" w:w="5112"/>
-          </w:tcPr>
-          <w:p>
-            <w:r/>
-          </w:p>
-        </w:tc>
-      </w:tr>
-      <w:tr>
-        <w:tc>
-          <w:tcPr>
-            <w:tcW w:type="dxa" w:w="5112"/>
-          </w:tcPr>
-          <w:p>
-            <w:r>
-              <w:t>Expected answer or fallback</w:t>
-            </w:r>
-          </w:p>
-        </w:tc>
-        <w:tc>
-          <w:tcPr>
-            <w:tcW w:type="dxa" w:w="5112"/>
-          </w:tcPr>
-          <w:p>
-            <w:r/>
-          </w:p>
-        </w:tc>
-      </w:tr>
-      <w:tr>
-        <w:tc>
-          <w:tcPr>
-            <w:tcW w:type="dxa" w:w="5112"/>
-          </w:tcPr>
-          <w:p>
-            <w:r>
-              <w:t>Observed result</w:t>
-            </w:r>
-          </w:p>
-        </w:tc>
-        <w:tc>
-          <w:tcPr>
-            <w:tcW w:type="dxa" w:w="5112"/>
-          </w:tcPr>
-          <w:p>
-            <w:r/>
-          </w:p>
-        </w:tc>
-      </w:tr>
-      <w:tr>
-        <w:tc>
-          <w:tcPr>
-            <w:tcW w:type="dxa" w:w="5112"/>
-          </w:tcPr>
-          <w:p>
-            <w:r>
-              <w:t>Why the result occurred</w:t>
-            </w:r>
-          </w:p>
-        </w:tc>
-        <w:tc>
-          <w:tcPr>
-            <w:tcW w:type="dxa" w:w="5112"/>
-          </w:tcPr>
-          <w:p>
-            <w:r/>
-          </w:p>
-        </w:tc>
-      </w:tr>
-    </w:tbl>
-    <w:p>
-      <w:pPr>
-        <w:pStyle w:val="Heading1"/>
-      </w:pPr>
-      <w:r>
-        <w:t>09. Project checkpoint</w:t>
-      </w:r>
-    </w:p>
-    <w:p>
-      <w:r>
-        <w:t>Justify what Sound Becomes a Signal adds to Helpful Classroom Sorter and keep the evidence.</w:t>
-      </w:r>
-    </w:p>
-    <w:p>
-      <w:pPr>
-        <w:spacing w:line="336" w:lineRule="auto" w:after="180"/>
-      </w:pPr>
-      <w:r>
-        <w:rPr>
-          <w:b w:val="0"/>
-        </w:rPr>
-        <w:t xml:space="preserve">If the sorter uses sound, specify the exact sound pattern needed and test whether classroom </w:t>
-      </w:r>
-      <w:r>
-        <w:rPr>
-          <w:b/>
-        </w:rPr>
-        <w:t>noise</w:t>
-      </w:r>
-      <w:r>
-        <w:rPr>
-          <w:b w:val="0"/>
-        </w:rPr>
-        <w:t xml:space="preserve"> makes that </w:t>
-      </w:r>
-      <w:r>
-        <w:rPr>
-          <w:b/>
-        </w:rPr>
-        <w:t>input</w:t>
-      </w:r>
-      <w:r>
-        <w:rPr>
-          <w:b w:val="0"/>
-        </w:rPr>
-        <w:t xml:space="preserve"> unreliable.</w:t>
-      </w:r>
-    </w:p>
-    <w:p>
-      <w:pPr>
-        <w:spacing w:line="336" w:lineRule="auto" w:after="180"/>
-      </w:pPr>
-      <w:r>
-        <w:rPr>
-          <w:b w:val="0"/>
-        </w:rPr>
-        <w:t xml:space="preserve">The project change and </w:t>
-      </w:r>
-      <w:r>
-        <w:rPr>
-          <w:b/>
-        </w:rPr>
-        <w:t>evidence</w:t>
-      </w:r>
       <w:r>
         <w:rPr>
           <w:b w:val="0"/>
@@ -958,579 +661,20 @@
         <w:pStyle w:val="Heading1"/>
       </w:pPr>
       <w:r>
-        <w:t>10. Self check</w:t>
-      </w:r>
-    </w:p>
-    <w:p>
-      <w:r>
-        <w:t>Judge explanation, evidence, transfer and limits separately; attach the work behind your judgement.</w:t>
-      </w:r>
-    </w:p>
-    <w:p>
-      <w:pPr>
-        <w:pStyle w:val="ListBullet"/>
-      </w:pPr>
-      <w:r>
-        <w:t>I can explain the mechanism.</w:t>
-      </w:r>
-    </w:p>
-    <w:p>
-      <w:pPr>
-        <w:pStyle w:val="ListBullet"/>
-      </w:pPr>
-      <w:r>
-        <w:t>I can show evidence.</w:t>
-      </w:r>
-    </w:p>
-    <w:p>
-      <w:pPr>
-        <w:pStyle w:val="ListBullet"/>
-      </w:pPr>
-      <w:r>
-        <w:t>I can handle a changed case.</w:t>
-      </w:r>
-    </w:p>
-    <w:p>
-      <w:pPr>
-        <w:pStyle w:val="ListBullet"/>
-      </w:pPr>
-      <w:r>
-        <w:t>I can name a limit.</w:t>
-      </w:r>
-    </w:p>
-    <w:p>
-      <w:r>
-        <w:t>Mark each as not yet, with help or independently, and attach supporting work.</w:t>
-      </w:r>
-    </w:p>
-    <w:p>
-      <w:pPr>
-        <w:spacing w:line="336" w:lineRule="auto" w:after="180"/>
-      </w:pPr>
-      <w:r>
-        <w:rPr>
-          <w:b w:val="0"/>
-        </w:rPr>
-        <w:t>Teacher review ____________________  Next step ____________________</w:t>
-      </w:r>
-    </w:p>
-    <w:p>
-      <w:pPr>
-        <w:pStyle w:val="Heading1"/>
-      </w:pPr>
-      <w:r>
-        <w:t>11. Transfer practice from the original programme</w:t>
-      </w:r>
-    </w:p>
-    <w:p>
-      <w:r>
-        <w:t>Use this earlier case as transfer practice. A case already discussed with feedback is not fresh assessment evidence.</w:t>
-      </w:r>
-    </w:p>
-    <w:p>
-      <w:pPr>
-        <w:spacing w:line="336" w:lineRule="auto" w:after="180"/>
-      </w:pPr>
-      <w:r>
-        <w:rPr>
-          <w:b w:val="0"/>
-        </w:rPr>
-        <w:t xml:space="preserve">A whisper recorded close to a microphone has larger </w:t>
-      </w:r>
-      <w:r>
-        <w:rPr>
-          <w:b/>
-        </w:rPr>
-        <w:t>sample</w:t>
-      </w:r>
-      <w:r>
-        <w:rPr>
-          <w:b w:val="0"/>
-        </w:rPr>
-        <w:t xml:space="preserve"> </w:t>
-      </w:r>
-      <w:r>
-        <w:rPr>
-          <w:b/>
-        </w:rPr>
-        <w:t>amplitude</w:t>
-      </w:r>
-      <w:r>
-        <w:rPr>
-          <w:b w:val="0"/>
-        </w:rPr>
-        <w:t>s than a shout recorded far away. Does the recording prove the whisper was louder at its source? Propose one controlled follow-up.</w:t>
-      </w:r>
-    </w:p>
-    <w:p>
-      <w:pPr>
-        <w:pStyle w:val="Heading3"/>
-      </w:pPr>
-      <w:r>
-        <w:t>My independently reasoned answer</w:t>
-      </w:r>
-    </w:p>
-    <w:p>
-      <w:r>
-        <w:t>________________________________________________________________</w:t>
-      </w:r>
-    </w:p>
-    <w:p>
-      <w:r>
-        <w:t>________________________________________________________________</w:t>
-      </w:r>
-    </w:p>
-    <w:p>
-      <w:r>
-        <w:t>________________________________________________________________</w:t>
-      </w:r>
-    </w:p>
-    <w:p>
-      <w:r>
-        <w:t>________________________________________________________________</w:t>
-      </w:r>
-    </w:p>
-    <w:p>
-      <w:r>
-        <w:t>________________________________________________________________</w:t>
-      </w:r>
-    </w:p>
-    <w:p>
-      <w:r>
-        <w:t>________________________________________________________________</w:t>
-      </w:r>
-    </w:p>
-    <w:p>
-      <w:r>
-        <w:t>________________________________________________________________</w:t>
-      </w:r>
-    </w:p>
-    <w:p>
-      <w:pPr>
-        <w:spacing w:line="336" w:lineRule="auto" w:after="180"/>
-      </w:pPr>
-      <w:r>
-        <w:rPr>
-          <w:b w:val="0"/>
-        </w:rPr>
-        <w:t>Record support used: none, hint or teacher explanation.</w:t>
-      </w:r>
-    </w:p>
-    <w:p>
-      <w:pPr>
-        <w:pStyle w:val="Heading1"/>
-      </w:pPr>
-      <w:r>
-        <w:t>12. W1 Read samples and gaps</w:t>
-      </w:r>
-    </w:p>
-    <w:p>
-      <w:r>
-        <w:t>Read samples and gaps. Apply the supplied Sound Becomes a Signal facts and keep your reasoning.</w:t>
-      </w:r>
-    </w:p>
-    <w:p>
-      <w:pPr>
-        <w:spacing w:line="336" w:lineRule="auto" w:after="180"/>
-      </w:pPr>
-      <w:r>
-        <w:rPr>
-          <w:b w:val="0"/>
-        </w:rPr>
-        <w:t xml:space="preserve">Five </w:t>
-      </w:r>
-      <w:r>
-        <w:rPr>
-          <w:b/>
-        </w:rPr>
-        <w:t>sample</w:t>
-      </w:r>
-      <w:r>
-        <w:rPr>
-          <w:b w:val="0"/>
-        </w:rPr>
-        <w:t xml:space="preserve">s have values 0,3,0,1,0 at times 0,2,4,6,8 milliseconds. State the </w:t>
-      </w:r>
-      <w:r>
-        <w:rPr>
-          <w:b/>
-        </w:rPr>
-        <w:t>sample</w:t>
-      </w:r>
-      <w:r>
-        <w:rPr>
-          <w:b w:val="0"/>
-        </w:rPr>
-        <w:t xml:space="preserve"> count, interval and elapsed time from first to last. Explain why there are four gaps.</w:t>
-      </w:r>
-    </w:p>
-    <w:p>
-      <w:pPr>
-        <w:pStyle w:val="Heading3"/>
-      </w:pPr>
-      <w:r>
-        <w:t>My reasoning and evidence</w:t>
-      </w:r>
-    </w:p>
-    <w:p>
-      <w:r>
-        <w:t>________________________________________________________________</w:t>
-      </w:r>
-    </w:p>
-    <w:p>
-      <w:r>
-        <w:t>________________________________________________________________</w:t>
-      </w:r>
-    </w:p>
-    <w:p>
-      <w:r>
-        <w:t>________________________________________________________________</w:t>
-      </w:r>
-    </w:p>
-    <w:p>
-      <w:r>
-        <w:t>________________________________________________________________</w:t>
-      </w:r>
-    </w:p>
-    <w:p>
-      <w:r>
-        <w:t>________________________________________________________________</w:t>
-      </w:r>
-    </w:p>
-    <w:p>
-      <w:pPr>
-        <w:pStyle w:val="Heading1"/>
-      </w:pPr>
-      <w:r>
-        <w:t>13. W2 Inspect what was discarded</w:t>
-      </w:r>
-    </w:p>
-    <w:p>
-      <w:r>
-        <w:t>Inspect what was discarded. Apply the supplied Sound Becomes a Signal facts and keep your reasoning.</w:t>
-      </w:r>
-    </w:p>
-    <w:p>
-      <w:pPr>
-        <w:spacing w:line="336" w:lineRule="auto" w:after="180"/>
-      </w:pPr>
-      <w:r>
-        <w:rPr>
-          <w:b w:val="0"/>
-        </w:rPr>
-        <w:t xml:space="preserve">Retain only times 0,4,8 from W1. Write the retained values. Give one claim about the original </w:t>
-      </w:r>
-      <w:r>
-        <w:rPr>
-          <w:b/>
-        </w:rPr>
-        <w:t>signal</w:t>
-      </w:r>
-      <w:r>
-        <w:rPr>
-          <w:b w:val="0"/>
-        </w:rPr>
-        <w:t xml:space="preserve"> that these retained values do not justify.</w:t>
-      </w:r>
-    </w:p>
-    <w:p>
-      <w:pPr>
-        <w:pStyle w:val="Heading3"/>
-      </w:pPr>
-      <w:r>
-        <w:t>My reasoning and evidence</w:t>
-      </w:r>
-    </w:p>
-    <w:p>
-      <w:r>
-        <w:t>________________________________________________________________</w:t>
-      </w:r>
-    </w:p>
-    <w:p>
-      <w:r>
-        <w:t>________________________________________________________________</w:t>
-      </w:r>
-    </w:p>
-    <w:p>
-      <w:r>
-        <w:t>________________________________________________________________</w:t>
-      </w:r>
-    </w:p>
-    <w:p>
-      <w:r>
-        <w:t>________________________________________________________________</w:t>
-      </w:r>
-    </w:p>
-    <w:p>
-      <w:r>
-        <w:t>________________________________________________________________</w:t>
-      </w:r>
-    </w:p>
-    <w:p>
-      <w:pPr>
-        <w:pStyle w:val="Heading1"/>
-      </w:pPr>
-      <w:r>
-        <w:t>14. W3 Compare equal summaries</w:t>
-      </w:r>
-    </w:p>
-    <w:p>
-      <w:r>
-        <w:t>Compare equal summaries. Apply the supplied Sound Becomes a Signal facts and keep your reasoning.</w:t>
-      </w:r>
-    </w:p>
-    <w:p>
-      <w:pPr>
-        <w:spacing w:line="336" w:lineRule="auto" w:after="180"/>
-      </w:pPr>
-      <w:r>
-        <w:rPr>
-          <w:b w:val="0"/>
-        </w:rPr>
-        <w:t>Sequences A=0,2,0,2,0 and B=0,0,2,0,0 use the same time interval. State their maximum values and one difference the maximum discards. Name information that would preserve that difference.</w:t>
-      </w:r>
-    </w:p>
-    <w:p>
-      <w:pPr>
-        <w:pStyle w:val="Heading3"/>
-      </w:pPr>
-      <w:r>
-        <w:t>My reasoning and evidence</w:t>
-      </w:r>
-    </w:p>
-    <w:p>
-      <w:r>
-        <w:t>________________________________________________________________</w:t>
-      </w:r>
-    </w:p>
-    <w:p>
-      <w:r>
-        <w:t>________________________________________________________________</w:t>
-      </w:r>
-    </w:p>
-    <w:p>
-      <w:r>
-        <w:t>________________________________________________________________</w:t>
-      </w:r>
-    </w:p>
-    <w:p>
-      <w:r>
-        <w:t>________________________________________________________________</w:t>
-      </w:r>
-    </w:p>
-    <w:p>
-      <w:r>
-        <w:t>________________________________________________________________</w:t>
-      </w:r>
-    </w:p>
-    <w:p>
-      <w:r>
-        <w:t>________________________________________________________________</w:t>
-      </w:r>
-    </w:p>
-    <w:p>
-      <w:pPr>
-        <w:pStyle w:val="Heading1"/>
-      </w:pPr>
-      <w:r>
-        <w:t>15. W4 Construct a new hidden change</w:t>
-      </w:r>
-    </w:p>
-    <w:p>
-      <w:r>
-        <w:t>Attempt before feedback. If this repeats the selected independent case, reuse that first attempt; otherwise keep a separate record. Construct a new hidden change. Apply the supplied Sound Becomes a Signal facts and keep your reasoning.</w:t>
-      </w:r>
-    </w:p>
-    <w:p>
-      <w:pPr>
-        <w:spacing w:line="336" w:lineRule="auto" w:after="180"/>
-      </w:pPr>
-      <w:r>
-        <w:rPr>
-          <w:b w:val="0"/>
-        </w:rPr>
-        <w:t>A record keeps values 0 at times 0,3,6 milliseconds. Construct two seven-</w:t>
-      </w:r>
-      <w:r>
-        <w:rPr>
-          <w:b/>
-        </w:rPr>
-        <w:t>sample</w:t>
-      </w:r>
-      <w:r>
-        <w:rPr>
-          <w:b w:val="0"/>
-        </w:rPr>
-        <w:t xml:space="preserve"> sequences for every whole-millisecond time from 0 through 6 that agree with those retained values but differ at omitted times.</w:t>
-      </w:r>
-    </w:p>
-    <w:p>
-      <w:pPr>
-        <w:spacing w:line="336" w:lineRule="auto" w:after="180"/>
-      </w:pPr>
-      <w:r>
-        <w:rPr>
-          <w:b w:val="0"/>
-        </w:rPr>
-        <w:t>Explain why the retained record cannot prove that nothing changed between measurements.</w:t>
-      </w:r>
-    </w:p>
-    <w:p>
-      <w:pPr>
-        <w:pStyle w:val="Heading3"/>
-      </w:pPr>
-      <w:r>
-        <w:t>My reasoning and evidence</w:t>
-      </w:r>
-    </w:p>
-    <w:p>
-      <w:r>
-        <w:t>________________________________________________________________</w:t>
-      </w:r>
-    </w:p>
-    <w:p>
-      <w:r>
-        <w:t>________________________________________________________________</w:t>
-      </w:r>
-    </w:p>
-    <w:p>
-      <w:r>
-        <w:t>________________________________________________________________</w:t>
-      </w:r>
-    </w:p>
-    <w:p>
-      <w:r>
-        <w:t>________________________________________________________________</w:t>
-      </w:r>
-    </w:p>
-    <w:p>
-      <w:r>
-        <w:t>________________________________________________________________</w:t>
-      </w:r>
-    </w:p>
-    <w:p>
-      <w:r>
-        <w:t>________________________________________________________________</w:t>
-      </w:r>
-    </w:p>
-    <w:p>
-      <w:r>
-        <w:t>________________________________________________________________</w:t>
-      </w:r>
-    </w:p>
-    <w:p>
-      <w:r>
-        <w:t>________________________________________________________________</w:t>
-      </w:r>
-    </w:p>
-    <w:p>
-      <w:pPr>
-        <w:pStyle w:val="Heading1"/>
-      </w:pPr>
-      <w:r>
-        <w:t>16. W5 Check a speech pipeline</w:t>
-      </w:r>
-    </w:p>
-    <w:p>
-      <w:r>
-        <w:t>Check a speech pipeline. Apply the supplied Sound Becomes a Signal facts and keep your reasoning.</w:t>
-      </w:r>
-    </w:p>
-    <w:p>
-      <w:pPr>
-        <w:spacing w:line="336" w:lineRule="auto" w:after="180"/>
-      </w:pPr>
-      <w:r>
-        <w:rPr>
-          <w:b w:val="0"/>
-        </w:rPr>
-        <w:t xml:space="preserve">A recording says Set the timer for fourteen minutes. A </w:t>
-      </w:r>
-      <w:r>
-        <w:rPr>
-          <w:b/>
-        </w:rPr>
-        <w:t>transcript</w:t>
-      </w:r>
-      <w:r>
-        <w:rPr>
-          <w:b w:val="0"/>
-        </w:rPr>
-        <w:t xml:space="preserve"> says forty minutes and the timer is set to 40.</w:t>
-      </w:r>
-    </w:p>
-    <w:p>
-      <w:pPr>
-        <w:spacing w:line="336" w:lineRule="auto" w:after="180"/>
-      </w:pPr>
-      <w:r>
-        <w:rPr>
-          <w:b w:val="0"/>
-        </w:rPr>
-        <w:t xml:space="preserve">Name the first mismatch, propose a confirmation step and explain why the </w:t>
-      </w:r>
-      <w:r>
-        <w:rPr>
-          <w:b/>
-        </w:rPr>
-        <w:t>transcript</w:t>
-      </w:r>
-      <w:r>
-        <w:rPr>
-          <w:b w:val="0"/>
-        </w:rPr>
-        <w:t xml:space="preserve"> cannot be treated as a complete copy of the recording.</w:t>
-      </w:r>
-    </w:p>
-    <w:p>
-      <w:pPr>
-        <w:pStyle w:val="Heading3"/>
-      </w:pPr>
-      <w:r>
-        <w:t>My reasoning and evidence</w:t>
-      </w:r>
-    </w:p>
-    <w:p>
-      <w:r>
-        <w:t>________________________________________________________________</w:t>
-      </w:r>
-    </w:p>
-    <w:p>
-      <w:r>
-        <w:t>________________________________________________________________</w:t>
-      </w:r>
-    </w:p>
-    <w:p>
-      <w:r>
-        <w:t>________________________________________________________________</w:t>
-      </w:r>
-    </w:p>
-    <w:p>
-      <w:r>
-        <w:t>________________________________________________________________</w:t>
-      </w:r>
-    </w:p>
-    <w:p>
-      <w:r>
-        <w:t>________________________________________________________________</w:t>
-      </w:r>
-    </w:p>
-    <w:p>
-      <w:r>
-        <w:t>________________________________________________________________</w:t>
-      </w:r>
-    </w:p>
-    <w:p>
-      <w:pPr>
-        <w:pStyle w:val="Heading1"/>
-      </w:pPr>
-      <w:r>
-        <w:t>17. Feedback, return check and learning record</w:t>
-      </w:r>
-    </w:p>
-    <w:p>
-      <w:r>
-        <w:t>Record the first repaired step and a different case to revisit after a delay.</w:t>
+        <w:t>17. Feedback · Repair and return</w:t>
+      </w:r>
+    </w:p>
+    <w:p>
+      <w:r>
+        <w:t>Keep the first attempt, the repair and a changed-case return.</w:t>
+      </w:r>
+    </w:p>
+    <w:p>
+      <w:pPr>
+        <w:pStyle w:val="Heading2"/>
+      </w:pPr>
+      <w:r>
+        <w:t>Your evidence record</w:t>
       </w:r>
     </w:p>
     <w:tbl>
@@ -1685,12 +829,969 @@
         <w:pStyle w:val="Heading1"/>
       </w:pPr>
       <w:r>
-        <w:t>18. Pictorial case practice: Sound Becomes a Signal</w:t>
-      </w:r>
-    </w:p>
-    <w:p>
-      <w:r>
-        <w:t>A fictional microphone display records five samples during a short classroom tap. Explain the labelled step before checking the changed condition.</w:t>
+        <w:t>10. Finish · Judge the evidence in your work</w:t>
+      </w:r>
+    </w:p>
+    <w:p>
+      <w:r>
+        <w:t>Point to work that supports your confidence level.</w:t>
+      </w:r>
+    </w:p>
+    <w:p>
+      <w:pPr>
+        <w:pStyle w:val="Heading2"/>
+      </w:pPr>
+      <w:r>
+        <w:t>Your evidence record</w:t>
+      </w:r>
+    </w:p>
+    <w:p>
+      <w:pPr>
+        <w:pStyle w:val="ListBullet"/>
+      </w:pPr>
+      <w:r>
+        <w:t>I can explain the mechanism.</w:t>
+      </w:r>
+    </w:p>
+    <w:p>
+      <w:pPr>
+        <w:pStyle w:val="ListBullet"/>
+      </w:pPr>
+      <w:r>
+        <w:t>I can show evidence.</w:t>
+      </w:r>
+    </w:p>
+    <w:p>
+      <w:pPr>
+        <w:pStyle w:val="ListBullet"/>
+      </w:pPr>
+      <w:r>
+        <w:t>I can handle a changed case.</w:t>
+      </w:r>
+    </w:p>
+    <w:p>
+      <w:pPr>
+        <w:pStyle w:val="ListBullet"/>
+      </w:pPr>
+      <w:r>
+        <w:t>I can name a limit.</w:t>
+      </w:r>
+    </w:p>
+    <w:p>
+      <w:r>
+        <w:t>Mark each as not yet, with help or independently, and attach supporting work.</w:t>
+      </w:r>
+    </w:p>
+    <w:p>
+      <w:pPr>
+        <w:spacing w:line="336" w:lineRule="auto" w:after="180"/>
+      </w:pPr>
+      <w:r>
+        <w:rPr>
+          <w:b w:val="0"/>
+        </w:rPr>
+        <w:t>Teacher review ____________________  Next step ____________________</w:t>
+      </w:r>
+    </w:p>
+    <w:p>
+      <w:pPr>
+        <w:pStyle w:val="Heading1"/>
+      </w:pPr>
+      <w:r>
+        <w:t>Reference bank and extra practice</w:t>
+      </w:r>
+    </w:p>
+    <w:p>
+      <w:pPr>
+        <w:pStyle w:val="Heading1"/>
+      </w:pPr>
+      <w:r>
+        <w:t>02. Reference · Supported W2 record</w:t>
+      </w:r>
+    </w:p>
+    <w:p>
+      <w:r>
+        <w:t>This is the same W2 attempt. Keep one response record.</w:t>
+      </w:r>
+    </w:p>
+    <w:p>
+      <w:pPr>
+        <w:pStyle w:val="Heading2"/>
+      </w:pPr>
+      <w:r>
+        <w:t>Use this when helpful</w:t>
+      </w:r>
+    </w:p>
+    <w:p>
+      <w:pPr>
+        <w:spacing w:line="336" w:lineRule="auto" w:after="180"/>
+      </w:pPr>
+      <w:r>
+        <w:rPr>
+          <w:b w:val="0"/>
+        </w:rPr>
+        <w:t xml:space="preserve">Use W2: Inspect what was discarded for Sound as </w:t>
+      </w:r>
+      <w:r>
+        <w:rPr>
+          <w:b/>
+        </w:rPr>
+        <w:t>sample</w:t>
+      </w:r>
+      <w:r>
+        <w:rPr>
+          <w:b w:val="0"/>
+        </w:rPr>
+        <w:t>d information. Record the answer once; the lesson and workbook refer to the same attempt.</w:t>
+      </w:r>
+    </w:p>
+    <w:tbl>
+      <w:tblPr>
+        <w:tblStyle w:val="LightShading-Accent1"/>
+        <w:tblW w:type="auto" w:w="0"/>
+        <w:tblLook w:firstColumn="1" w:firstRow="1" w:lastColumn="0" w:lastRow="0" w:noHBand="0" w:noVBand="1" w:val="04A0"/>
+      </w:tblPr>
+      <w:tblGrid>
+        <w:gridCol w:w="2556"/>
+        <w:gridCol w:w="2556"/>
+        <w:gridCol w:w="2556"/>
+        <w:gridCol w:w="2556"/>
+      </w:tblGrid>
+      <w:tr>
+        <w:trPr>
+          <w:tblHeader/>
+        </w:trPr>
+        <w:tc>
+          <w:tcPr>
+            <w:tcW w:type="dxa" w:w="2556"/>
+          </w:tcPr>
+          <w:p>
+            <w:r>
+              <w:t>Given inputs</w:t>
+            </w:r>
+          </w:p>
+        </w:tc>
+        <w:tc>
+          <w:tcPr>
+            <w:tcW w:type="dxa" w:w="2556"/>
+          </w:tcPr>
+          <w:p>
+            <w:r>
+              <w:t>Procedure I chose</w:t>
+            </w:r>
+          </w:p>
+        </w:tc>
+        <w:tc>
+          <w:tcPr>
+            <w:tcW w:type="dxa" w:w="2556"/>
+          </w:tcPr>
+          <w:p>
+            <w:r>
+              <w:t>Middle steps</w:t>
+            </w:r>
+          </w:p>
+        </w:tc>
+        <w:tc>
+          <w:tcPr>
+            <w:tcW w:type="dxa" w:w="2556"/>
+          </w:tcPr>
+          <w:p>
+            <w:r>
+              <w:t>Result and check</w:t>
+            </w:r>
+          </w:p>
+        </w:tc>
+      </w:tr>
+      <w:tr>
+        <w:tc>
+          <w:tcPr>
+            <w:tcW w:type="dxa" w:w="2556"/>
+          </w:tcPr>
+          <w:p>
+            <w:r/>
+          </w:p>
+        </w:tc>
+        <w:tc>
+          <w:tcPr>
+            <w:tcW w:type="dxa" w:w="2556"/>
+          </w:tcPr>
+          <w:p>
+            <w:r/>
+          </w:p>
+        </w:tc>
+        <w:tc>
+          <w:tcPr>
+            <w:tcW w:type="dxa" w:w="2556"/>
+          </w:tcPr>
+          <w:p>
+            <w:r/>
+          </w:p>
+        </w:tc>
+        <w:tc>
+          <w:tcPr>
+            <w:tcW w:type="dxa" w:w="2556"/>
+          </w:tcPr>
+          <w:p>
+            <w:r/>
+          </w:p>
+        </w:tc>
+      </w:tr>
+    </w:tbl>
+    <w:p>
+      <w:pPr>
+        <w:pStyle w:val="Heading3"/>
+      </w:pPr>
+      <w:r>
+        <w:t>The step I completed without help, and the hint I needed</w:t>
+      </w:r>
+    </w:p>
+    <w:p>
+      <w:r>
+        <w:t>________________________________________________________________</w:t>
+      </w:r>
+    </w:p>
+    <w:p>
+      <w:r>
+        <w:t>________________________________________________________________</w:t>
+      </w:r>
+    </w:p>
+    <w:p>
+      <w:r>
+        <w:t>________________________________________________________________</w:t>
+      </w:r>
+    </w:p>
+    <w:p>
+      <w:pPr>
+        <w:pStyle w:val="Heading1"/>
+      </w:pPr>
+      <w:r>
+        <w:t>03. Extra practice · Repair the explanation</w:t>
+      </w:r>
+    </w:p>
+    <w:p>
+      <w:r>
+        <w:t>Explain the deciding fact before discussing the answer.</w:t>
+      </w:r>
+    </w:p>
+    <w:p>
+      <w:pPr>
+        <w:pStyle w:val="Heading2"/>
+      </w:pPr>
+      <w:r>
+        <w:t>Use this when helpful</w:t>
+      </w:r>
+    </w:p>
+    <w:p>
+      <w:pPr>
+        <w:spacing w:line="336" w:lineRule="auto" w:after="180"/>
+      </w:pPr>
+      <w:r>
+        <w:rPr>
+          <w:b w:val="0"/>
+        </w:rPr>
+        <w:t xml:space="preserve">Use the worked case for Sound as </w:t>
+      </w:r>
+      <w:r>
+        <w:rPr>
+          <w:b/>
+        </w:rPr>
+        <w:t>sample</w:t>
+      </w:r>
+      <w:r>
+        <w:rPr>
+          <w:b w:val="0"/>
+        </w:rPr>
+        <w:t xml:space="preserve">d information. Proposed explanation: “Five </w:t>
+      </w:r>
+      <w:r>
+        <w:rPr>
+          <w:b/>
+        </w:rPr>
+        <w:t>sample</w:t>
+      </w:r>
+      <w:r>
+        <w:rPr>
+          <w:b w:val="0"/>
+        </w:rPr>
+        <w:t>s make five gaps”. Decide whether this explanation is supported.</w:t>
+      </w:r>
+    </w:p>
+    <w:p>
+      <w:pPr>
+        <w:spacing w:line="336" w:lineRule="auto" w:after="180"/>
+      </w:pPr>
+      <w:r>
+        <w:rPr>
+          <w:b w:val="0"/>
+        </w:rPr>
+        <w:t>Point to the step or supplied fact that decides; explain your repair if needed.</w:t>
+      </w:r>
+    </w:p>
+    <w:p>
+      <w:pPr>
+        <w:pStyle w:val="Heading3"/>
+      </w:pPr>
+      <w:r>
+        <w:t>My explanation before partner discussion</w:t>
+      </w:r>
+    </w:p>
+    <w:p>
+      <w:r>
+        <w:t>________________________________________________________________</w:t>
+      </w:r>
+    </w:p>
+    <w:p>
+      <w:r>
+        <w:t>________________________________________________________________</w:t>
+      </w:r>
+    </w:p>
+    <w:p>
+      <w:r>
+        <w:t>________________________________________________________________</w:t>
+      </w:r>
+    </w:p>
+    <w:p>
+      <w:r>
+        <w:t>________________________________________________________________</w:t>
+      </w:r>
+    </w:p>
+    <w:p>
+      <w:pPr>
+        <w:pStyle w:val="Heading1"/>
+      </w:pPr>
+      <w:r>
+        <w:t>05. Reference · Original learning target</w:t>
+      </w:r>
+    </w:p>
+    <w:p>
+      <w:r>
+        <w:t>Use this target to inspect an explanation.</w:t>
+      </w:r>
+    </w:p>
+    <w:p>
+      <w:pPr>
+        <w:pStyle w:val="Heading2"/>
+      </w:pPr>
+      <w:r>
+        <w:t>Use this when helpful</w:t>
+      </w:r>
+    </w:p>
+    <w:p>
+      <w:pPr>
+        <w:spacing w:line="336" w:lineRule="auto" w:after="180"/>
+      </w:pPr>
+      <w:r>
+        <w:rPr>
+          <w:b w:val="0"/>
+        </w:rPr>
+        <w:t xml:space="preserve">A whisper recorded close to a microphone has larger </w:t>
+      </w:r>
+      <w:r>
+        <w:rPr>
+          <w:b/>
+        </w:rPr>
+        <w:t>sample</w:t>
+      </w:r>
+      <w:r>
+        <w:rPr>
+          <w:b w:val="0"/>
+        </w:rPr>
+        <w:t xml:space="preserve"> </w:t>
+      </w:r>
+      <w:r>
+        <w:rPr>
+          <w:b/>
+        </w:rPr>
+        <w:t>amplitude</w:t>
+      </w:r>
+      <w:r>
+        <w:rPr>
+          <w:b w:val="0"/>
+        </w:rPr>
+        <w:t>s than a shout recorded far away. Does the recording prove the whisper was louder at its source? Propose one controlled follow-up.</w:t>
+      </w:r>
+    </w:p>
+    <w:p>
+      <w:pPr>
+        <w:pStyle w:val="Heading1"/>
+      </w:pPr>
+      <w:r>
+        <w:t>06. Extra practice · A complete case</w:t>
+      </w:r>
+    </w:p>
+    <w:p>
+      <w:r>
+        <w:t>Try the question before checking the worked explanation.</w:t>
+      </w:r>
+    </w:p>
+    <w:p>
+      <w:pPr>
+        <w:pStyle w:val="Heading2"/>
+      </w:pPr>
+      <w:r>
+        <w:t>Use this when helpful</w:t>
+      </w:r>
+    </w:p>
+    <w:p>
+      <w:pPr>
+        <w:spacing w:line="336" w:lineRule="auto" w:after="180"/>
+      </w:pPr>
+      <w:r>
+        <w:rPr>
+          <w:b w:val="0"/>
+        </w:rPr>
+        <w:t>A microphone records quiet and loud claps at the same distance and settings.</w:t>
+      </w:r>
+    </w:p>
+    <w:p>
+      <w:pPr>
+        <w:spacing w:line="336" w:lineRule="auto" w:after="180"/>
+      </w:pPr>
+      <w:r>
+        <w:rPr>
+          <w:b w:val="0"/>
+        </w:rPr>
+        <w:t xml:space="preserve">What </w:t>
+      </w:r>
+      <w:r>
+        <w:rPr>
+          <w:b/>
+        </w:rPr>
+        <w:t>waveform</w:t>
+      </w:r>
+      <w:r>
+        <w:rPr>
+          <w:b w:val="0"/>
+        </w:rPr>
+        <w:t xml:space="preserve"> difference is expected? Does it reveal a spoken word?</w:t>
+      </w:r>
+    </w:p>
+    <w:p>
+      <w:pPr>
+        <w:spacing w:line="336" w:lineRule="auto" w:after="180"/>
+      </w:pPr>
+      <w:r>
+        <w:rPr>
+          <w:b w:val="0"/>
+        </w:rPr>
+        <w:t xml:space="preserve">Show your trace, calculation or </w:t>
+      </w:r>
+      <w:r>
+        <w:rPr>
+          <w:b/>
+        </w:rPr>
+        <w:t>evidence</w:t>
+      </w:r>
+    </w:p>
+    <w:p>
+      <w:pPr>
+        <w:pStyle w:val="Heading3"/>
+      </w:pPr>
+      <w:r>
+        <w:t>Write or draw your reasoning and evidence.</w:t>
+      </w:r>
+    </w:p>
+    <w:p>
+      <w:r>
+        <w:t>________________________________________________________________</w:t>
+      </w:r>
+    </w:p>
+    <w:p>
+      <w:r>
+        <w:t>________________________________________________________________</w:t>
+      </w:r>
+    </w:p>
+    <w:p>
+      <w:r>
+        <w:t>________________________________________________________________</w:t>
+      </w:r>
+    </w:p>
+    <w:p>
+      <w:r>
+        <w:t>________________________________________________________________</w:t>
+      </w:r>
+    </w:p>
+    <w:p>
+      <w:r>
+        <w:t>________________________________________________________________</w:t>
+      </w:r>
+    </w:p>
+    <w:p>
+      <w:pPr>
+        <w:pStyle w:val="Heading1"/>
+      </w:pPr>
+      <w:r>
+        <w:t>07. Extra practice · A changed case</w:t>
+      </w:r>
+    </w:p>
+    <w:p>
+      <w:r>
+        <w:t>Keep this practice separate from the reserved independent attempt.</w:t>
+      </w:r>
+    </w:p>
+    <w:p>
+      <w:pPr>
+        <w:pStyle w:val="Heading2"/>
+      </w:pPr>
+      <w:r>
+        <w:t>Use this when helpful</w:t>
+      </w:r>
+    </w:p>
+    <w:p>
+      <w:pPr>
+        <w:spacing w:line="336" w:lineRule="auto" w:after="180"/>
+      </w:pPr>
+      <w:r>
+        <w:rPr>
+          <w:b w:val="0"/>
+        </w:rPr>
+        <w:t>Two recordings contain the same word: one quiet and one loud. Which device receives the sound? Does a larger wave automatically mean a different word? Explain.</w:t>
+      </w:r>
+    </w:p>
+    <w:p>
+      <w:pPr>
+        <w:spacing w:line="336" w:lineRule="auto" w:after="180"/>
+      </w:pPr>
+      <w:r>
+        <w:rPr>
+          <w:b w:val="0"/>
+        </w:rPr>
+        <w:t>My practice answer and reason</w:t>
+      </w:r>
+    </w:p>
+    <w:p>
+      <w:pPr>
+        <w:pStyle w:val="Heading3"/>
+      </w:pPr>
+      <w:r>
+        <w:t>Write or draw your reasoning and evidence.</w:t>
+      </w:r>
+    </w:p>
+    <w:p>
+      <w:r>
+        <w:t>________________________________________________________________</w:t>
+      </w:r>
+    </w:p>
+    <w:p>
+      <w:r>
+        <w:t>________________________________________________________________</w:t>
+      </w:r>
+    </w:p>
+    <w:p>
+      <w:r>
+        <w:t>________________________________________________________________</w:t>
+      </w:r>
+    </w:p>
+    <w:p>
+      <w:r>
+        <w:t>________________________________________________________________</w:t>
+      </w:r>
+    </w:p>
+    <w:p>
+      <w:r>
+        <w:t>________________________________________________________________</w:t>
+      </w:r>
+    </w:p>
+    <w:p>
+      <w:pPr>
+        <w:pStyle w:val="Heading3"/>
+      </w:pPr>
+      <w:r>
+        <w:t>Week 6 Test and reflect</w:t>
+      </w:r>
+    </w:p>
+    <w:p>
+      <w:pPr>
+        <w:pStyle w:val="Heading1"/>
+      </w:pPr>
+      <w:r>
+        <w:t>08. Extra practice · Design a revealing test</w:t>
+      </w:r>
+    </w:p>
+    <w:p>
+      <w:r>
+        <w:t>Predict before tracing or testing.</w:t>
+      </w:r>
+    </w:p>
+    <w:p>
+      <w:pPr>
+        <w:pStyle w:val="Heading2"/>
+      </w:pPr>
+      <w:r>
+        <w:t>Use this when helpful</w:t>
+      </w:r>
+    </w:p>
+    <w:p>
+      <w:pPr>
+        <w:spacing w:line="336" w:lineRule="auto" w:after="180"/>
+      </w:pPr>
+      <w:r>
+        <w:rPr>
+          <w:b w:val="0"/>
+        </w:rPr>
+        <w:t xml:space="preserve">Create a changed </w:t>
+      </w:r>
+      <w:r>
+        <w:rPr>
+          <w:b/>
+        </w:rPr>
+        <w:t>input</w:t>
+      </w:r>
+      <w:r>
+        <w:rPr>
+          <w:b w:val="0"/>
+        </w:rPr>
+        <w:t>, boundary case or missing-information case. Write the expected answer or safe response before testing.</w:t>
+      </w:r>
+    </w:p>
+    <w:tbl>
+      <w:tblPr>
+        <w:tblStyle w:val="LightShading-Accent1"/>
+        <w:tblW w:type="auto" w:w="0"/>
+        <w:tblLook w:firstColumn="1" w:firstRow="1" w:lastColumn="0" w:lastRow="0" w:noHBand="0" w:noVBand="1" w:val="04A0"/>
+      </w:tblPr>
+      <w:tblGrid>
+        <w:gridCol w:w="5112"/>
+        <w:gridCol w:w="5112"/>
+      </w:tblGrid>
+      <w:tr>
+        <w:trPr>
+          <w:tblHeader/>
+        </w:trPr>
+        <w:tc>
+          <w:tcPr>
+            <w:tcW w:type="dxa" w:w="5112"/>
+          </w:tcPr>
+          <w:p>
+            <w:r>
+              <w:t>Test record</w:t>
+            </w:r>
+          </w:p>
+        </w:tc>
+        <w:tc>
+          <w:tcPr>
+            <w:tcW w:type="dxa" w:w="5112"/>
+          </w:tcPr>
+          <w:p>
+            <w:r>
+              <w:t>My evidence</w:t>
+            </w:r>
+          </w:p>
+        </w:tc>
+      </w:tr>
+      <w:tr>
+        <w:tc>
+          <w:tcPr>
+            <w:tcW w:type="dxa" w:w="5112"/>
+          </w:tcPr>
+          <w:p>
+            <w:r>
+              <w:t>Changed input or condition</w:t>
+            </w:r>
+          </w:p>
+        </w:tc>
+        <w:tc>
+          <w:tcPr>
+            <w:tcW w:type="dxa" w:w="5112"/>
+          </w:tcPr>
+          <w:p>
+            <w:r/>
+          </w:p>
+        </w:tc>
+      </w:tr>
+      <w:tr>
+        <w:tc>
+          <w:tcPr>
+            <w:tcW w:type="dxa" w:w="5112"/>
+          </w:tcPr>
+          <w:p>
+            <w:r>
+              <w:t>Expected answer or fallback</w:t>
+            </w:r>
+          </w:p>
+        </w:tc>
+        <w:tc>
+          <w:tcPr>
+            <w:tcW w:type="dxa" w:w="5112"/>
+          </w:tcPr>
+          <w:p>
+            <w:r/>
+          </w:p>
+        </w:tc>
+      </w:tr>
+      <w:tr>
+        <w:tc>
+          <w:tcPr>
+            <w:tcW w:type="dxa" w:w="5112"/>
+          </w:tcPr>
+          <w:p>
+            <w:r>
+              <w:t>Observed result</w:t>
+            </w:r>
+          </w:p>
+        </w:tc>
+        <w:tc>
+          <w:tcPr>
+            <w:tcW w:type="dxa" w:w="5112"/>
+          </w:tcPr>
+          <w:p>
+            <w:r/>
+          </w:p>
+        </w:tc>
+      </w:tr>
+      <w:tr>
+        <w:tc>
+          <w:tcPr>
+            <w:tcW w:type="dxa" w:w="5112"/>
+          </w:tcPr>
+          <w:p>
+            <w:r>
+              <w:t>Why the result occurred</w:t>
+            </w:r>
+          </w:p>
+        </w:tc>
+        <w:tc>
+          <w:tcPr>
+            <w:tcW w:type="dxa" w:w="5112"/>
+          </w:tcPr>
+          <w:p>
+            <w:r/>
+          </w:p>
+        </w:tc>
+      </w:tr>
+    </w:tbl>
+    <w:p>
+      <w:pPr>
+        <w:pStyle w:val="Heading1"/>
+      </w:pPr>
+      <w:r>
+        <w:t>11. Reference · Original target response space</w:t>
+      </w:r>
+    </w:p>
+    <w:p>
+      <w:r>
+        <w:t>This teaching case is practice rather than a fresh assessment.</w:t>
+      </w:r>
+    </w:p>
+    <w:p>
+      <w:pPr>
+        <w:pStyle w:val="Heading2"/>
+      </w:pPr>
+      <w:r>
+        <w:t>Use this when helpful</w:t>
+      </w:r>
+    </w:p>
+    <w:p>
+      <w:pPr>
+        <w:spacing w:line="336" w:lineRule="auto" w:after="180"/>
+      </w:pPr>
+      <w:r>
+        <w:rPr>
+          <w:b w:val="0"/>
+        </w:rPr>
+        <w:t xml:space="preserve">A whisper recorded close to a microphone has larger </w:t>
+      </w:r>
+      <w:r>
+        <w:rPr>
+          <w:b/>
+        </w:rPr>
+        <w:t>sample</w:t>
+      </w:r>
+      <w:r>
+        <w:rPr>
+          <w:b w:val="0"/>
+        </w:rPr>
+        <w:t xml:space="preserve"> </w:t>
+      </w:r>
+      <w:r>
+        <w:rPr>
+          <w:b/>
+        </w:rPr>
+        <w:t>amplitude</w:t>
+      </w:r>
+      <w:r>
+        <w:rPr>
+          <w:b w:val="0"/>
+        </w:rPr>
+        <w:t>s than a shout recorded far away. Does the recording prove the whisper was louder at its source? Propose one controlled follow-up.</w:t>
+      </w:r>
+    </w:p>
+    <w:p>
+      <w:pPr>
+        <w:pStyle w:val="Heading3"/>
+      </w:pPr>
+      <w:r>
+        <w:t>My explanation after practice</w:t>
+      </w:r>
+    </w:p>
+    <w:p>
+      <w:r>
+        <w:t>________________________________________________________________</w:t>
+      </w:r>
+    </w:p>
+    <w:p>
+      <w:r>
+        <w:t>________________________________________________________________</w:t>
+      </w:r>
+    </w:p>
+    <w:p>
+      <w:r>
+        <w:t>________________________________________________________________</w:t>
+      </w:r>
+    </w:p>
+    <w:p>
+      <w:r>
+        <w:t>________________________________________________________________</w:t>
+      </w:r>
+    </w:p>
+    <w:p>
+      <w:r>
+        <w:t>________________________________________________________________</w:t>
+      </w:r>
+    </w:p>
+    <w:p>
+      <w:r>
+        <w:t>________________________________________________________________</w:t>
+      </w:r>
+    </w:p>
+    <w:p>
+      <w:r>
+        <w:t>________________________________________________________________</w:t>
+      </w:r>
+    </w:p>
+    <w:p>
+      <w:pPr>
+        <w:spacing w:line="336" w:lineRule="auto" w:after="180"/>
+      </w:pPr>
+      <w:r>
+        <w:rPr>
+          <w:b w:val="0"/>
+        </w:rPr>
+        <w:t>Record support used: none, hint or teacher explanation.</w:t>
+      </w:r>
+    </w:p>
+    <w:p>
+      <w:pPr>
+        <w:pStyle w:val="Heading1"/>
+      </w:pPr>
+      <w:r>
+        <w:t>15. Reference · Independent-case response copy</w:t>
+      </w:r>
+    </w:p>
+    <w:p>
+      <w:r>
+        <w:t>This duplicates W4. Reuse the same first-attempt record.</w:t>
+      </w:r>
+    </w:p>
+    <w:p>
+      <w:pPr>
+        <w:pStyle w:val="Heading2"/>
+      </w:pPr>
+      <w:r>
+        <w:t>Use this when helpful</w:t>
+      </w:r>
+    </w:p>
+    <w:p>
+      <w:pPr>
+        <w:spacing w:line="336" w:lineRule="auto" w:after="180"/>
+      </w:pPr>
+      <w:r>
+        <w:rPr>
+          <w:b w:val="0"/>
+        </w:rPr>
+        <w:t>A record keeps values 0 at times 0,3,6 milliseconds. Construct two seven-</w:t>
+      </w:r>
+      <w:r>
+        <w:rPr>
+          <w:b/>
+        </w:rPr>
+        <w:t>sample</w:t>
+      </w:r>
+      <w:r>
+        <w:rPr>
+          <w:b w:val="0"/>
+        </w:rPr>
+        <w:t xml:space="preserve"> sequences for every whole-millisecond time from 0 through 6 that agree with those retained values but differ at omitted times.</w:t>
+      </w:r>
+    </w:p>
+    <w:p>
+      <w:pPr>
+        <w:spacing w:line="336" w:lineRule="auto" w:after="180"/>
+      </w:pPr>
+      <w:r>
+        <w:rPr>
+          <w:b w:val="0"/>
+        </w:rPr>
+        <w:t>Explain why the retained record cannot prove that nothing changed between measurements.</w:t>
+      </w:r>
+    </w:p>
+    <w:p>
+      <w:pPr>
+        <w:pStyle w:val="Heading3"/>
+      </w:pPr>
+      <w:r>
+        <w:t>My reasoning and evidence</w:t>
+      </w:r>
+    </w:p>
+    <w:p>
+      <w:r>
+        <w:t>________________________________________________________________</w:t>
+      </w:r>
+    </w:p>
+    <w:p>
+      <w:r>
+        <w:t>________________________________________________________________</w:t>
+      </w:r>
+    </w:p>
+    <w:p>
+      <w:r>
+        <w:t>________________________________________________________________</w:t>
+      </w:r>
+    </w:p>
+    <w:p>
+      <w:r>
+        <w:t>________________________________________________________________</w:t>
+      </w:r>
+    </w:p>
+    <w:p>
+      <w:r>
+        <w:t>________________________________________________________________</w:t>
+      </w:r>
+    </w:p>
+    <w:p>
+      <w:r>
+        <w:t>________________________________________________________________</w:t>
+      </w:r>
+    </w:p>
+    <w:p>
+      <w:r>
+        <w:t>________________________________________________________________</w:t>
+      </w:r>
+    </w:p>
+    <w:p>
+      <w:r>
+        <w:t>________________________________________________________________</w:t>
+      </w:r>
+    </w:p>
+    <w:p>
+      <w:pPr>
+        <w:pStyle w:val="Heading1"/>
+      </w:pPr>
+      <w:r>
+        <w:t>18. Extra practice · Use the worked picture</w:t>
+      </w:r>
+    </w:p>
+    <w:p>
+      <w:r>
+        <w:t>Keep the explanation and the support you used.</w:t>
+      </w:r>
+    </w:p>
+    <w:p>
+      <w:pPr>
+        <w:pStyle w:val="Heading2"/>
+      </w:pPr>
+      <w:r>
+        <w:t>Use this when helpful</w:t>
       </w:r>
     </w:p>
     <w:p>
@@ -1891,16 +1992,7 @@
     </w:p>
     <w:p>
       <w:pPr>
-        <w:pStyle w:val="Heading3"/>
-      </w:pPr>
-      <w:r>
-        <w:t>Record the help used</w:t>
-      </w:r>
-    </w:p>
-    <w:p>
-      <w:pPr>
         <w:spacing w:line="336" w:lineRule="auto" w:after="180"/>
-        <w:shd w:fill="F1F6F8"/>
       </w:pPr>
       <w:r>
         <w:rPr>
@@ -1949,12 +2041,20 @@
         <w:pStyle w:val="Heading1"/>
       </w:pPr>
       <w:r>
-        <w:t>19. Project portfolio milestone</w:t>
-      </w:r>
-    </w:p>
-    <w:p>
-      <w:r>
-        <w:t>Keep this week’s input, deciding step, result and limit together in the Helpful Classroom Sorter record.</w:t>
+        <w:t>19. Reference · Project portfolio record</w:t>
+      </w:r>
+    </w:p>
+    <w:p>
+      <w:r>
+        <w:t>Extend your main project response when helpful.</w:t>
+      </w:r>
+    </w:p>
+    <w:p>
+      <w:pPr>
+        <w:pStyle w:val="Heading2"/>
+      </w:pPr>
+      <w:r>
+        <w:t>Use this when helpful</w:t>
       </w:r>
     </w:p>
     <w:p>
@@ -2168,12 +2268,430 @@
         <w:pStyle w:val="Heading1"/>
       </w:pPr>
       <w:r>
-        <w:t>20. Supported practice and learning evidence</w:t>
-      </w:r>
-    </w:p>
-    <w:p>
-      <w:r>
-        <w:t>Try the supported questions before comparing with hints and feedback. Record what you repaired and the evidence you retained.</w:t>
+        <w:t>20. Extra practice: pictures, repair and feedback</w:t>
+      </w:r>
+    </w:p>
+    <w:p>
+      <w:r>
+        <w:t>Attempt each question before opening its explanation. Use one browser or paper copy.</w:t>
+      </w:r>
+    </w:p>
+    <w:p>
+      <w:pPr>
+        <w:pStyle w:val="Heading2"/>
+      </w:pPr>
+      <w:r>
+        <w:t>First supported question</w:t>
+      </w:r>
+    </w:p>
+    <w:p>
+      <w:pPr>
+        <w:pStyle w:val="ListBullet"/>
+      </w:pPr>
+      <w:r>
+        <w:t>A fictional microphone display records five samples during a short classroom tap.</w:t>
+      </w:r>
+    </w:p>
+    <w:p>
+      <w:pPr>
+        <w:pStyle w:val="Heading3"/>
+      </w:pPr>
+      <w:r>
+        <w:t>Practice 1: explain the deciding evidence</w:t>
+      </w:r>
+    </w:p>
+    <w:p>
+      <w:pPr>
+        <w:pStyle w:val="ListBullet"/>
+      </w:pPr>
+      <w:r>
+        <w:t>Which labelled step matches this detail? Both maxima are 3, but the strongest recorded tap arrives at different times.</w:t>
+      </w:r>
+    </w:p>
+    <w:p>
+      <w:pPr>
+        <w:pStyle w:val="ListBullet"/>
+      </w:pPr>
+      <w:r>
+        <w:t>1. Signal A</w:t>
+      </w:r>
+    </w:p>
+    <w:p>
+      <w:pPr>
+        <w:pStyle w:val="ListBullet"/>
+      </w:pPr>
+      <w:r>
+        <w:t>2. Signal B</w:t>
+      </w:r>
+    </w:p>
+    <w:p>
+      <w:pPr>
+        <w:pStyle w:val="ListBullet"/>
+      </w:pPr>
+      <w:r>
+        <w:t>3. Maximum summary</w:t>
+      </w:r>
+    </w:p>
+    <w:p>
+      <w:pPr>
+        <w:pStyle w:val="ListBullet"/>
+      </w:pPr>
+      <w:r>
+        <w:t>4. Timed sampling</w:t>
+      </w:r>
+    </w:p>
+    <w:p>
+      <w:pPr>
+        <w:pStyle w:val="Heading3"/>
+      </w:pPr>
+      <w:r>
+        <w:t>My selected conclusion, deciding fact and explanation</w:t>
+      </w:r>
+    </w:p>
+    <w:p>
+      <w:r>
+        <w:t>________________________________________________________________</w:t>
+      </w:r>
+    </w:p>
+    <w:p>
+      <w:r>
+        <w:t>________________________________________________________________</w:t>
+      </w:r>
+    </w:p>
+    <w:p>
+      <w:r>
+        <w:t>________________________________________________________________</w:t>
+      </w:r>
+    </w:p>
+    <w:p>
+      <w:r>
+        <w:t>________________________________________________________________</w:t>
+      </w:r>
+    </w:p>
+    <w:p>
+      <w:r>
+        <w:t>________________________________________________________________</w:t>
+      </w:r>
+    </w:p>
+    <w:p>
+      <w:pPr>
+        <w:pStyle w:val="ListBullet"/>
+      </w:pPr>
+      <w:r>
+        <w:t>Hint if needed: Read the steps in the pictorial case. Match the supplied detail to the stage that performs or records it.</w:t>
+      </w:r>
+    </w:p>
+    <w:p>
+      <w:pPr>
+        <w:pStyle w:val="Heading2"/>
+      </w:pPr>
+      <w:r>
+        <w:t>Check the first explanation · reference / check after trying</w:t>
+      </w:r>
+    </w:p>
+    <w:p>
+      <w:pPr>
+        <w:spacing w:line="336" w:lineRule="auto" w:after="180"/>
+      </w:pPr>
+      <w:r>
+        <w:rPr>
+          <w:b w:val="0"/>
+        </w:rPr>
+        <w:t>After your attempt, compare with the supported explanation: Maximum summary Both maxima are 3, but the strongest recorded tap arrives at different times. The sequences contain the same values in different orders.</w:t>
+      </w:r>
+    </w:p>
+    <w:p>
+      <w:pPr>
+        <w:spacing w:line="336" w:lineRule="auto" w:after="180"/>
+      </w:pPr>
+      <w:r>
+        <w:rPr>
+          <w:b w:val="0"/>
+        </w:rPr>
+        <w:t xml:space="preserve">Keeping the maximum preserves peak recorded value while losing its timing. A graph should keep time on the horizontal axis; shuffling </w:t>
+      </w:r>
+      <w:r>
+        <w:rPr>
+          <w:b/>
+        </w:rPr>
+        <w:t>sample</w:t>
+      </w:r>
+      <w:r>
+        <w:rPr>
+          <w:b w:val="0"/>
+        </w:rPr>
+        <w:t xml:space="preserve">s changes the recorded </w:t>
+      </w:r>
+      <w:r>
+        <w:rPr>
+          <w:b/>
+        </w:rPr>
+        <w:t>signal</w:t>
+      </w:r>
+      <w:r>
+        <w:rPr>
+          <w:b w:val="0"/>
+        </w:rPr>
+        <w:t xml:space="preserve"> even if its maximum stays fixed.</w:t>
+      </w:r>
+    </w:p>
+    <w:p>
+      <w:pPr>
+        <w:pStyle w:val="Heading2"/>
+      </w:pPr>
+      <w:r>
+        <w:t>Changed-case question</w:t>
+      </w:r>
+    </w:p>
+    <w:p>
+      <w:pPr>
+        <w:pStyle w:val="Heading3"/>
+      </w:pPr>
+      <w:r>
+        <w:t>Practice 2: explain the deciding evidence</w:t>
+      </w:r>
+    </w:p>
+    <w:p>
+      <w:pPr>
+        <w:pStyle w:val="ListBullet"/>
+      </w:pPr>
+      <w:r>
+        <w:t>Changed-case practice: Retain only samples at 0,2,4 ms. Which conclusion is supported by the supplied facts?</w:t>
+      </w:r>
+    </w:p>
+    <w:p>
+      <w:pPr>
+        <w:pStyle w:val="ListBullet"/>
+      </w:pPr>
+      <w:r>
+        <w:t>1. This one example guarantees correct results for every future input.</w:t>
+      </w:r>
+    </w:p>
+    <w:p>
+      <w:pPr>
+        <w:pStyle w:val="ListBullet"/>
+      </w:pPr>
+      <w:r>
+        <w:t>2. We can decide the result without examining the changed input or the procedure.</w:t>
+      </w:r>
+    </w:p>
+    <w:p>
+      <w:pPr>
+        <w:pStyle w:val="ListBullet"/>
+      </w:pPr>
+      <w:r>
+        <w:t>3. Both retained sequences are 0,0,0.</w:t>
+      </w:r>
+    </w:p>
+    <w:p>
+      <w:pPr>
+        <w:pStyle w:val="Heading3"/>
+      </w:pPr>
+      <w:r>
+        <w:t>My selected conclusion, deciding fact and explanation</w:t>
+      </w:r>
+    </w:p>
+    <w:p>
+      <w:r>
+        <w:t>________________________________________________________________</w:t>
+      </w:r>
+    </w:p>
+    <w:p>
+      <w:r>
+        <w:t>________________________________________________________________</w:t>
+      </w:r>
+    </w:p>
+    <w:p>
+      <w:r>
+        <w:t>________________________________________________________________</w:t>
+      </w:r>
+    </w:p>
+    <w:p>
+      <w:r>
+        <w:t>________________________________________________________________</w:t>
+      </w:r>
+    </w:p>
+    <w:p>
+      <w:r>
+        <w:t>________________________________________________________________</w:t>
+      </w:r>
+    </w:p>
+    <w:p>
+      <w:pPr>
+        <w:pStyle w:val="ListBullet"/>
+      </w:pPr>
+      <w:r>
+        <w:t>Hint if needed: Use the changed condition and the deciding step in the pictorial trace. The answer must say what follows from those facts.</w:t>
+      </w:r>
+    </w:p>
+    <w:p>
+      <w:pPr>
+        <w:pStyle w:val="Heading2"/>
+      </w:pPr>
+      <w:r>
+        <w:t>Check the changed case · reference / check after trying</w:t>
+      </w:r>
+    </w:p>
+    <w:p>
+      <w:pPr>
+        <w:spacing w:line="336" w:lineRule="auto" w:after="180"/>
+      </w:pPr>
+      <w:r>
+        <w:rPr>
+          <w:b w:val="0"/>
+        </w:rPr>
+        <w:t xml:space="preserve">After your attempt, compare with the supported explanation: Both retained sequences are 0,0,0. The selected times omit both nonzero </w:t>
+      </w:r>
+      <w:r>
+        <w:rPr>
+          <w:b/>
+        </w:rPr>
+        <w:t>sample</w:t>
+      </w:r>
+      <w:r>
+        <w:rPr>
+          <w:b w:val="0"/>
+        </w:rPr>
+        <w:t xml:space="preserve">s from each </w:t>
+      </w:r>
+      <w:r>
+        <w:rPr>
+          <w:b/>
+        </w:rPr>
+        <w:t>signal</w:t>
+      </w:r>
+      <w:r>
+        <w:rPr>
+          <w:b w:val="0"/>
+        </w:rPr>
+        <w:t>.</w:t>
+      </w:r>
+    </w:p>
+    <w:p>
+      <w:pPr>
+        <w:pStyle w:val="Heading2"/>
+      </w:pPr>
+      <w:r>
+        <w:t>Repair and save your work</w:t>
+      </w:r>
+    </w:p>
+    <w:p>
+      <w:pPr>
+        <w:spacing w:line="336" w:lineRule="auto" w:after="180"/>
+      </w:pPr>
+      <w:r>
+        <w:rPr>
+          <w:b w:val="0"/>
+        </w:rPr>
+        <w:t>Review Pictures Become Numbers (ai-1/5). Goal: Encode and reconstruct a small image using an explicit grid convention.</w:t>
+      </w:r>
+    </w:p>
+    <w:p>
+      <w:pPr>
+        <w:spacing w:line="336" w:lineRule="auto" w:after="180"/>
+      </w:pPr>
+      <w:r>
+        <w:rPr>
+          <w:b w:val="0"/>
+        </w:rPr>
+        <w:t>Short practice: Find a position where the original badges differ, then read the changed A back as a picture.. Return to this week and explain what you changed.</w:t>
+      </w:r>
+    </w:p>
+    <w:p>
+      <w:pPr>
+        <w:spacing w:line="336" w:lineRule="auto" w:after="180"/>
+      </w:pPr>
+      <w:r>
+        <w:rPr>
+          <w:b w:val="0"/>
+        </w:rPr>
+        <w:t>Review Sensors Are Messengers (ai-1/3). Goal: Describe a measurement using its quantity, value, unit and conditions. Short practice: Why can we calculate the earlier gap but not predict an exact new B reading?.</w:t>
+      </w:r>
+    </w:p>
+    <w:p>
+      <w:pPr>
+        <w:spacing w:line="336" w:lineRule="auto" w:after="180"/>
+      </w:pPr>
+      <w:r>
+        <w:rPr>
+          <w:b w:val="0"/>
+        </w:rPr>
+        <w:t>Return to this week and explain what you changed.</w:t>
+      </w:r>
+    </w:p>
+    <w:p>
+      <w:pPr>
+        <w:spacing w:line="336" w:lineRule="auto" w:after="180"/>
+      </w:pPr>
+      <w:r>
+        <w:rPr>
+          <w:b w:val="0"/>
+        </w:rPr>
+        <w:t xml:space="preserve">Use Download completed work in the hosted lesson to export your answers, reflections, practice feedback and code-run </w:t>
+      </w:r>
+      <w:r>
+        <w:rPr>
+          <w:b/>
+        </w:rPr>
+        <w:t>evidence</w:t>
+      </w:r>
+      <w:r>
+        <w:rPr>
+          <w:b w:val="0"/>
+        </w:rPr>
+        <w:t>. Open the HTML copy to read or print it.</w:t>
+      </w:r>
+    </w:p>
+    <w:p>
+      <w:pPr>
+        <w:spacing w:line="336" w:lineRule="auto" w:after="180"/>
+      </w:pPr>
+      <w:r>
+        <w:rPr>
+          <w:b w:val="0"/>
+        </w:rPr>
+        <w:t>Drafts stay in this browser when storage is available; clear drafts on a shared device.</w:t>
+      </w:r>
+    </w:p>
+    <w:p>
+      <w:pPr>
+        <w:pStyle w:val="Heading3"/>
+      </w:pPr>
+      <w:r>
+        <w:t>What I repaired, the evidence I kept and the next test</w:t>
+      </w:r>
+    </w:p>
+    <w:p>
+      <w:r>
+        <w:t>________________________________________________________________</w:t>
+      </w:r>
+    </w:p>
+    <w:p>
+      <w:r>
+        <w:t>________________________________________________________________</w:t>
+      </w:r>
+    </w:p>
+    <w:p>
+      <w:r>
+        <w:t>________________________________________________________________</w:t>
+      </w:r>
+    </w:p>
+    <w:p>
+      <w:r>
+        <w:t>________________________________________________________________</w:t>
+      </w:r>
+    </w:p>
+    <w:p>
+      <w:r>
+        <w:t>________________________________________________________________</w:t>
+      </w:r>
+    </w:p>
+    <w:p>
+      <w:pPr>
+        <w:pStyle w:val="Heading2"/>
+      </w:pPr>
+      <w:r>
+        <w:t>Earlier wording, alternatives and picture transcripts · reference / check after trying</w:t>
       </w:r>
     </w:p>
     <w:p>
@@ -2189,116 +2707,10 @@
     </w:p>
     <w:p>
       <w:pPr>
-        <w:spacing w:line="336" w:lineRule="auto" w:after="180"/>
-      </w:pPr>
-      <w:r>
-        <w:rPr>
-          <w:b w:val="0"/>
-        </w:rPr>
-        <w:t xml:space="preserve">A fictional microphone display records five </w:t>
-      </w:r>
-      <w:r>
-        <w:rPr>
-          <w:b/>
-        </w:rPr>
-        <w:t>sample</w:t>
-      </w:r>
-      <w:r>
-        <w:rPr>
-          <w:b w:val="0"/>
-        </w:rPr>
-        <w:t>s during a short classroom tap.</w:t>
-      </w:r>
-    </w:p>
-    <w:p>
-      <w:pPr>
         <w:pStyle w:val="Heading3"/>
       </w:pPr>
       <w:r>
-        <w:t>Practice 1: explain the deciding evidence</w:t>
-      </w:r>
-    </w:p>
-    <w:p>
-      <w:pPr>
-        <w:spacing w:line="336" w:lineRule="auto" w:after="180"/>
-      </w:pPr>
-      <w:r>
-        <w:rPr>
-          <w:b w:val="0"/>
-        </w:rPr>
-        <w:t>Which labelled step matches this detail? Both maxima are 3, but the strongest recorded tap arrives at different times.</w:t>
-      </w:r>
-    </w:p>
-    <w:p>
-      <w:pPr>
-        <w:spacing w:line="336" w:lineRule="auto" w:after="180"/>
-        <w:shd w:fill="F4F9FC"/>
-      </w:pPr>
-      <w:r>
-        <w:rPr>
-          <w:b w:val="0"/>
-        </w:rPr>
-        <w:t xml:space="preserve">1. </w:t>
-      </w:r>
-      <w:r>
-        <w:rPr>
-          <w:b/>
-        </w:rPr>
-        <w:t>Signal</w:t>
-      </w:r>
-      <w:r>
-        <w:rPr>
-          <w:b w:val="0"/>
-        </w:rPr>
-        <w:t xml:space="preserve"> A</w:t>
-      </w:r>
-    </w:p>
-    <w:p>
-      <w:pPr>
-        <w:spacing w:line="336" w:lineRule="auto" w:after="180"/>
-        <w:shd w:fill="F4F9FC"/>
-      </w:pPr>
-      <w:r>
-        <w:rPr>
-          <w:b w:val="0"/>
-        </w:rPr>
-        <w:t xml:space="preserve">2. </w:t>
-      </w:r>
-      <w:r>
-        <w:rPr>
-          <w:b/>
-        </w:rPr>
-        <w:t>Signal</w:t>
-      </w:r>
-      <w:r>
-        <w:rPr>
-          <w:b w:val="0"/>
-        </w:rPr>
-        <w:t xml:space="preserve"> B</w:t>
-      </w:r>
-    </w:p>
-    <w:p>
-      <w:pPr>
-        <w:spacing w:line="336" w:lineRule="auto" w:after="180"/>
-        <w:shd w:fill="F4F9FC"/>
-      </w:pPr>
-      <w:r>
-        <w:rPr>
-          <w:b w:val="0"/>
-        </w:rPr>
-        <w:t>3. Maximum summary</w:t>
-      </w:r>
-    </w:p>
-    <w:p>
-      <w:pPr>
-        <w:spacing w:line="336" w:lineRule="auto" w:after="180"/>
-        <w:shd w:fill="F4F9FC"/>
-      </w:pPr>
-      <w:r>
-        <w:rPr>
-          <w:b w:val="0"/>
-        </w:rPr>
-        <w:t>4. Timed sampling</w:t>
+        <w:t>Repair a missing building block</w:t>
       </w:r>
     </w:p>
     <w:p>
@@ -2306,450 +2718,25 @@
         <w:pStyle w:val="Heading3"/>
       </w:pPr>
       <w:r>
-        <w:t>My selected conclusion, deciding fact and explanation</w:t>
-      </w:r>
-    </w:p>
-    <w:p>
-      <w:r>
-        <w:t>________________________________________________________________</w:t>
-      </w:r>
-    </w:p>
-    <w:p>
-      <w:r>
-        <w:t>________________________________________________________________</w:t>
-      </w:r>
-    </w:p>
-    <w:p>
-      <w:r>
-        <w:t>________________________________________________________________</w:t>
-      </w:r>
-    </w:p>
-    <w:p>
-      <w:r>
-        <w:t>________________________________________________________________</w:t>
-      </w:r>
-    </w:p>
-    <w:p>
-      <w:r>
-        <w:t>________________________________________________________________</w:t>
-      </w:r>
-    </w:p>
-    <w:p>
-      <w:pPr>
-        <w:pStyle w:val="Heading3"/>
-      </w:pPr>
-      <w:r>
-        <w:t>Hint · try first</w:t>
-      </w:r>
-    </w:p>
-    <w:p>
-      <w:pPr>
-        <w:spacing w:line="336" w:lineRule="auto" w:after="180"/>
-        <w:shd w:fill="F1F6F8"/>
-      </w:pPr>
-      <w:r>
-        <w:rPr>
-          <w:b w:val="0"/>
-        </w:rPr>
-        <w:t>Hint if needed: Read the steps in the pictorial case. Match the supplied detail to the stage that performs or records it.</w:t>
-      </w:r>
-    </w:p>
-    <w:p>
-      <w:pPr>
-        <w:pStyle w:val="Heading3"/>
-      </w:pPr>
-      <w:r>
-        <w:t>Feedback · compare after trying</w:t>
-      </w:r>
-    </w:p>
-    <w:p>
-      <w:pPr>
-        <w:spacing w:line="336" w:lineRule="auto" w:after="180"/>
-        <w:shd w:fill="F1F6FC"/>
-      </w:pPr>
-      <w:r>
-        <w:rPr>
-          <w:b w:val="0"/>
-        </w:rPr>
-        <w:t>After your attempt, compare with the supported explanation: Maximum summary Both maxima are 3, but the strongest recorded tap arrives at different times. The sequences contain the same values in different orders.</w:t>
-      </w:r>
-    </w:p>
-    <w:p>
-      <w:pPr>
-        <w:spacing w:line="336" w:lineRule="auto" w:after="180"/>
-        <w:shd w:fill="F1F6FC"/>
-      </w:pPr>
-      <w:r>
-        <w:rPr>
-          <w:b w:val="0"/>
-        </w:rPr>
-        <w:t xml:space="preserve">Keeping the maximum preserves peak recorded value while losing its timing. A graph should keep time on the horizontal axis; shuffling </w:t>
-      </w:r>
-      <w:r>
-        <w:rPr>
-          <w:b/>
-        </w:rPr>
-        <w:t>sample</w:t>
-      </w:r>
-      <w:r>
-        <w:rPr>
-          <w:b w:val="0"/>
-        </w:rPr>
-        <w:t xml:space="preserve">s changes the recorded </w:t>
-      </w:r>
-      <w:r>
-        <w:rPr>
-          <w:b/>
-        </w:rPr>
-        <w:t>signal</w:t>
-      </w:r>
-      <w:r>
-        <w:rPr>
-          <w:b w:val="0"/>
-        </w:rPr>
-        <w:t xml:space="preserve"> even if its maximum stays fixed.</w:t>
-      </w:r>
-    </w:p>
-    <w:p>
-      <w:pPr>
-        <w:pStyle w:val="Heading3"/>
-      </w:pPr>
-      <w:r>
-        <w:t>Practice 2: explain the deciding evidence</w:t>
-      </w:r>
-    </w:p>
-    <w:p>
-      <w:pPr>
-        <w:pStyle w:val="Heading3"/>
-      </w:pPr>
-      <w:r>
-        <w:t>Changed case · predict first</w:t>
-      </w:r>
-    </w:p>
-    <w:p>
-      <w:pPr>
-        <w:spacing w:line="336" w:lineRule="auto" w:after="180"/>
-        <w:shd w:fill="F5F1FB"/>
-      </w:pPr>
-      <w:r>
-        <w:rPr>
-          <w:b w:val="0"/>
-        </w:rPr>
-        <w:t xml:space="preserve">Changed-case practice: Retain only </w:t>
-      </w:r>
-      <w:r>
-        <w:rPr>
-          <w:b/>
-        </w:rPr>
-        <w:t>sample</w:t>
-      </w:r>
-      <w:r>
-        <w:rPr>
-          <w:b w:val="0"/>
-        </w:rPr>
-        <w:t>s at 0,2,4 ms. Which conclusion is supported by the supplied facts?</w:t>
-      </w:r>
-    </w:p>
-    <w:p>
-      <w:pPr>
-        <w:spacing w:line="336" w:lineRule="auto" w:after="180"/>
-        <w:shd w:fill="F4F9FC"/>
-      </w:pPr>
-      <w:r>
-        <w:rPr>
-          <w:b w:val="0"/>
-        </w:rPr>
-        <w:t xml:space="preserve">1. This one example guarantees correct results for every future </w:t>
-      </w:r>
-      <w:r>
-        <w:rPr>
-          <w:b/>
-        </w:rPr>
-        <w:t>input</w:t>
-      </w:r>
-      <w:r>
-        <w:rPr>
-          <w:b w:val="0"/>
-        </w:rPr>
-        <w:t>.</w:t>
-      </w:r>
-    </w:p>
-    <w:p>
-      <w:pPr>
-        <w:spacing w:line="336" w:lineRule="auto" w:after="180"/>
-        <w:shd w:fill="F4F9FC"/>
-      </w:pPr>
-      <w:r>
-        <w:rPr>
-          <w:b w:val="0"/>
-        </w:rPr>
-        <w:t xml:space="preserve">2. We can decide the result without examining the changed </w:t>
-      </w:r>
-      <w:r>
-        <w:rPr>
-          <w:b/>
-        </w:rPr>
-        <w:t>input</w:t>
-      </w:r>
-      <w:r>
-        <w:rPr>
-          <w:b w:val="0"/>
-        </w:rPr>
-        <w:t xml:space="preserve"> or the procedure.</w:t>
-      </w:r>
-    </w:p>
-    <w:p>
-      <w:pPr>
-        <w:spacing w:line="336" w:lineRule="auto" w:after="180"/>
-        <w:shd w:fill="F4F9FC"/>
-      </w:pPr>
-      <w:r>
-        <w:rPr>
-          <w:b w:val="0"/>
-        </w:rPr>
-        <w:t>3. Both retained sequences are 0,0,0.</w:t>
-      </w:r>
-    </w:p>
-    <w:p>
-      <w:pPr>
-        <w:pStyle w:val="Heading3"/>
-      </w:pPr>
-      <w:r>
-        <w:t>My selected conclusion, deciding fact and explanation</w:t>
-      </w:r>
-    </w:p>
-    <w:p>
-      <w:r>
-        <w:t>________________________________________________________________</w:t>
-      </w:r>
-    </w:p>
-    <w:p>
-      <w:r>
-        <w:t>________________________________________________________________</w:t>
-      </w:r>
-    </w:p>
-    <w:p>
-      <w:r>
-        <w:t>________________________________________________________________</w:t>
-      </w:r>
-    </w:p>
-    <w:p>
-      <w:r>
-        <w:t>________________________________________________________________</w:t>
-      </w:r>
-    </w:p>
-    <w:p>
-      <w:r>
-        <w:t>________________________________________________________________</w:t>
-      </w:r>
-    </w:p>
-    <w:p>
-      <w:pPr>
-        <w:pStyle w:val="Heading3"/>
-      </w:pPr>
-      <w:r>
-        <w:t>Hint · try first</w:t>
-      </w:r>
-    </w:p>
-    <w:p>
-      <w:pPr>
-        <w:spacing w:line="336" w:lineRule="auto" w:after="180"/>
-        <w:shd w:fill="F1F6F8"/>
-      </w:pPr>
-      <w:r>
-        <w:rPr>
-          <w:b w:val="0"/>
-        </w:rPr>
-        <w:t>Hint if needed: Use the changed condition and the deciding step in the pictorial trace. The answer must say what follows from those facts.</w:t>
-      </w:r>
-    </w:p>
-    <w:p>
-      <w:pPr>
-        <w:pStyle w:val="Heading3"/>
-      </w:pPr>
-      <w:r>
-        <w:t>Feedback · compare after trying</w:t>
-      </w:r>
-    </w:p>
-    <w:p>
-      <w:pPr>
-        <w:spacing w:line="336" w:lineRule="auto" w:after="180"/>
-        <w:shd w:fill="F1F6FC"/>
-      </w:pPr>
-      <w:r>
-        <w:rPr>
-          <w:b w:val="0"/>
-        </w:rPr>
-        <w:t xml:space="preserve">After your attempt, compare with the supported explanation: Both retained sequences are 0,0,0. The selected times omit both nonzero </w:t>
-      </w:r>
-      <w:r>
-        <w:rPr>
-          <w:b/>
-        </w:rPr>
-        <w:t>sample</w:t>
-      </w:r>
-      <w:r>
-        <w:rPr>
-          <w:b w:val="0"/>
-        </w:rPr>
-        <w:t xml:space="preserve">s from each </w:t>
-      </w:r>
-      <w:r>
-        <w:rPr>
-          <w:b/>
-        </w:rPr>
-        <w:t>signal</w:t>
-      </w:r>
-      <w:r>
-        <w:rPr>
-          <w:b w:val="0"/>
-        </w:rPr>
-        <w:t>.</w:t>
-      </w:r>
-    </w:p>
-    <w:p>
-      <w:pPr>
-        <w:pStyle w:val="Heading3"/>
-      </w:pPr>
-      <w:r>
-        <w:t>Repair a missing building block</w:t>
-      </w:r>
-    </w:p>
-    <w:p>
-      <w:pPr>
-        <w:spacing w:line="336" w:lineRule="auto" w:after="180"/>
-      </w:pPr>
-      <w:r>
-        <w:rPr>
-          <w:b w:val="0"/>
-        </w:rPr>
-        <w:t>Review Pictures Become Numbers (ai-1/5). Goal: Encode and reconstruct a small image using an explicit grid convention.</w:t>
-      </w:r>
-    </w:p>
-    <w:p>
-      <w:pPr>
-        <w:spacing w:line="336" w:lineRule="auto" w:after="180"/>
-      </w:pPr>
-      <w:r>
-        <w:rPr>
-          <w:b w:val="0"/>
-        </w:rPr>
-        <w:t>Short practice: Find a position where the original badges differ, then read the changed A back as a picture.. Return to this week and explain what you changed.</w:t>
-      </w:r>
-    </w:p>
-    <w:p>
-      <w:pPr>
-        <w:spacing w:line="336" w:lineRule="auto" w:after="180"/>
-      </w:pPr>
-      <w:r>
-        <w:rPr>
-          <w:b w:val="0"/>
-        </w:rPr>
-        <w:t>Review Sensors Are Messengers (ai-1/3). Goal: Describe a measurement using its quantity, value, unit and conditions. Short practice: Why can we calculate the earlier gap but not predict an exact new B reading?.</w:t>
-      </w:r>
-    </w:p>
-    <w:p>
-      <w:pPr>
-        <w:spacing w:line="336" w:lineRule="auto" w:after="180"/>
-      </w:pPr>
-      <w:r>
-        <w:rPr>
-          <w:b w:val="0"/>
-        </w:rPr>
-        <w:t>Return to this week and explain what you changed.</w:t>
-      </w:r>
-    </w:p>
-    <w:p>
-      <w:pPr>
-        <w:pStyle w:val="Heading3"/>
-      </w:pPr>
-      <w:r>
         <w:t>Keep your completed work</w:t>
       </w:r>
     </w:p>
     <w:p>
       <w:pPr>
-        <w:spacing w:line="336" w:lineRule="auto" w:after="180"/>
-      </w:pPr>
-      <w:r>
-        <w:rPr>
-          <w:b w:val="0"/>
-        </w:rPr>
-        <w:t xml:space="preserve">Use Download completed work in the hosted lesson to export your answers, reflections, practice feedback and code-run </w:t>
-      </w:r>
-      <w:r>
-        <w:rPr>
-          <w:b/>
-        </w:rPr>
-        <w:t>evidence</w:t>
-      </w:r>
-      <w:r>
-        <w:rPr>
-          <w:b w:val="0"/>
-        </w:rPr>
-        <w:t>. Open the HTML copy to read or print it.</w:t>
-      </w:r>
-    </w:p>
-    <w:p>
-      <w:pPr>
-        <w:spacing w:line="336" w:lineRule="auto" w:after="180"/>
-      </w:pPr>
-      <w:r>
-        <w:rPr>
-          <w:b w:val="0"/>
-        </w:rPr>
-        <w:t>Drafts stay in this browser when storage is available; clear drafts on a shared device.</w:t>
-      </w:r>
-    </w:p>
-    <w:p>
-      <w:pPr>
-        <w:pStyle w:val="Heading3"/>
-      </w:pPr>
-      <w:r>
-        <w:t>What I repaired, the evidence I kept and the next test</w:t>
-      </w:r>
-    </w:p>
-    <w:p>
-      <w:r>
-        <w:t>________________________________________________________________</w:t>
-      </w:r>
-    </w:p>
-    <w:p>
-      <w:r>
-        <w:t>________________________________________________________________</w:t>
-      </w:r>
-    </w:p>
-    <w:p>
-      <w:r>
-        <w:t>________________________________________________________________</w:t>
-      </w:r>
-    </w:p>
-    <w:p>
-      <w:r>
-        <w:t>________________________________________________________________</w:t>
-      </w:r>
-    </w:p>
-    <w:p>
-      <w:r>
-        <w:t>________________________________________________________________</w:t>
-      </w:r>
-    </w:p>
-    <w:p>
-      <w:pPr>
         <w:pStyle w:val="Heading1"/>
       </w:pPr>
       <w:r>
-        <w:t>21. Visual concept journey</w:t>
-      </w:r>
-    </w:p>
-    <w:p>
-      <w:r>
-        <w:t>Explain each Sound Becomes a Signal picture from its labels, then record a relevant limit.</w:t>
-      </w:r>
-    </w:p>
-    <w:p>
-      <w:pPr>
-        <w:pStyle w:val="Heading3"/>
+        <w:t>21. Reference · Six-picture response sheets</w:t>
+      </w:r>
+    </w:p>
+    <w:p>
+      <w:r>
+        <w:t>Choose the image that helps rather than repeating all six.</w:t>
+      </w:r>
+    </w:p>
+    <w:p>
+      <w:pPr>
+        <w:pStyle w:val="Heading2"/>
       </w:pPr>
       <w:r>
         <w:t>01. Sound Becomes a Signal: the case</w:t>
@@ -2852,7 +2839,6 @@
     <w:p>
       <w:pPr>
         <w:spacing w:line="336" w:lineRule="auto" w:after="180"/>
-        <w:shd w:fill="F5F1FB"/>
       </w:pPr>
       <w:r>
         <w:rPr>
@@ -2891,7 +2877,7 @@
     </w:p>
     <w:p>
       <w:pPr>
-        <w:pStyle w:val="Heading3"/>
+        <w:pStyle w:val="Heading2"/>
       </w:pPr>
       <w:r>
         <w:t>02. Follow the deciding steps</w:t>
@@ -2995,7 +2981,6 @@
     <w:p>
       <w:pPr>
         <w:spacing w:line="336" w:lineRule="auto" w:after="180"/>
-        <w:shd w:fill="F5F1FB"/>
       </w:pPr>
       <w:r>
         <w:rPr>
@@ -3046,7 +3031,7 @@
     </w:p>
     <w:p>
       <w:pPr>
-        <w:pStyle w:val="Heading3"/>
+        <w:pStyle w:val="Heading2"/>
       </w:pPr>
       <w:r>
         <w:t>03. Same peak, different sample timing</w:t>
@@ -3138,7 +3123,6 @@
     <w:p>
       <w:pPr>
         <w:spacing w:line="336" w:lineRule="auto" w:after="180"/>
-        <w:shd w:fill="F5F1FB"/>
       </w:pPr>
       <w:r>
         <w:rPr>
@@ -3177,7 +3161,7 @@
     </w:p>
     <w:p>
       <w:pPr>
-        <w:pStyle w:val="Heading3"/>
+        <w:pStyle w:val="Heading2"/>
       </w:pPr>
       <w:r>
         <w:t>04. Change one thing. Trace what follows.</w:t>
@@ -3280,7 +3264,6 @@
     <w:p>
       <w:pPr>
         <w:spacing w:line="336" w:lineRule="auto" w:after="180"/>
-        <w:shd w:fill="F5F1FB"/>
       </w:pPr>
       <w:r>
         <w:rPr>
@@ -3319,7 +3302,7 @@
     </w:p>
     <w:p>
       <w:pPr>
-        <w:pStyle w:val="Heading3"/>
+        <w:pStyle w:val="Heading2"/>
       </w:pPr>
       <w:r>
         <w:t>05. Connect the explanation to its limit</w:t>
@@ -3421,7 +3404,6 @@
     <w:p>
       <w:pPr>
         <w:spacing w:line="336" w:lineRule="auto" w:after="180"/>
-        <w:shd w:fill="F5F1FB"/>
       </w:pPr>
       <w:r>
         <w:rPr>
@@ -3460,7 +3442,7 @@
     </w:p>
     <w:p>
       <w:pPr>
-        <w:pStyle w:val="Heading3"/>
+        <w:pStyle w:val="Heading2"/>
       </w:pPr>
       <w:r>
         <w:t>06. Make the idea visible in your project</w:t>
@@ -3563,7 +3545,6 @@
     <w:p>
       <w:pPr>
         <w:spacing w:line="336" w:lineRule="auto" w:after="180"/>
-        <w:shd w:fill="F5F1FB"/>
       </w:pPr>
       <w:r>
         <w:rPr>
@@ -3610,6 +3591,62 @@
     <w:p>
       <w:r>
         <w:t>________________________________________________________________</w:t>
+      </w:r>
+    </w:p>
+    <w:p>
+      <w:pPr>
+        <w:pStyle w:val="Heading2"/>
+      </w:pPr>
+      <w:r>
+        <w:t>Earlier wording, alternatives and picture transcripts · reference / check after trying</w:t>
+      </w:r>
+    </w:p>
+    <w:p>
+      <w:pPr>
+        <w:pStyle w:val="Heading3"/>
+      </w:pPr>
+      <w:r>
+        <w:t>01. Sound Becomes a Signal: the case</w:t>
+      </w:r>
+    </w:p>
+    <w:p>
+      <w:pPr>
+        <w:pStyle w:val="Heading3"/>
+      </w:pPr>
+      <w:r>
+        <w:t>02. Follow the deciding steps</w:t>
+      </w:r>
+    </w:p>
+    <w:p>
+      <w:pPr>
+        <w:pStyle w:val="Heading3"/>
+      </w:pPr>
+      <w:r>
+        <w:t>03. Same peak, different sample timing</w:t>
+      </w:r>
+    </w:p>
+    <w:p>
+      <w:pPr>
+        <w:pStyle w:val="Heading3"/>
+      </w:pPr>
+      <w:r>
+        <w:t>04. Change one thing. Trace what follows.</w:t>
+      </w:r>
+    </w:p>
+    <w:p>
+      <w:pPr>
+        <w:pStyle w:val="Heading3"/>
+      </w:pPr>
+      <w:r>
+        <w:t>05. Connect the explanation to its limit</w:t>
+      </w:r>
+    </w:p>
+    <w:p>
+      <w:pPr>
+        <w:pStyle w:val="Heading3"/>
+      </w:pPr>
+      <w:r>
+        <w:t>06. Make the idea visible in your project</w:t>
       </w:r>
     </w:p>
     <w:sectPr>
